--- a/swh/docx/017.content.docx
+++ b/swh/docx/017.content.docx
@@ -166,26 +166,6 @@
       </w:r>
       <w:r>
         <w:rPr>
-          <w:i/>
-          <w:lang w:val="sw_KE" w:bidi="sw_KE"/>
-        </w:rPr>
-        <w:t>Palestina, Pamfiliya, Parthia, Waparthia, Paulo, Mtume, Pelegi, Pentekoste, Pepo, Peponi, Perea, Petro, Barua ya Kwanza ya, Petro, Mtume, Philistia, Wafilisti, Philo, Myahudi, Pishoni, Pontio, Pontio Pilato, Power, Presbiteri, Protevangelium, Pumziko, Putu, Putu (Eneo), Putu (Mtu)</w:t>
-      </w:r>
-      <w:r>
-        <w:rPr>
-          <w:lang w:val="sw_KE" w:bidi="sw_KE"/>
-        </w:rPr>
-      </w:r>
-    </w:p>
-    <w:p>
-      <w:pPr/>
-      <w:r>
-        <w:rPr>
-          <w:lang w:val="sw_KE" w:bidi="sw_KE"/>
-        </w:rPr>
-      </w:r>
-      <w:r>
-        <w:rPr>
           <w:lang w:val="sw_KE" w:bidi="sw_KE"/>
         </w:rPr>
         <w:t xml:space="preserve"> </w:t>
@@ -14223,6 +14203,924 @@
         <w:rPr>
           <w:lang w:val="sw_KE" w:bidi="sw_KE"/>
         </w:rPr>
+        <w:t>Pesa</w:t>
+      </w:r>
+      <w:r>
+        <w:rPr>
+          <w:lang w:val="sw_KE" w:bidi="sw_KE"/>
+        </w:rPr>
+      </w:r>
+    </w:p>
+    <w:p>
+      <w:pPr/>
+      <w:r>
+        <w:rPr>
+          <w:lang w:val="sw_KE" w:bidi="sw_KE"/>
+        </w:rPr>
+      </w:r>
+      <w:r>
+        <w:rPr>
+          <w:lang w:val="sw_KE" w:bidi="sw_KE"/>
+        </w:rPr>
+        <w:t>Kipimo cha kubadilishana, kipimo cha thamani, na njia ya malipo.</w:t>
+      </w:r>
+    </w:p>
+    <w:p>
+      <w:pPr/>
+      <w:r>
+        <w:rPr>
+          <w:lang w:val="sw_KE" w:bidi="sw_KE"/>
+        </w:rPr>
+      </w:r>
+      <w:r>
+        <w:rPr>
+          <w:lang w:val="sw_KE" w:bidi="sw_KE"/>
+        </w:rPr>
+        <w:t xml:space="preserve">Pesa zilianzishwa kama njia rahisi ya kubadilishana ili kuongeza na baadaye kuchukua nafasi ya kubadilishana bidhaa, ingawa mifumo hiyo miwili ilifanya kazi pamoja kwa karne nyingi. Kuanzia kipindi cha kifalme hadi leo, utajiri umepimwa kwa bidhaa na metali za thamani, hasa dhahabu na fedha, ambazo zinabaki kuwa njia zinazokubalika za kubadilishana. </w:t>
+      </w:r>
+      <w:hyperlink r:id="rId418">
+        <w:r>
+          <w:rPr>
+            <w:lang w:val="sw_KE" w:bidi="sw_KE"/>
+          </w:rPr>
+          <w:rPr>
+            <w:color w:val="0000EE"/>
+            <w:u w:val="single"/>
+          </w:rPr>
+          <w:t>Mwanzo 13:2</w:t>
+        </w:r>
+      </w:hyperlink>
+      <w:r>
+        <w:rPr>
+          <w:lang w:val="sw_KE" w:bidi="sw_KE"/>
+        </w:rPr>
+        <w:t xml:space="preserve"> inamwelezea Abrahamu kama “tajiri sana kwa ng'ombe, fedha, na dhahabu.”</w:t>
+      </w:r>
+    </w:p>
+    <w:p>
+      <w:pPr/>
+      <w:r>
+        <w:rPr>
+          <w:lang w:val="sw_KE" w:bidi="sw_KE"/>
+        </w:rPr>
+      </w:r>
+      <w:r>
+        <w:rPr>
+          <w:lang w:val="sw_KE" w:bidi="sw_KE"/>
+        </w:rPr>
+        <w:t xml:space="preserve">Utajiri katika jamii za wahamaji au nusu-wahamaji mara nyingi ulipimwa kwa idadi ya ng'ombe mtu aliyemiliki. Kwa sababu hii, ng'ombe walikuwa njia ya kubadilishana iliyokubalika kwa urahisi na yenye thamani, ingawa ni kubwa. Kiwango ambacho ng'ombe walitambuliwa kama kipimo cha thamani, utajiri, na kubadilishana kinaonyeshwa katika neno la Kilatini la pesa, </w:t>
+      </w:r>
+      <w:r>
+        <w:rPr>
+          <w:i/>
+          <w:lang w:val="sw_KE" w:bidi="sw_KE"/>
+        </w:rPr>
+        <w:t>pecunia,</w:t>
+      </w:r>
+      <w:r>
+        <w:rPr>
+          <w:lang w:val="sw_KE" w:bidi="sw_KE"/>
+        </w:rPr>
+        <w:t xml:space="preserve"> ambalo limetokana moja kwa moja na </w:t>
+      </w:r>
+      <w:r>
+        <w:rPr>
+          <w:i/>
+          <w:lang w:val="sw_KE" w:bidi="sw_KE"/>
+        </w:rPr>
+        <w:t>pecus,</w:t>
+      </w:r>
+      <w:r>
+        <w:rPr>
+          <w:lang w:val="sw_KE" w:bidi="sw_KE"/>
+        </w:rPr>
+        <w:t xml:space="preserve"> linalomaanisha "ng'ombe." Kwa madhumuni ya kidini, kodi au michango iliyolipwa kwa ng'ombe ilikuwa inakubalika zaidi, na hii haikuongeza tu utambuzi wa jumla wa njia hii bali pia ilifanya hekalu kuwa hifadhi ya makundi makubwa ya ng'ombe, pamoja na wanyama wadogo na mazao, ambayo, kama yasingeweza kutumika moja kwa moja katika ibada za hekalu, yangeweza kubadilishwa kwa bidhaa zozote zilizohitajika. Vyakula vinavyoharibika vilikuwa havipendwi sana kwa madhumuni ya kubadilishana kuliko wanyama kama kondoo na punda, ingawa mbao, divai, na asali zilitumika mara kwa mara kama aina ya sarafu (</w:t>
+      </w:r>
+      <w:hyperlink r:id="rId419">
+        <w:r>
+          <w:rPr>
+            <w:lang w:val="sw_KE" w:bidi="sw_KE"/>
+          </w:rPr>
+          <w:rPr>
+            <w:color w:val="0000EE"/>
+            <w:u w:val="single"/>
+          </w:rPr>
+          <w:t>1 Sam 8:15</w:t>
+        </w:r>
+      </w:hyperlink>
+      <w:r>
+        <w:rPr>
+          <w:lang w:val="sw_KE" w:bidi="sw_KE"/>
+        </w:rPr>
+        <w:t xml:space="preserve">; </w:t>
+      </w:r>
+      <w:hyperlink r:id="rId420">
+        <w:r>
+          <w:rPr>
+            <w:lang w:val="sw_KE" w:bidi="sw_KE"/>
+          </w:rPr>
+          <w:rPr>
+            <w:color w:val="0000EE"/>
+            <w:u w:val="single"/>
+          </w:rPr>
+          <w:t>2 Fal 3:4</w:t>
+        </w:r>
+      </w:hyperlink>
+      <w:r>
+        <w:rPr>
+          <w:lang w:val="sw_KE" w:bidi="sw_KE"/>
+        </w:rPr>
+        <w:t xml:space="preserve">; </w:t>
+      </w:r>
+      <w:hyperlink r:id="rId421">
+        <w:r>
+          <w:rPr>
+            <w:lang w:val="sw_KE" w:bidi="sw_KE"/>
+          </w:rPr>
+          <w:rPr>
+            <w:color w:val="0000EE"/>
+            <w:u w:val="single"/>
+          </w:rPr>
+          <w:t>Eze 45:13–16</w:t>
+        </w:r>
+      </w:hyperlink>
+      <w:r>
+        <w:rPr>
+          <w:lang w:val="sw_KE" w:bidi="sw_KE"/>
+        </w:rPr>
+        <w:t>). Kodi za umma na za kibinafsi, ushuru, na madeni ya aina zote zilitolewa kwa njia hii. Solomoni alimlipa Hiramu, mfalme wa Tiro, kwa ngano na mafuta ya zeituni kwa msaada wake katika ujenzi wa hekalu (</w:t>
+      </w:r>
+      <w:hyperlink r:id="rId422">
+        <w:r>
+          <w:rPr>
+            <w:lang w:val="sw_KE" w:bidi="sw_KE"/>
+          </w:rPr>
+          <w:rPr>
+            <w:color w:val="0000EE"/>
+            <w:u w:val="single"/>
+          </w:rPr>
+          <w:t>1 Fal 5:11</w:t>
+        </w:r>
+      </w:hyperlink>
+      <w:r>
+        <w:rPr>
+          <w:lang w:val="sw_KE" w:bidi="sw_KE"/>
+        </w:rPr>
+        <w:t xml:space="preserve">), na katika karne ya nane KK kodi zililipwa kwa kawaida kwa mitungi ya divai au mafuta ya zeituni. Ushuru kwa njia ya kondoo na sufu umeandikwa katika </w:t>
+      </w:r>
+      <w:hyperlink r:id="rId420">
+        <w:r>
+          <w:rPr>
+            <w:lang w:val="sw_KE" w:bidi="sw_KE"/>
+          </w:rPr>
+          <w:rPr>
+            <w:color w:val="0000EE"/>
+            <w:u w:val="single"/>
+          </w:rPr>
+          <w:t>2 Wafalme 3:4</w:t>
+        </w:r>
+      </w:hyperlink>
+      <w:r>
+        <w:rPr>
+          <w:lang w:val="sw_KE" w:bidi="sw_KE"/>
+        </w:rPr>
+        <w:t>.</w:t>
+      </w:r>
+    </w:p>
+    <w:p>
+      <w:pPr/>
+      <w:r>
+        <w:rPr>
+          <w:lang w:val="sw_KE" w:bidi="sw_KE"/>
+        </w:rPr>
+      </w:r>
+      <w:r>
+        <w:rPr>
+          <w:lang w:val="sw_KE" w:bidi="sw_KE"/>
+        </w:rPr>
+        <w:t>Njia zote za kubadilishana zilizotajwa zilikuwa zinawakilisha bidhaa ambazo zingeweza kupimwa au kuhesabiwa, na juhudi zilifanywa kuanzisha kiwango cha kawaida cha kubadilishana kati yao.</w:t>
+      </w:r>
+    </w:p>
+    <w:p>
+      <w:pPr/>
+      <w:r>
+        <w:rPr>
+          <w:lang w:val="sw_KE" w:bidi="sw_KE"/>
+        </w:rPr>
+      </w:r>
+      <w:r>
+        <w:rPr>
+          <w:lang w:val="sw_KE" w:bidi="sw_KE"/>
+        </w:rPr>
+        <w:t xml:space="preserve">Fedha ilikuwa metali ya thamani iliyopatikana kwa urahisi zaidi katika Mashariki ya Karibu ya kale, na hivyo ilikuwa ndiyo iliyotajwa mara nyingi zaidi kuhusiana na manunuzi kwa uzito, na katika kipindi cha baadaye kwa sarafu. Tukio la kwanza lililorekodiwa katika Biblia la fedha kutumika kama njia ya kubadilishana linatokea katika </w:t>
+      </w:r>
+      <w:hyperlink r:id="rId423">
+        <w:r>
+          <w:rPr>
+            <w:lang w:val="sw_KE" w:bidi="sw_KE"/>
+          </w:rPr>
+          <w:rPr>
+            <w:color w:val="0000EE"/>
+            <w:u w:val="single"/>
+          </w:rPr>
+          <w:t>Mwanzo 20:14–16</w:t>
+        </w:r>
+      </w:hyperlink>
+      <w:r>
+        <w:rPr>
+          <w:lang w:val="sw_KE" w:bidi="sw_KE"/>
+        </w:rPr>
+        <w:t>, ambapo Abrahamu alipokea malipo ya shekeli 1,000 kwa uzito wa fedha, pamoja na wanyama na watumwa. Abrahamu pia alinunua shamba na pango la Makpela kwa shekeli 400 za fedha (</w:t>
+      </w:r>
+      <w:hyperlink r:id="rId424">
+        <w:r>
+          <w:rPr>
+            <w:lang w:val="sw_KE" w:bidi="sw_KE"/>
+          </w:rPr>
+          <w:rPr>
+            <w:color w:val="0000EE"/>
+            <w:u w:val="single"/>
+          </w:rPr>
+          <w:t>Mwa 23:15–16</w:t>
+        </w:r>
+      </w:hyperlink>
+      <w:r>
+        <w:rPr>
+          <w:lang w:val="sw_KE" w:bidi="sw_KE"/>
+        </w:rPr>
+        <w:t xml:space="preserve">), ambayo kulingana na desturi ya siku hiyo ililazimika kupimwa mbele ya muuzaji na kukaguliwa na mashahidi (linganisha. </w:t>
+      </w:r>
+      <w:hyperlink r:id="rId425">
+        <w:r>
+          <w:rPr>
+            <w:lang w:val="sw_KE" w:bidi="sw_KE"/>
+          </w:rPr>
+          <w:rPr>
+            <w:color w:val="0000EE"/>
+            <w:u w:val="single"/>
+          </w:rPr>
+          <w:t>Yer 32:9–10</w:t>
+        </w:r>
+      </w:hyperlink>
+      <w:r>
+        <w:rPr>
+          <w:lang w:val="sw_KE" w:bidi="sw_KE"/>
+        </w:rPr>
+        <w:t>).</w:t>
+      </w:r>
+    </w:p>
+    <w:p>
+      <w:pPr/>
+      <w:r>
+        <w:rPr>
+          <w:lang w:val="sw_KE" w:bidi="sw_KE"/>
+        </w:rPr>
+      </w:r>
+      <w:r>
+        <w:rPr>
+          <w:lang w:val="sw_KE" w:bidi="sw_KE"/>
+        </w:rPr>
+        <w:t>Kama matukio haya yalitokea mwanzoni mwa milenia ya pili KK, neno "shekeli" halingewakilisha sarafu inayojulikana kutoka vipindi vya baadaye, bali badala yake uzito fulani wa fedha. Baadaye, ndugu zake Yosefu walimuuza kwa wafanyabiashara wanaosafiri kwa shekeli 20 za fedha (</w:t>
+      </w:r>
+      <w:hyperlink r:id="rId426">
+        <w:r>
+          <w:rPr>
+            <w:lang w:val="sw_KE" w:bidi="sw_KE"/>
+          </w:rPr>
+          <w:rPr>
+            <w:color w:val="0000EE"/>
+            <w:u w:val="single"/>
+          </w:rPr>
+          <w:t>Mwa 37:28</w:t>
+        </w:r>
+      </w:hyperlink>
+      <w:r>
+        <w:rPr>
+          <w:lang w:val="sw_KE" w:bidi="sw_KE"/>
+        </w:rPr>
+        <w:t xml:space="preserve">). </w:t>
+      </w:r>
+      <w:hyperlink r:id="rId427">
+        <w:r>
+          <w:rPr>
+            <w:lang w:val="sw_KE" w:bidi="sw_KE"/>
+          </w:rPr>
+          <w:rPr>
+            <w:color w:val="0000EE"/>
+            <w:u w:val="single"/>
+          </w:rPr>
+          <w:t>Mwanzo 33:19</w:t>
+        </w:r>
+      </w:hyperlink>
+      <w:r>
+        <w:rPr>
+          <w:lang w:val="sw_KE" w:bidi="sw_KE"/>
+        </w:rPr>
+        <w:t xml:space="preserve"> inataja kipimo kingine cha uzito wa chuma, </w:t>
+      </w:r>
+      <w:r>
+        <w:rPr>
+          <w:i/>
+          <w:lang w:val="sw_KE" w:bidi="sw_KE"/>
+        </w:rPr>
+        <w:t>kesitah</w:t>
+      </w:r>
+      <w:r>
+        <w:rPr>
+          <w:lang w:val="sw_KE" w:bidi="sw_KE"/>
+        </w:rPr>
+        <w:t xml:space="preserve"> (nlt mg), kuhusiana na ununuzi wa shamba na Yakobo; neno hilo linatokea tena katika </w:t>
+      </w:r>
+      <w:hyperlink r:id="rId428">
+        <w:r>
+          <w:rPr>
+            <w:lang w:val="sw_KE" w:bidi="sw_KE"/>
+          </w:rPr>
+          <w:rPr>
+            <w:color w:val="0000EE"/>
+            <w:u w:val="single"/>
+          </w:rPr>
+          <w:t>Yoshua 24:32</w:t>
+        </w:r>
+      </w:hyperlink>
+      <w:r>
+        <w:rPr>
+          <w:lang w:val="sw_KE" w:bidi="sw_KE"/>
+        </w:rPr>
+        <w:t xml:space="preserve"> na </w:t>
+      </w:r>
+      <w:hyperlink r:id="rId429">
+        <w:r>
+          <w:rPr>
+            <w:lang w:val="sw_KE" w:bidi="sw_KE"/>
+          </w:rPr>
+          <w:rPr>
+            <w:color w:val="0000EE"/>
+            <w:u w:val="single"/>
+          </w:rPr>
+          <w:t>Ayubu 42:11</w:t>
+        </w:r>
+      </w:hyperlink>
+      <w:r>
+        <w:rPr>
+          <w:lang w:val="sw_KE" w:bidi="sw_KE"/>
+        </w:rPr>
+        <w:t>. Kipimo hiki kinaweza kuwa kilikuwa kinawakilisha kiasi sawa na thamani ya fedha kwa kondoo.</w:t>
+      </w:r>
+    </w:p>
+    <w:p>
+      <w:pPr/>
+      <w:r>
+        <w:rPr>
+          <w:lang w:val="sw_KE" w:bidi="sw_KE"/>
+        </w:rPr>
+      </w:r>
+      <w:r>
+        <w:rPr>
+          <w:lang w:val="sw_KE" w:bidi="sw_KE"/>
+        </w:rPr>
+        <w:t>Kwa muda, wanyama wakubwa na vitu vya nyenzo vilionekana kuwa vizito sana kama njia ya kubadilishana, na chuma kilianza kuwa maarufu zaidi. Usafirishaji wa kiasi kikubwa cha metali za thamani uliendelea kuwa tatizo, hivyo ilihitajika kubuni njia ya utambuzi rahisi, upatikanaji, na uhifadhi wa metali maalum za thamani.</w:t>
+      </w:r>
+    </w:p>
+    <w:p>
+      <w:pPr/>
+      <w:r>
+        <w:rPr>
+          <w:lang w:val="sw_KE" w:bidi="sw_KE"/>
+        </w:rPr>
+      </w:r>
+      <w:r>
+        <w:rPr>
+          <w:lang w:val="sw_KE" w:bidi="sw_KE"/>
+        </w:rPr>
+        <w:t>Kwa miaka mingi, maumbo yenye umbo sawa yaliundwa kwa ajili ya metali zinazotumika katika miamala. Fedha ingeweza kupangwa au kufungwa katika mafungu, kama inavyoonyeshwa katika michoro ya Misri, na wana wa Yakobo walitumia mbinu kama hiyo katika kusafirisha bei ya nafaka waliyokuwa wakinunua kutoka Misri (</w:t>
+      </w:r>
+      <w:hyperlink r:id="rId430">
+        <w:r>
+          <w:rPr>
+            <w:lang w:val="sw_KE" w:bidi="sw_KE"/>
+          </w:rPr>
+          <w:rPr>
+            <w:color w:val="0000EE"/>
+            <w:u w:val="single"/>
+          </w:rPr>
+          <w:t>Mwa 42:35</w:t>
+        </w:r>
+      </w:hyperlink>
+      <w:r>
+        <w:rPr>
+          <w:lang w:val="sw_KE" w:bidi="sw_KE"/>
+        </w:rPr>
+        <w:t>). Karibu mwaka wa 1500 KK, vipande vya metali vilivyoundwa katika umbo la ingoti, vibao, ndimi, au vichwa vya wanyama vilikuwa vinatumika, pamoja na diski za dhahabu na pete za waya za dhahabu. Labda vipande maarufu zaidi vilivyokubalika kama sarafu vilikuwa vile ambavyo pia vilikuwa vimeundwa kama vito. Vitu vya thamani vilivyoorodheshwa miongoni mwa nyara za Wamidiani vilijumuisha minyororo ya dhahabu, bangili, pete za muhuri, na pete za masikio (</w:t>
+      </w:r>
+      <w:hyperlink r:id="rId431">
+        <w:r>
+          <w:rPr>
+            <w:lang w:val="sw_KE" w:bidi="sw_KE"/>
+          </w:rPr>
+          <w:rPr>
+            <w:color w:val="0000EE"/>
+            <w:u w:val="single"/>
+          </w:rPr>
+          <w:t>Hes 31:50</w:t>
+        </w:r>
+      </w:hyperlink>
+      <w:r>
+        <w:rPr>
+          <w:lang w:val="sw_KE" w:bidi="sw_KE"/>
+        </w:rPr>
+        <w:t>). Bangili na pete hasa zilikuwa na uzito uliowekwa, na kwa hivyo zingeweza kutumika kwa urahisi kama sarafu. Rebeka alipokea zawadi kutoka kwa mchumba wake ambazo zilikuwa katika umbo la vito vya uzito maalum: pete ya dhahabu yenye uzito wa nusu shekeli na bangili mbili zenye uzito wa shekeli kumi za dhahabu (</w:t>
+      </w:r>
+      <w:hyperlink r:id="rId432">
+        <w:r>
+          <w:rPr>
+            <w:lang w:val="sw_KE" w:bidi="sw_KE"/>
+          </w:rPr>
+          <w:rPr>
+            <w:color w:val="0000EE"/>
+            <w:u w:val="single"/>
+          </w:rPr>
+          <w:t>Mwa 24:22</w:t>
+        </w:r>
+      </w:hyperlink>
+      <w:r>
+        <w:rPr>
+          <w:lang w:val="sw_KE" w:bidi="sw_KE"/>
+        </w:rPr>
+        <w:t>). Ayubu alipewa pete nzuri ya dhahabu na jamaa kadhaa, na haiwezekani kwamba wote wangempa zawadi sawa ikiwa haikuwa na thamani fulani ya kifedha (</w:t>
+      </w:r>
+      <w:hyperlink r:id="rId429">
+        <w:r>
+          <w:rPr>
+            <w:lang w:val="sw_KE" w:bidi="sw_KE"/>
+          </w:rPr>
+          <w:rPr>
+            <w:color w:val="0000EE"/>
+            <w:u w:val="single"/>
+          </w:rPr>
+          <w:t>Ay 42:11</w:t>
+        </w:r>
+      </w:hyperlink>
+      <w:r>
+        <w:rPr>
+          <w:lang w:val="sw_KE" w:bidi="sw_KE"/>
+        </w:rPr>
+        <w:t>).</w:t>
+      </w:r>
+    </w:p>
+    <w:p>
+      <w:pPr/>
+      <w:r>
+        <w:rPr>
+          <w:lang w:val="sw_KE" w:bidi="sw_KE"/>
+        </w:rPr>
+      </w:r>
+      <w:r>
+        <w:rPr>
+          <w:lang w:val="sw_KE" w:bidi="sw_KE"/>
+        </w:rPr>
+        <w:t xml:space="preserve">Sharti katika </w:t>
+      </w:r>
+      <w:hyperlink r:id="rId433">
+        <w:r>
+          <w:rPr>
+            <w:lang w:val="sw_KE" w:bidi="sw_KE"/>
+          </w:rPr>
+          <w:rPr>
+            <w:color w:val="0000EE"/>
+            <w:u w:val="single"/>
+          </w:rPr>
+          <w:t>Kumbukumbu la Torati 14:25</w:t>
+        </w:r>
+      </w:hyperlink>
+      <w:r>
+        <w:rPr>
+          <w:lang w:val="sw_KE" w:bidi="sw_KE"/>
+        </w:rPr>
+        <w:t xml:space="preserve"> la “kufunga pesa zako” lingemaanisha ama vipande nyembamba vya fedha ambavyo vinaweza kufungwa pamoja au pete ambazo zinaweza kuunganishwa. Katika hali yoyote, usafirishaji ungewezeshwa.</w:t>
+      </w:r>
+    </w:p>
+    <w:p>
+      <w:pPr/>
+      <w:r>
+        <w:rPr>
+          <w:lang w:val="sw_KE" w:bidi="sw_KE"/>
+        </w:rPr>
+      </w:r>
+      <w:r>
+        <w:rPr>
+          <w:lang w:val="sw_KE" w:bidi="sw_KE"/>
+        </w:rPr>
+        <w:t>Thamani ya uzito wa fedha iliyotajwa katika nyakati za Mose inaweza kueleweka vizuri kwa mujibu wa uwezo wa kununua. Ramu ingeweza kununuliwa kwa shekeli mbili, wakati shekeli hamsini ilikuwa bei ya takriban pishi nne za shayiri (</w:t>
+      </w:r>
+      <w:hyperlink r:id="rId434">
+        <w:r>
+          <w:rPr>
+            <w:lang w:val="sw_KE" w:bidi="sw_KE"/>
+          </w:rPr>
+          <w:rPr>
+            <w:color w:val="0000EE"/>
+            <w:u w:val="single"/>
+          </w:rPr>
+          <w:t>Wal 27:16</w:t>
+        </w:r>
+      </w:hyperlink>
+      <w:r>
+        <w:rPr>
+          <w:lang w:val="sw_KE" w:bidi="sw_KE"/>
+        </w:rPr>
+        <w:t>). Katika wakati wa Elisha, wakati wa mwaka mzuri, pishi moja na nusu ya unga mzuri au pishi tatu za shayiri zingeweza kununuliwa kwa shekeli moja (</w:t>
+      </w:r>
+      <w:hyperlink r:id="rId435">
+        <w:r>
+          <w:rPr>
+            <w:lang w:val="sw_KE" w:bidi="sw_KE"/>
+          </w:rPr>
+          <w:rPr>
+            <w:color w:val="0000EE"/>
+            <w:u w:val="single"/>
+          </w:rPr>
+          <w:t>2 Fal 7:16</w:t>
+        </w:r>
+      </w:hyperlink>
+      <w:r>
+        <w:rPr>
+          <w:lang w:val="sw_KE" w:bidi="sw_KE"/>
+        </w:rPr>
+        <w:t>). Bila kusema, tathmini za kifedha za aina hii zingekuwa na athari kutokana na masuala ya kiuchumi kama vile usambazaji na mahitaji.</w:t>
+      </w:r>
+    </w:p>
+    <w:p>
+      <w:pPr/>
+      <w:r>
+        <w:rPr>
+          <w:lang w:val="sw_KE" w:bidi="sw_KE"/>
+        </w:rPr>
+      </w:r>
+      <w:r>
+        <w:rPr>
+          <w:lang w:val="sw_KE" w:bidi="sw_KE"/>
+        </w:rPr>
+        <w:t>Makadirio ya thamani ya sarafu kwa macho hayakuwa njia sahihi, na hakuna shaka kwamba udanganyifu ulikuwa umeenea katika kupima na kuchunguza metali. Kupima, sehemu muhimu ya kila muamala mkubwa, pia kulichukua muda mwingi. Ili kuhakikisha thamani sahihi ya vipimo, ambavyo kwa kawaida vilikuwa vipande vya shaba, chuma, au mawe yaliyotengenezwa, vilikuwa na aina fulani ya muhuri. Mara tu utaratibu huu ulipoanzishwa kwa ujumla, ilikuwa hatua fupi kuelekea kuweka muhuri kwenye vipande vya metali binafsi, iwe ndimi, baa, au bangili, vilivyotumika kama sarafu. Maendeleo ya kimantiki yaliyofuata yalikuwa kuweka muhuri kwenye kipande cha fedha ili kuthibitisha thamani yake kwa madhumuni ya sarafu. Hii ilikuwa mtangulizi wa sarafu, ambayo haikujulikana katika Mashariki ya Karibu ya kale kabla ya kipindi cha uhamisho. Kwa hivyo, marejeleo yoyote ya pesa kabla ya wakati huo yanaonyesha baa, bangili, pete, au vitu vingine vya metali, vilivyotiwa muhuri au visivyotiwa muhuri.</w:t>
+      </w:r>
+    </w:p>
+    <w:p>
+      <w:pPr/>
+      <w:r>
+        <w:rPr>
+          <w:lang w:val="sw_KE" w:bidi="sw_KE"/>
+        </w:rPr>
+      </w:r>
+      <w:r>
+        <w:rPr>
+          <w:lang w:val="sw_KE" w:bidi="sw_KE"/>
+        </w:rPr>
+        <w:t>Sarafu za kwanza kutengenezwa zilianzia katika ufalme wa Lidia, Asia Ndogo, na zinahusishwa kimapokeo na Croesus (560–546 KK), mtawala tajiri sana wa nchi hiyo. Sarafu za Lidia zilikuwa za electrum, aloi ya asili ya fedha na dhahabu, na zilikuwa na picha ya simba na ng'ombe. Kama sarafu nyingi za awali, upande wa nyuma ulikuwa na alama ya ngumi tu.</w:t>
+      </w:r>
+    </w:p>
+    <w:p>
+      <w:pPr/>
+      <w:r>
+        <w:rPr>
+          <w:lang w:val="sw_KE" w:bidi="sw_KE"/>
+        </w:rPr>
+      </w:r>
+      <w:r>
+        <w:rPr>
+          <w:lang w:val="sw_KE" w:bidi="sw_KE"/>
+        </w:rPr>
+        <w:t>Hapo awali, sarafu haikuashiria tu thamani, bali pia uzito wake ulikuwa sawa na kiasi cha fedha au dhahabu ya thamani yake ya uso. Hivyo basi, sarafu nyingi za awali zilikatwa sana na baadhi ya wakosoaji wa kale, ambao walitaka kuhakikisha kwamba sarafu ilikuwa ya fedha safi na siyo chuma chenye thamani ndogo kilichofunikwa na fedha.</w:t>
+      </w:r>
+    </w:p>
+    <w:p>
+      <w:pPr/>
+      <w:r>
+        <w:rPr>
+          <w:lang w:val="sw_KE" w:bidi="sw_KE"/>
+        </w:rPr>
+      </w:r>
+      <w:r>
+        <w:rPr>
+          <w:lang w:val="sw_KE" w:bidi="sw_KE"/>
+        </w:rPr>
+        <w:t>Usafi wa fedha au dhahabu pia ulikuwa sababu ya umaarufu na kukubalika kwa sarafu fulani. Kwa hivyo, katika nyakati za Kigiriki na Kirumi, tetradrachma kutoka Tiro ilikuwa mojawapo ya sarafu za fedha zilizokubalika zaidi kutokana na usafi wa maudhui yake ya metali.</w:t>
+      </w:r>
+    </w:p>
+    <w:p>
+      <w:pPr/>
+      <w:r>
+        <w:rPr>
+          <w:lang w:val="sw_KE" w:bidi="sw_KE"/>
+        </w:rPr>
+      </w:r>
+      <w:r>
+        <w:rPr>
+          <w:lang w:val="sw_KE" w:bidi="sw_KE"/>
+        </w:rPr>
+        <w:t>Matumizi ya sarafu hayakuondoa haja ya kupima uzito, kwa sababu ukataji wa udanganyifu wa kingo za sarafu ulikuwa wa kawaida tangu utambulisho wao katika karne ya sita KK. Tatizo hili maalum liliathiri masuala yote ya baadaye ya sarafu, na lilitatuliwa tu mwishoni mwa karne ya 18 nchini Uingereza kwa mchakato ulihusisha kusaga au kuchonga kingo za sarafu zenye thamani zaidi.</w:t>
+      </w:r>
+    </w:p>
+    <w:p>
+      <w:pPr/>
+      <w:r>
+        <w:rPr>
+          <w:lang w:val="sw_KE" w:bidi="sw_KE"/>
+        </w:rPr>
+      </w:r>
+      <w:r>
+        <w:rPr>
+          <w:lang w:val="sw_KE" w:bidi="sw_KE"/>
+        </w:rPr>
+        <w:t xml:space="preserve">Katika karne ya sita KK, wakati Wayahudi waliporudi kutoka uhamishoni Babeli, sarafu zilichangwa kwa ajili ya kujenga upya hekalu huko Yerusalemu, pamoja na fedha na dhahabu katika aina nyingine. Sarafu ya dhahabu iliyotajwa ni "dariki." Neno hilo, linaloonekana kuwa limetokana na jina la mfalme mkuu wa Uajemi Dario I (521–486 KK), lilitumika sana na hata linaonekana katika vifungu vya kibiblia vilivyoandikwa baadaye lakini vikirejelea kipindi kabla ya utawala wa Dario (linganisha </w:t>
+      </w:r>
+      <w:hyperlink r:id="rId436">
+        <w:r>
+          <w:rPr>
+            <w:lang w:val="sw_KE" w:bidi="sw_KE"/>
+          </w:rPr>
+          <w:rPr>
+            <w:color w:val="0000EE"/>
+            <w:u w:val="single"/>
+          </w:rPr>
+          <w:t>1 Nya 29:7</w:t>
+        </w:r>
+      </w:hyperlink>
+      <w:r>
+        <w:rPr>
+          <w:lang w:val="sw_KE" w:bidi="sw_KE"/>
+        </w:rPr>
+        <w:t>).</w:t>
+      </w:r>
+    </w:p>
+    <w:p>
+      <w:pPr/>
+      <w:r>
+        <w:rPr>
+          <w:lang w:val="sw_KE" w:bidi="sw_KE"/>
+        </w:rPr>
+      </w:r>
+      <w:r>
+        <w:rPr>
+          <w:lang w:val="sw_KE" w:bidi="sw_KE"/>
+        </w:rPr>
+        <w:t>Ni mafundi wachache tu wenye ujuzi unaohitajika kwa utengenezaji wa sarafu waliopatikana kabla ya karne ya sita KK, hivyo sarafu za dhahabu za kwanza ziliundwa Sardi. Kiwanda hicho kilichukuliwa na Waajemi walipovamia eneo hilo, na uzalishaji ukaendelea kama awali.</w:t>
+      </w:r>
+    </w:p>
+    <w:p>
+      <w:pPr/>
+      <w:r>
+        <w:rPr>
+          <w:lang w:val="sw_KE" w:bidi="sw_KE"/>
+        </w:rPr>
+      </w:r>
+      <w:r>
+        <w:rPr>
+          <w:lang w:val="sw_KE" w:bidi="sw_KE"/>
+        </w:rPr>
+        <w:t>Sehemu za magharibi za Dola ya Uajemi huenda zilitumia sarafu za fedha mara nyingi zaidi kuliko dhahabu. Kulingana na baadhi ya mila, utengenezaji wa sarafu ulianzishwa Ugiriki huko Aegina karibu na wakati ambapo Walydia walipokea dhana hiyo kwa mara ya kwanza. Sarafu za fedha za zamani zaidi zilizochimbuliwa hadi sasa zinatoka karne ya sita KK na zilipigwa chapa kaskazini mwa Ugiriki.</w:t>
+      </w:r>
+    </w:p>
+    <w:p>
+      <w:pPr/>
+      <w:r>
+        <w:rPr>
+          <w:lang w:val="sw_KE" w:bidi="sw_KE"/>
+        </w:rPr>
+      </w:r>
+      <w:r>
+        <w:rPr>
+          <w:lang w:val="sw_KE" w:bidi="sw_KE"/>
+        </w:rPr>
+        <w:t>Pia, katika matumizi ya sasa, kulikuwa na tetradrachmas maarufu za karne ya tano KK kutoka Athene, ambazo zilikuwa na michoro pande zote za sarafu. Hizi zilionyesha kichwa cha mungu wa kike Athena na bundi mtakatifu.</w:t>
+      </w:r>
+    </w:p>
+    <w:p>
+      <w:pPr/>
+      <w:r>
+        <w:rPr>
+          <w:lang w:val="sw_KE" w:bidi="sw_KE"/>
+        </w:rPr>
+      </w:r>
+      <w:r>
+        <w:rPr>
+          <w:lang w:val="sw_KE" w:bidi="sw_KE"/>
+        </w:rPr>
+        <w:t>Ingawa maudhui ya fedha ya sarafu nyingi zinazotumika sasa yalipunguzwa, tetradrachma ya Athene ilibaki na kiwango chake cha juu cha usafi wa asili. Hali hii iliongeza kukubalika kwake, hasa katika maeneo yaliyokumbwa na machafuko ya kisiasa ambapo usafi wa sarafu za ndani ulikuwa wa kutiliwa shaka. Kutokana na utulivu wa maudhui ya fedha ya sarafu na kasi ambayo Dola ya Kigiriki ilikuwa ikipanuka, tetradrachma ya Athene ilitengenezwa na kutumika karibu bila kubadilika kwa kipindi cha miaka 200. Sarafu nyingi za aina hii zimepatikana katika hazina kote katika eneo la mashariki la Mediterania.</w:t>
+      </w:r>
+    </w:p>
+    <w:p>
+      <w:pPr/>
+      <w:r>
+        <w:rPr>
+          <w:lang w:val="sw_KE" w:bidi="sw_KE"/>
+        </w:rPr>
+      </w:r>
+      <w:r>
+        <w:rPr>
+          <w:lang w:val="sw_KE" w:bidi="sw_KE"/>
+        </w:rPr>
+        <w:t>Hakuna shaka kwamba kufikia karne ya nne KK kulikuwa na sarafu za ndani huko Yudea, zikiwa na sarafu za fedha zinazofanana na tetradrachma ya Athene, lakini pia zikiwa na maandishi "Yehudi," ambazo zimechimbuliwa huko.</w:t>
+      </w:r>
+    </w:p>
+    <w:p>
+      <w:pPr/>
+      <w:r>
+        <w:rPr>
+          <w:lang w:val="sw_KE" w:bidi="sw_KE"/>
+        </w:rPr>
+      </w:r>
+      <w:r>
+        <w:rPr>
+          <w:lang w:val="sw_KE" w:bidi="sw_KE"/>
+        </w:rPr>
+        <w:t>Kutokana na ukubwa wa biashara katika nyakati za Kigiriki na Kirumi, sarafu kutoka vituo vikubwa zilikuwa zinakubalika kwa ujumla katika maeneo yote ya pwani ya Mediterania. Pia zilipendelewa katika maeneo ya bara, hasa yale yaliyopitiwa na njia za biashara au yale ambayo yalikuwa sehemu ya himaya kubwa.</w:t>
+      </w:r>
+    </w:p>
+    <w:p>
+      <w:pPr/>
+      <w:r>
+        <w:rPr>
+          <w:lang w:val="sw_KE" w:bidi="sw_KE"/>
+        </w:rPr>
+      </w:r>
+      <w:r>
+        <w:rPr>
+          <w:lang w:val="sw_KE" w:bidi="sw_KE"/>
+        </w:rPr>
+        <w:t>Miji ya Gaza, Yafa, na Tiro ilianzishwa karibu na mwisho wa karne ya nne KK kwa ajili ya kuzalisha sarafu za ndani. Katika kipindi hiki, Sidoni iliendelea kuwa msambazaji muhimu wa sarafu za fedha, kama ilivyokuwa tangu karne ya tano KK.</w:t>
+      </w:r>
+    </w:p>
+    <w:p>
+      <w:pPr/>
+      <w:r>
+        <w:rPr>
+          <w:lang w:val="sw_KE" w:bidi="sw_KE"/>
+        </w:rPr>
+      </w:r>
+      <w:r>
+        <w:rPr>
+          <w:lang w:val="sw_KE" w:bidi="sw_KE"/>
+        </w:rPr>
+        <w:t>Wakati Waseleuki walipata udhibiti wa Yudea mnamo 198 KK, kipindi cha machafuko ya kisiasa kilianza wakati Wasyria walipojaribu kuwafanya Wayahudi kuwa Wagiriki. Chuki dhidi ya utamaduni wa Kigiriki na upinzani dhidi ya mabadiliko yoyote kwa imani ya jadi ya Kiyahudi iliongezeka kwa kasi hadi ilipopata njia ya kutoka kupitia uongozi wa Matathia, baba wa Wamakabayo, ambaye alianza uasi wa msituni mnamo 167 KK.</w:t>
+      </w:r>
+    </w:p>
+    <w:p>
+      <w:pPr/>
+      <w:r>
+        <w:rPr>
+          <w:lang w:val="sw_KE" w:bidi="sw_KE"/>
+        </w:rPr>
+      </w:r>
+      <w:r>
+        <w:rPr>
+          <w:lang w:val="sw_KE" w:bidi="sw_KE"/>
+        </w:rPr>
+        <w:t>Wakati bahati ya vita ilipobadilika kwa muda kwa Maccabeans, Mfalme Antioko wa Siria alimpa Simoni Maccabeus haki ya kutengeneza sarafu zake mwenyewe (</w:t>
+      </w:r>
+      <w:hyperlink r:id="rId437">
+        <w:r>
+          <w:rPr>
+            <w:lang w:val="sw_KE" w:bidi="sw_KE"/>
+          </w:rPr>
+          <w:rPr>
+            <w:color w:val="0000EE"/>
+            <w:u w:val="single"/>
+          </w:rPr>
+          <w:t>1 Wamakabayo 15:6</w:t>
+        </w:r>
+      </w:hyperlink>
+      <w:r>
+        <w:rPr>
+          <w:lang w:val="sw_KE" w:bidi="sw_KE"/>
+        </w:rPr>
+        <w:t>), lakini kabla ya kuweza kutumia ishara hii kuu ya uhuru, mizani ya nguvu ilibadilika tena. Yudea ilirudi kwenye hali yake kama mtoaji ushuru, na ruhusa ya kutengeneza sarafu iliondolewa haraka.</w:t>
+      </w:r>
+    </w:p>
+    <w:p>
+      <w:pPr/>
+      <w:r>
+        <w:rPr>
+          <w:lang w:val="sw_KE" w:bidi="sw_KE"/>
+        </w:rPr>
+      </w:r>
+      <w:r>
+        <w:rPr>
+          <w:lang w:val="sw_KE" w:bidi="sw_KE"/>
+        </w:rPr>
+        <w:t>Mwana wa Simoni, Yohana Hyrcanus, alifanikiwa kuwashinda Wasyria waliokuwa wamepungukiwa nguvu na kutangaza uhuru mnamo 129 KK. Sarafu ndogo za shaba zilizotengenezwa karibu 110 KK zilionyesha taji upande wa mbele zikiwa na maandishi "Yohanani kuhani mkuu na jamii ya Wayahudi." Upande wa nyuma ulionyesha cornucopia mbili na kichwa cha poppy, vyote viwili vilikuwa ni alama za Kigiriki za wingi. Hizi zilikuwa sarafu za kwanza za Kiyahudi halisi.</w:t>
+      </w:r>
+    </w:p>
+    <w:p>
+      <w:pPr/>
+      <w:r>
+        <w:rPr>
+          <w:lang w:val="sw_KE" w:bidi="sw_KE"/>
+        </w:rPr>
+      </w:r>
+      <w:r>
+        <w:rPr>
+          <w:lang w:val="sw_KE" w:bidi="sw_KE"/>
+        </w:rPr>
+        <w:t>Kutokana na ukosefu wa mafundi wenye ujuzi na sarafu bora, haishangazi kwamba sarafu zilizotengenezwa zilikuwa rahisi na zisizo na ubora. Hivyo, zilikuwa tofauti kabisa na miundo ya kisasa, ambayo mara nyingi ni maridadi, ya sarafu nyingi za wakati huo.</w:t>
+      </w:r>
+    </w:p>
+    <w:p>
+      <w:pPr/>
+      <w:r>
+        <w:rPr>
+          <w:lang w:val="sw_KE" w:bidi="sw_KE"/>
+        </w:rPr>
+      </w:r>
+      <w:r>
+        <w:rPr>
+          <w:lang w:val="sw_KE" w:bidi="sw_KE"/>
+        </w:rPr>
+        <w:t>Wakati huo huo, sarafu za fedha ziliendelea kutengenezwa katika miji ya Wafinisia ya Tiro na Sidoni kwa maagizo ya Waseleuki, na zilibaki kuwa sarafu za fedha maarufu zaidi kwa matumizi ya kila siku huko Palestina hadi nyakati za Kirumi. Hata wakati huo, ziliendelea kutumika sambamba na sarafu za Kirumi.</w:t>
+      </w:r>
+    </w:p>
+    <w:p>
+      <w:pPr/>
+      <w:r>
+        <w:rPr>
+          <w:lang w:val="sw_KE" w:bidi="sw_KE"/>
+        </w:rPr>
+      </w:r>
+      <w:r>
+        <w:rPr>
+          <w:i/>
+          <w:lang w:val="sw_KE" w:bidi="sw_KE"/>
+        </w:rPr>
+        <w:t>Tazama pia</w:t>
+      </w:r>
+      <w:r>
+        <w:rPr>
+          <w:lang w:val="sw_KE" w:bidi="sw_KE"/>
+        </w:rPr>
+        <w:t xml:space="preserve"> </w:t>
+      </w:r>
+      <w:r>
+        <w:rPr>
+          <w:lang w:val="sw_KE" w:bidi="sw_KE"/>
+        </w:rPr>
+        <w:t>Mfanyakazi wa Benki, Kubenki</w:t>
+      </w:r>
+      <w:r>
+        <w:rPr>
+          <w:lang w:val="sw_KE" w:bidi="sw_KE"/>
+        </w:rPr>
+        <w:t xml:space="preserve">; </w:t>
+      </w:r>
+      <w:r>
+        <w:rPr>
+          <w:lang w:val="sw_KE" w:bidi="sw_KE"/>
+        </w:rPr>
+        <w:t>Sarafu</w:t>
+      </w:r>
+      <w:r>
+        <w:rPr>
+          <w:lang w:val="sw_KE" w:bidi="sw_KE"/>
+        </w:rPr>
+        <w:t xml:space="preserve">; </w:t>
+      </w:r>
+      <w:r>
+        <w:rPr>
+          <w:lang w:val="sw_KE" w:bidi="sw_KE"/>
+        </w:rPr>
+        <w:t>Mbadilishano wa Fedha</w:t>
+      </w:r>
+      <w:r>
+        <w:rPr>
+          <w:lang w:val="sw_KE" w:bidi="sw_KE"/>
+        </w:rPr>
+        <w:t>.</w:t>
+      </w:r>
+      <w:r>
+        <w:rPr>
+          <w:lang w:val="sw_KE" w:bidi="sw_KE"/>
+        </w:rPr>
+      </w:r>
+      <w:r>
+        <w:rPr>
+          <w:lang w:val="sw_KE" w:bidi="sw_KE"/>
+        </w:rPr>
+      </w:r>
+    </w:p>
+    <w:p>
+      <w:pPr/>
+      <w:r>
+        <w:rPr>
+          <w:lang w:val="sw_KE" w:bidi="sw_KE"/>
+        </w:rPr>
+      </w:r>
+    </w:p>
+    <w:p>
+      <w:pPr>
+        <w:pStyle w:val="Heading2"/>
+      </w:pPr>
+      <w:r>
+        <w:rPr>
+          <w:lang w:val="sw_KE" w:bidi="sw_KE"/>
+        </w:rPr>
         <w:t>Petro, Barua ya Kwanza ya</w:t>
       </w:r>
       <w:r>
@@ -14371,7 +15269,7 @@
         </w:rPr>
         <w:t>), shahidi wa mateso ya Kristo (</w:t>
       </w:r>
-      <w:hyperlink r:id="rId418">
+      <w:hyperlink r:id="rId438">
         <w:r>
           <w:rPr>
             <w:lang w:val="sw_KE" w:bidi="sw_KE"/>
@@ -14389,7 +15287,7 @@
         </w:rPr>
         <w:t>)—kwa hivyo ni mmoja wa mitume wa awali waliochaguliwa na Yesu (</w:t>
       </w:r>
-      <w:hyperlink r:id="rId419">
+      <w:hyperlink r:id="rId439">
         <w:r>
           <w:rPr>
             <w:lang w:val="sw_KE" w:bidi="sw_KE"/>
@@ -14407,7 +15305,7 @@
         </w:rPr>
         <w:t>) kama msemaji mwenye mamlaka. Anajulikana pia kama Simoni na Kefa. Petro pengine aliona na kuhisi saa za mwisho za mateso ya Yesu kwa ukali zaidi kuliko mitume wengine (</w:t>
       </w:r>
-      <w:hyperlink r:id="rId420">
+      <w:hyperlink r:id="rId440">
         <w:r>
           <w:rPr>
             <w:lang w:val="sw_KE" w:bidi="sw_KE"/>
@@ -14425,7 +15323,7 @@
         </w:rPr>
         <w:t xml:space="preserve">) kwa sababu alimkana Yesu mara tatu (sura </w:t>
       </w:r>
-      <w:hyperlink r:id="rId421">
+      <w:hyperlink r:id="rId441">
         <w:r>
           <w:rPr>
             <w:lang w:val="sw_KE" w:bidi="sw_KE"/>
@@ -14443,7 +15341,7 @@
         </w:rPr>
         <w:t>). Katika 1 Petro, mateso ya Yesu yanatajwa angalau mara nne (</w:t>
       </w:r>
-      <w:hyperlink r:id="rId422">
+      <w:hyperlink r:id="rId442">
         <w:r>
           <w:rPr>
             <w:lang w:val="sw_KE" w:bidi="sw_KE"/>
@@ -14461,7 +15359,7 @@
         </w:rPr>
         <w:t xml:space="preserve">; </w:t>
       </w:r>
-      <w:hyperlink r:id="rId423">
+      <w:hyperlink r:id="rId443">
         <w:r>
           <w:rPr>
             <w:lang w:val="sw_KE" w:bidi="sw_KE"/>
@@ -14479,7 +15377,7 @@
         </w:rPr>
         <w:t xml:space="preserve">; </w:t>
       </w:r>
-      <w:hyperlink r:id="rId424">
+      <w:hyperlink r:id="rId444">
         <w:r>
           <w:rPr>
             <w:lang w:val="sw_KE" w:bidi="sw_KE"/>
@@ -14497,7 +15395,7 @@
         </w:rPr>
         <w:t xml:space="preserve">; </w:t>
       </w:r>
-      <w:hyperlink r:id="rId418">
+      <w:hyperlink r:id="rId438">
         <w:r>
           <w:rPr>
             <w:lang w:val="sw_KE" w:bidi="sw_KE"/>
@@ -14529,7 +15427,7 @@
         </w:rPr>
         <w:t>Petro alijulikana kama mtume kwa Wayahudi, kama vile Paulo alivyokuwa mtume kwa Mataifa (</w:t>
       </w:r>
-      <w:hyperlink r:id="rId425">
+      <w:hyperlink r:id="rId445">
         <w:r>
           <w:rPr>
             <w:lang w:val="sw_KE" w:bidi="sw_KE"/>
@@ -14547,7 +15445,7 @@
         </w:rPr>
         <w:t>). Kwa kuwa Petro alikuwa mmishonari anayesafiri (</w:t>
       </w:r>
-      <w:hyperlink r:id="rId426">
+      <w:hyperlink r:id="rId446">
         <w:r>
           <w:rPr>
             <w:lang w:val="sw_KE" w:bidi="sw_KE"/>
@@ -14565,7 +15463,7 @@
         </w:rPr>
         <w:t xml:space="preserve">; </w:t>
       </w:r>
-      <w:hyperlink r:id="rId427">
+      <w:hyperlink r:id="rId447">
         <w:r>
           <w:rPr>
             <w:lang w:val="sw_KE" w:bidi="sw_KE"/>
@@ -14625,7 +15523,7 @@
         </w:rPr>
         <w:t>Wasomi wengine wanajibu kwamba ikiwa mwandishi alitaka kutoa mamlaka kwa barua ambayo mafundisho yake yanafanana na ya Paulo, angekuwa ametumia jina la Paulo, si la Petro; kwamba Wagalilaya wengi labda walijifunza Kigiriki pamoja na Kiaramu mapema maishani; na kwamba hakuna ushahidi kwamba mafundisho ya Petro na Paulo yalitofautiana kimsingi. Wakati Paulo alimkemea Petro (</w:t>
       </w:r>
-      <w:hyperlink r:id="rId428">
+      <w:hyperlink r:id="rId448">
         <w:r>
           <w:rPr>
             <w:lang w:val="sw_KE" w:bidi="sw_KE"/>
@@ -14643,7 +15541,7 @@
         </w:rPr>
         <w:t>), ilikuwa kutokana na kupotoka kwa muda katika mwenendo, si kutokubaliana kimsingi katika mafundisho. Zaidi ya hayo, baadhi ya mafundisho muhimu ya Paulo hayapo katika 1 Petro (kwa mfano, kuhesabiwa haki), na yale yanayofanana na ya Paulo yalikuwa mali ya kawaida ya makanisa yote ya awali. Tunaweza kuhitimisha kwa busara kwamba mtume Petro ndiye aliyeandika barua hii. Hata hivyo, inaonekana wazi kwamba Sila (anayejulikana pia kama Silwano) alimsaidia Petro kuandika waraka huu (</w:t>
       </w:r>
-      <w:hyperlink r:id="rId429">
+      <w:hyperlink r:id="rId449">
         <w:r>
           <w:rPr>
             <w:lang w:val="sw_KE" w:bidi="sw_KE"/>
@@ -14718,7 +15616,7 @@
         </w:rPr>
         <w:t>). Inawezekana zaidi kwamba makanisa haya yalijumuisha baadhi yaliyoanzishwa na Paulo katika safari zake za kwanza na za pili za umishonari, na mengine na wamishonari wasiojulikana. Petro hajijumuishi waziwazi kati ya “wale waliowahubiria” (</w:t>
       </w:r>
-      <w:hyperlink r:id="rId430">
+      <w:hyperlink r:id="rId450">
         <w:r>
           <w:rPr>
             <w:lang w:val="sw_KE" w:bidi="sw_KE"/>
@@ -14768,7 +15666,7 @@
         </w:rPr>
         <w:t xml:space="preserve"> inasema: “kwa watu waliochaguliwa na Mungu ambao wanaishi kama wageni katika nchi za Pontio, Galatia, Kapadokia, mkoa wa Asia, na Bithinia” (nlt). Kwamba wasomaji ni kwa namna fulani wakimbizi inathibitishwa na </w:t>
       </w:r>
-      <w:hyperlink r:id="rId431">
+      <w:hyperlink r:id="rId451">
         <w:r>
           <w:rPr>
             <w:lang w:val="sw_KE" w:bidi="sw_KE"/>
@@ -14786,7 +15684,7 @@
         </w:rPr>
         <w:t xml:space="preserve"> na </w:t>
       </w:r>
-      <w:hyperlink r:id="rId432">
+      <w:hyperlink r:id="rId452">
         <w:r>
           <w:rPr>
             <w:lang w:val="sw_KE" w:bidi="sw_KE"/>
@@ -14804,7 +15702,7 @@
         </w:rPr>
         <w:t xml:space="preserve">. Mistari hii inaweza kurejelea uhamisho halisi wa Wayahudi nje ya Palestina au uhamisho wa kiroho wa waumini wote duniani kwa sababu makazi yao ya kweli yako mbinguni. Hakuna anayekataa kwamba kulikuwa (na kuna) usambazaji halisi wa Wayahudi (Diaspora). Petro, akiliona kanisa kama Israeli wa kweli (rej. </w:t>
       </w:r>
-      <w:hyperlink r:id="rId433">
+      <w:hyperlink r:id="rId453">
         <w:r>
           <w:rPr>
             <w:lang w:val="sw_KE" w:bidi="sw_KE"/>
@@ -14822,7 +15720,7 @@
         </w:rPr>
         <w:t xml:space="preserve">; </w:t>
       </w:r>
-      <w:hyperlink r:id="rId434">
+      <w:hyperlink r:id="rId454">
         <w:r>
           <w:rPr>
             <w:lang w:val="sw_KE" w:bidi="sw_KE"/>
@@ -14840,7 +15738,7 @@
         </w:rPr>
         <w:t xml:space="preserve">; </w:t>
       </w:r>
-      <w:hyperlink r:id="rId435">
+      <w:hyperlink r:id="rId455">
         <w:r>
           <w:rPr>
             <w:lang w:val="sw_KE" w:bidi="sw_KE"/>
@@ -14858,7 +15756,7 @@
         </w:rPr>
         <w:t xml:space="preserve">), anaweza kuwa alihamisha tu lugha ya uhamisho kutoka taifa la Israeli hadi kanisa. Fungu lililotumiwa na Petro katika </w:t>
       </w:r>
-      <w:hyperlink r:id="rId432">
+      <w:hyperlink r:id="rId452">
         <w:r>
           <w:rPr>
             <w:lang w:val="sw_KE" w:bidi="sw_KE"/>
@@ -14876,7 +15774,7 @@
         </w:rPr>
         <w:t xml:space="preserve"> ni karibu sawa na lile katika </w:t>
       </w:r>
-      <w:hyperlink r:id="rId436">
+      <w:hyperlink r:id="rId456">
         <w:r>
           <w:rPr>
             <w:lang w:val="sw_KE" w:bidi="sw_KE"/>
@@ -14894,7 +15792,7 @@
         </w:rPr>
         <w:t xml:space="preserve"> (rej. </w:t>
       </w:r>
-      <w:hyperlink r:id="rId437">
+      <w:hyperlink r:id="rId457">
         <w:r>
           <w:rPr>
             <w:lang w:val="sw_KE" w:bidi="sw_KE"/>
@@ -14912,7 +15810,7 @@
         </w:rPr>
         <w:t xml:space="preserve">; </w:t>
       </w:r>
-      <w:hyperlink r:id="rId438">
+      <w:hyperlink r:id="rId458">
         <w:r>
           <w:rPr>
             <w:lang w:val="sw_KE" w:bidi="sw_KE"/>
@@ -14962,7 +15860,7 @@
         </w:rPr>
         <w:t xml:space="preserve"> kama Wakristo (Wayahudi na Mataifa), badala ya Wayahudi pekee, mtu anaweza kusema kwamba Petro alikuwa mtume maalum kwa Wayahudi (</w:t>
       </w:r>
-      <w:hyperlink r:id="rId425">
+      <w:hyperlink r:id="rId445">
         <w:r>
           <w:rPr>
             <w:lang w:val="sw_KE" w:bidi="sw_KE"/>
@@ -14980,7 +15878,7 @@
         </w:rPr>
         <w:t>) na kwamba matumizi mengi ya Agano la Kale katika 1 Petro yanahitaji wasomaji wa Kiyahudi. Hata hivyo, kuna ushahidi kwamba Petro hakuweka huduma yake kwa Wayahudi pekee (</w:t>
       </w:r>
-      <w:hyperlink r:id="rId426">
+      <w:hyperlink r:id="rId446">
         <w:r>
           <w:rPr>
             <w:lang w:val="sw_KE" w:bidi="sw_KE"/>
@@ -14998,7 +15896,7 @@
         </w:rPr>
         <w:t xml:space="preserve">; </w:t>
       </w:r>
-      <w:hyperlink r:id="rId439">
+      <w:hyperlink r:id="rId459">
         <w:r>
           <w:rPr>
             <w:lang w:val="sw_KE" w:bidi="sw_KE"/>
@@ -15016,7 +15914,7 @@
         </w:rPr>
         <w:t xml:space="preserve">), na matumizi ya Agano la Kale hayashangazi hata kama wasomaji hawakuwa Wayahudi, kwa sababu Mataifa wengi waliomcha Mungu (kama Kornelio, </w:t>
       </w:r>
-      <w:hyperlink r:id="rId440">
+      <w:hyperlink r:id="rId460">
         <w:r>
           <w:rPr>
             <w:lang w:val="sw_KE" w:bidi="sw_KE"/>
@@ -15048,7 +15946,7 @@
         </w:rPr>
         <w:t xml:space="preserve">Iwapo wasomaji walikuwa Wayahudi au hasa Mataifa inaamuliwa na maandiko kadhaa yanayoakisi asili ya kipagani ya wasomaji. Petro anasema katika </w:t>
       </w:r>
-      <w:hyperlink r:id="rId441">
+      <w:hyperlink r:id="rId461">
         <w:r>
           <w:rPr>
             <w:lang w:val="sw_KE" w:bidi="sw_KE"/>
@@ -15066,7 +15964,7 @@
         </w:rPr>
         <w:t xml:space="preserve"> kwamba wasomaji wake walikuwa hapo awali “sio watu,” rejeleo kwa </w:t>
       </w:r>
-      <w:hyperlink r:id="rId442">
+      <w:hyperlink r:id="rId462">
         <w:r>
           <w:rPr>
             <w:lang w:val="sw_KE" w:bidi="sw_KE"/>
@@ -15084,7 +15982,7 @@
         </w:rPr>
         <w:t xml:space="preserve"> (rej. </w:t>
       </w:r>
-      <w:hyperlink r:id="rId443">
+      <w:hyperlink r:id="rId463">
         <w:r>
           <w:rPr>
             <w:lang w:val="sw_KE" w:bidi="sw_KE"/>
@@ -15102,7 +16000,7 @@
         </w:rPr>
         <w:t xml:space="preserve">). Kisha katika </w:t>
       </w:r>
-      <w:hyperlink r:id="rId444">
+      <w:hyperlink r:id="rId464">
         <w:r>
           <w:rPr>
             <w:lang w:val="sw_KE" w:bidi="sw_KE"/>
@@ -15134,7 +16032,7 @@
         </w:rPr>
         <w:t xml:space="preserve">Wasomi wengi wanaamini kwamba 1 Petro iliandikwa kutoka Rumi. Ushahidi unapatikana katika </w:t>
       </w:r>
-      <w:hyperlink r:id="rId445">
+      <w:hyperlink r:id="rId465">
         <w:r>
           <w:rPr>
             <w:lang w:val="sw_KE" w:bidi="sw_KE"/>
@@ -15152,7 +16050,7 @@
         </w:rPr>
         <w:t xml:space="preserve">: “Yeye aliye Babuloni, aliyechaguliwa pamoja nanyi, anawatumia salamu zake” (niv). Babuloni (ambayo ilikuwa imekuja kuashiria mji mkubwa, wenye nguvu, na wenye uovu) ilitumika kama aina ya jina la siri kwa Rumi katika fasihi nyingi za Kikristo za awali (mfano, </w:t>
       </w:r>
-      <w:hyperlink r:id="rId446">
+      <w:hyperlink r:id="rId466">
         <w:r>
           <w:rPr>
             <w:lang w:val="sw_KE" w:bidi="sw_KE"/>
@@ -15170,7 +16068,7 @@
         </w:rPr>
         <w:t xml:space="preserve">; </w:t>
       </w:r>
-      <w:hyperlink r:id="rId447">
+      <w:hyperlink r:id="rId467">
         <w:r>
           <w:rPr>
             <w:lang w:val="sw_KE" w:bidi="sw_KE"/>
@@ -15188,7 +16086,7 @@
         </w:rPr>
         <w:t xml:space="preserve">; </w:t>
       </w:r>
-      <w:hyperlink r:id="rId448">
+      <w:hyperlink r:id="rId468">
         <w:r>
           <w:rPr>
             <w:lang w:val="sw_KE" w:bidi="sw_KE"/>
@@ -15206,7 +16104,7 @@
         </w:rPr>
         <w:t xml:space="preserve">; </w:t>
       </w:r>
-      <w:hyperlink r:id="rId449">
+      <w:hyperlink r:id="rId469">
         <w:r>
           <w:rPr>
             <w:lang w:val="sw_KE" w:bidi="sw_KE"/>
@@ -15263,7 +16161,7 @@
         </w:rPr>
         <w:t>Ingawa maandiko mengine ya Agano Jipya yanarejelea mara kwa mara mateso ya Kikristo, 1 Petro inajikita sana katika suala hili. Jinsi Wakristo wanavyopaswa kujiendesha wanapokumbana na dhuluma inajadiliwa mara nyingi (</w:t>
       </w:r>
-      <w:hyperlink r:id="rId450">
+      <w:hyperlink r:id="rId470">
         <w:r>
           <w:rPr>
             <w:lang w:val="sw_KE" w:bidi="sw_KE"/>
@@ -15281,7 +16179,7 @@
         </w:rPr>
         <w:t xml:space="preserve">; </w:t>
       </w:r>
-      <w:hyperlink r:id="rId451">
+      <w:hyperlink r:id="rId471">
         <w:r>
           <w:rPr>
             <w:lang w:val="sw_KE" w:bidi="sw_KE"/>
@@ -15299,7 +16197,7 @@
         </w:rPr>
         <w:t xml:space="preserve">; </w:t>
       </w:r>
-      <w:hyperlink r:id="rId452">
+      <w:hyperlink r:id="rId472">
         <w:r>
           <w:rPr>
             <w:lang w:val="sw_KE" w:bidi="sw_KE"/>
@@ -15317,7 +16215,7 @@
         </w:rPr>
         <w:t xml:space="preserve">; </w:t>
       </w:r>
-      <w:hyperlink r:id="rId453">
+      <w:hyperlink r:id="rId473">
         <w:r>
           <w:rPr>
             <w:lang w:val="sw_KE" w:bidi="sw_KE"/>
@@ -15335,7 +16233,7 @@
         </w:rPr>
         <w:t xml:space="preserve">; </w:t>
       </w:r>
-      <w:hyperlink r:id="rId454">
+      <w:hyperlink r:id="rId474">
         <w:r>
           <w:rPr>
             <w:lang w:val="sw_KE" w:bidi="sw_KE"/>
@@ -15353,7 +16251,7 @@
         </w:rPr>
         <w:t>). Uthibitisho wa utesaji rasmi wa serikali haupo wazi; dhuluma zinaonekana kuwa hali ya kawaida kwa Wakristo wote kila mahali (</w:t>
       </w:r>
-      <w:hyperlink r:id="rId455">
+      <w:hyperlink r:id="rId475">
         <w:r>
           <w:rPr>
             <w:lang w:val="sw_KE" w:bidi="sw_KE"/>
@@ -15371,7 +16269,7 @@
         </w:rPr>
         <w:t>). Mabwana wakatili wakati mwingine wanaweza kuwadhulumu watumishi wao Wakristo (</w:t>
       </w:r>
-      <w:hyperlink r:id="rId456">
+      <w:hyperlink r:id="rId476">
         <w:r>
           <w:rPr>
             <w:lang w:val="sw_KE" w:bidi="sw_KE"/>
@@ -15389,7 +16287,7 @@
         </w:rPr>
         <w:t>); wake Wakristo wanaweza kulazimika kuvumilia waume wakali, wasioamini (</w:t>
       </w:r>
-      <w:hyperlink r:id="rId457">
+      <w:hyperlink r:id="rId477">
         <w:r>
           <w:rPr>
             <w:lang w:val="sw_KE" w:bidi="sw_KE"/>
@@ -15407,7 +16305,7 @@
         </w:rPr>
         <w:t>); na kwa ujumla, watu wanatafuta kuwashutumu Wakristo kama watenda mabaya (</w:t>
       </w:r>
-      <w:hyperlink r:id="rId458">
+      <w:hyperlink r:id="rId478">
         <w:r>
           <w:rPr>
             <w:lang w:val="sw_KE" w:bidi="sw_KE"/>
@@ -15425,7 +16323,7 @@
         </w:rPr>
         <w:t xml:space="preserve">; </w:t>
       </w:r>
-      <w:hyperlink r:id="rId459">
+      <w:hyperlink r:id="rId479">
         <w:r>
           <w:rPr>
             <w:lang w:val="sw_KE" w:bidi="sw_KE"/>
@@ -15443,7 +16341,7 @@
         </w:rPr>
         <w:t xml:space="preserve">; </w:t>
       </w:r>
-      <w:hyperlink r:id="rId460">
+      <w:hyperlink r:id="rId480">
         <w:r>
           <w:rPr>
             <w:lang w:val="sw_KE" w:bidi="sw_KE"/>
@@ -15475,7 +16373,7 @@
         </w:rPr>
         <w:t>Hata kama hakuna mateso rasmi ya serikali yanayoonekana, barua hiyo inaonyesha kwamba kuna jambo baya zaidi linakuja (</w:t>
       </w:r>
-      <w:hyperlink r:id="rId453">
+      <w:hyperlink r:id="rId473">
         <w:r>
           <w:rPr>
             <w:lang w:val="sw_KE" w:bidi="sw_KE"/>
@@ -15507,7 +16405,7 @@
         </w:rPr>
         <w:t xml:space="preserve">Mapokeo ya awali ya kanisa yanasema kwamba Petro alisulubiwa Roma wakati wa mateso ya Nero, na hakuna sababu nzuri ya kutilia shaka hilo. Zaidi ya hayo, kwa kuwa 1 Petro iliandikwa kutoka Roma, na kwa kuwa </w:t>
       </w:r>
-      <w:hyperlink r:id="rId461">
+      <w:hyperlink r:id="rId481">
         <w:r>
           <w:rPr>
             <w:lang w:val="sw_KE" w:bidi="sw_KE"/>
@@ -15525,7 +16423,7 @@
         </w:rPr>
         <w:t xml:space="preserve"> na </w:t>
       </w:r>
-      <w:hyperlink r:id="rId462">
+      <w:hyperlink r:id="rId482">
         <w:r>
           <w:rPr>
             <w:lang w:val="sw_KE" w:bidi="sw_KE"/>
@@ -15543,7 +16441,7 @@
         </w:rPr>
         <w:t xml:space="preserve"> zinaashiria mgogoro unaokaribia kama ule uliowakumba Wakristo Roma mnamo mwaka wa 65 BK, tunaweza kudhani kwamba barua hii iliandikwa si muda mrefu kabla ya Nero kuanza kuwatesa Wakristo Roma. Kulingana na mwanahistoria Tacitus, Nero aliwalaumu Wakristo kwa kuchoma Roma, ili kuzima uvumi kwamba yeye mwenyewe alifanya hivyo (ili aweze kujenga jiji kubwa zaidi). Mateso yake yasiyo na huruma kwa Wakristo hayakuwa yameanza wakati 1 Petro iliandikwa (cf. </w:t>
       </w:r>
-      <w:hyperlink r:id="rId463">
+      <w:hyperlink r:id="rId483">
         <w:r>
           <w:rPr>
             <w:lang w:val="sw_KE" w:bidi="sw_KE"/>
@@ -15561,7 +16459,7 @@
         </w:rPr>
         <w:t xml:space="preserve">; </w:t>
       </w:r>
-      <w:hyperlink r:id="rId464">
+      <w:hyperlink r:id="rId484">
         <w:r>
           <w:rPr>
             <w:lang w:val="sw_KE" w:bidi="sw_KE"/>
@@ -15618,7 +16516,7 @@
         </w:rPr>
         <w:t>Kusudi kuu la 1 Petro ni kuwahimiza Wakristo kuishi vizuri miongoni mwa jamii ya waumini (</w:t>
       </w:r>
-      <w:hyperlink r:id="rId465">
+      <w:hyperlink r:id="rId485">
         <w:r>
           <w:rPr>
             <w:lang w:val="sw_KE" w:bidi="sw_KE"/>
@@ -15636,7 +16534,7 @@
         </w:rPr>
         <w:t xml:space="preserve">; </w:t>
       </w:r>
-      <w:hyperlink r:id="rId466">
+      <w:hyperlink r:id="rId486">
         <w:r>
           <w:rPr>
             <w:lang w:val="sw_KE" w:bidi="sw_KE"/>
@@ -15654,7 +16552,7 @@
         </w:rPr>
         <w:t>), na hasa katika jamii isiyo ya Kikristo (</w:t>
       </w:r>
-      <w:hyperlink r:id="rId458">
+      <w:hyperlink r:id="rId478">
         <w:r>
           <w:rPr>
             <w:lang w:val="sw_KE" w:bidi="sw_KE"/>
@@ -15672,7 +16570,7 @@
         </w:rPr>
         <w:t>), wakishuhudia waziwazi matumaini yao katika Kristo (</w:t>
       </w:r>
-      <w:hyperlink r:id="rId467">
+      <w:hyperlink r:id="rId487">
         <w:r>
           <w:rPr>
             <w:lang w:val="sw_KE" w:bidi="sw_KE"/>
@@ -15690,7 +16588,7 @@
         </w:rPr>
         <w:t>) kwa utukufu wa Mungu. Barua hii inalenga kusaidia Wakristo kuelewa na kuvumilia manyanyaso yanayotokea mara nyingi kutokana na mahusiano na wasio Wakristo (</w:t>
       </w:r>
-      <w:hyperlink r:id="rId468">
+      <w:hyperlink r:id="rId488">
         <w:r>
           <w:rPr>
             <w:lang w:val="sw_KE" w:bidi="sw_KE"/>
@@ -15708,7 +16606,7 @@
         </w:rPr>
         <w:t xml:space="preserve">; </w:t>
       </w:r>
-      <w:hyperlink r:id="rId469">
+      <w:hyperlink r:id="rId489">
         <w:r>
           <w:rPr>
             <w:lang w:val="sw_KE" w:bidi="sw_KE"/>
@@ -15726,7 +16624,7 @@
         </w:rPr>
         <w:t xml:space="preserve">; </w:t>
       </w:r>
-      <w:hyperlink r:id="rId470">
+      <w:hyperlink r:id="rId490">
         <w:r>
           <w:rPr>
             <w:lang w:val="sw_KE" w:bidi="sw_KE"/>
@@ -15744,7 +16642,7 @@
         </w:rPr>
         <w:t xml:space="preserve">; </w:t>
       </w:r>
-      <w:hyperlink r:id="rId471">
+      <w:hyperlink r:id="rId491">
         <w:r>
           <w:rPr>
             <w:lang w:val="sw_KE" w:bidi="sw_KE"/>
@@ -15762,7 +16660,7 @@
         </w:rPr>
         <w:t xml:space="preserve">; </w:t>
       </w:r>
-      <w:hyperlink r:id="rId472">
+      <w:hyperlink r:id="rId492">
         <w:r>
           <w:rPr>
             <w:lang w:val="sw_KE" w:bidi="sw_KE"/>
@@ -15794,7 +16692,7 @@
         </w:rPr>
         <w:t>Maagizo ya Petro yanategemea Habari Njema ya wokovu wa Mungu kupitia kifo, ufufuo, na kuja kwa Pili kwa Kristo. Mungu ni mwenye rehema (</w:t>
       </w:r>
-      <w:hyperlink r:id="rId473">
+      <w:hyperlink r:id="rId493">
         <w:r>
           <w:rPr>
             <w:lang w:val="sw_KE" w:bidi="sw_KE"/>
@@ -15812,7 +16710,7 @@
         </w:rPr>
         <w:t xml:space="preserve">; </w:t>
       </w:r>
-      <w:hyperlink r:id="rId441">
+      <w:hyperlink r:id="rId461">
         <w:r>
           <w:rPr>
             <w:lang w:val="sw_KE" w:bidi="sw_KE"/>
@@ -15830,7 +16728,7 @@
         </w:rPr>
         <w:t>), “Mungu wa neema zote” (</w:t>
       </w:r>
-      <w:hyperlink r:id="rId474">
+      <w:hyperlink r:id="rId494">
         <w:r>
           <w:rPr>
             <w:lang w:val="sw_KE" w:bidi="sw_KE"/>
@@ -15848,7 +16746,7 @@
         </w:rPr>
         <w:t xml:space="preserve">; </w:t>
       </w:r>
-      <w:hyperlink r:id="rId429">
+      <w:hyperlink r:id="rId449">
         <w:r>
           <w:rPr>
             <w:lang w:val="sw_KE" w:bidi="sw_KE"/>
@@ -15866,7 +16764,7 @@
         </w:rPr>
         <w:t>), na kuna tumaini katika onyesho kuu la neema wakati wa kuja kwa Kristo (</w:t>
       </w:r>
-      <w:hyperlink r:id="rId475">
+      <w:hyperlink r:id="rId495">
         <w:r>
           <w:rPr>
             <w:lang w:val="sw_KE" w:bidi="sw_KE"/>
@@ -15884,7 +16782,7 @@
         </w:rPr>
         <w:t>). Mungu alijua na kuamua (</w:t>
       </w:r>
-      <w:hyperlink r:id="rId476">
+      <w:hyperlink r:id="rId496">
         <w:r>
           <w:rPr>
             <w:lang w:val="sw_KE" w:bidi="sw_KE"/>
@@ -15902,6 +16800,668 @@
         </w:rPr>
         <w:t xml:space="preserve">; </w:t>
       </w:r>
+      <w:hyperlink r:id="rId497">
+        <w:r>
+          <w:rPr>
+            <w:lang w:val="sw_KE" w:bidi="sw_KE"/>
+          </w:rPr>
+          <w:rPr>
+            <w:color w:val="0000EE"/>
+            <w:u w:val="single"/>
+          </w:rPr>
+          <w:t>2:8</w:t>
+        </w:r>
+      </w:hyperlink>
+      <w:r>
+        <w:rPr>
+          <w:lang w:val="sw_KE" w:bidi="sw_KE"/>
+        </w:rPr>
+        <w:t>) mpango wa ukombozi ili kuunda watu watakatifu kwa ajili ya milki yake mwenyewe (</w:t>
+      </w:r>
+      <w:hyperlink r:id="rId498">
+        <w:r>
+          <w:rPr>
+            <w:lang w:val="sw_KE" w:bidi="sw_KE"/>
+          </w:rPr>
+          <w:rPr>
+            <w:color w:val="0000EE"/>
+            <w:u w:val="single"/>
+          </w:rPr>
+          <w:t>2:9–10</w:t>
+        </w:r>
+      </w:hyperlink>
+      <w:r>
+        <w:rPr>
+          <w:lang w:val="sw_KE" w:bidi="sw_KE"/>
+        </w:rPr>
+        <w:t>). Kwa hivyo, Kristo alitumwa ulimwenguni kutimiza ukombozi huu kwa ajili ya wateule wa Mungu (</w:t>
+      </w:r>
+      <w:hyperlink r:id="rId499">
+        <w:r>
+          <w:rPr>
+            <w:lang w:val="sw_KE" w:bidi="sw_KE"/>
+          </w:rPr>
+          <w:rPr>
+            <w:color w:val="0000EE"/>
+            <w:u w:val="single"/>
+          </w:rPr>
+          <w:t>1:20</w:t>
+        </w:r>
+      </w:hyperlink>
+      <w:r>
+        <w:rPr>
+          <w:lang w:val="sw_KE" w:bidi="sw_KE"/>
+        </w:rPr>
+        <w:t>). Ingawa alikuwa “amechaguliwa na wa thamani” kwa Mungu, alikataliwa na wanadamu (</w:t>
+      </w:r>
+      <w:hyperlink r:id="rId500">
+        <w:r>
+          <w:rPr>
+            <w:lang w:val="sw_KE" w:bidi="sw_KE"/>
+          </w:rPr>
+          <w:rPr>
+            <w:color w:val="0000EE"/>
+            <w:u w:val="single"/>
+          </w:rPr>
+          <w:t>2:4</w:t>
+        </w:r>
+      </w:hyperlink>
+      <w:r>
+        <w:rPr>
+          <w:lang w:val="sw_KE" w:bidi="sw_KE"/>
+        </w:rPr>
+        <w:t xml:space="preserve">) ambao hawakumwamini (sura </w:t>
+      </w:r>
+      <w:hyperlink r:id="rId501">
+        <w:r>
+          <w:rPr>
+            <w:lang w:val="sw_KE" w:bidi="sw_KE"/>
+          </w:rPr>
+          <w:rPr>
+            <w:color w:val="0000EE"/>
+            <w:u w:val="single"/>
+          </w:rPr>
+          <w:t>7</w:t>
+        </w:r>
+      </w:hyperlink>
+      <w:r>
+        <w:rPr>
+          <w:lang w:val="sw_KE" w:bidi="sw_KE"/>
+        </w:rPr>
+        <w:t>). Lakini mateso yake (</w:t>
+      </w:r>
+      <w:hyperlink r:id="rId442">
+        <w:r>
+          <w:rPr>
+            <w:lang w:val="sw_KE" w:bidi="sw_KE"/>
+          </w:rPr>
+          <w:rPr>
+            <w:color w:val="0000EE"/>
+            <w:u w:val="single"/>
+          </w:rPr>
+          <w:t>1:11</w:t>
+        </w:r>
+      </w:hyperlink>
+      <w:r>
+        <w:rPr>
+          <w:lang w:val="sw_KE" w:bidi="sw_KE"/>
+        </w:rPr>
+        <w:t xml:space="preserve">; </w:t>
+      </w:r>
+      <w:hyperlink r:id="rId502">
+        <w:r>
+          <w:rPr>
+            <w:lang w:val="sw_KE" w:bidi="sw_KE"/>
+          </w:rPr>
+          <w:rPr>
+            <w:color w:val="0000EE"/>
+            <w:u w:val="single"/>
+          </w:rPr>
+          <w:t>4:1, 13</w:t>
+        </w:r>
+      </w:hyperlink>
+      <w:r>
+        <w:rPr>
+          <w:lang w:val="sw_KE" w:bidi="sw_KE"/>
+        </w:rPr>
+        <w:t xml:space="preserve">; </w:t>
+      </w:r>
+      <w:hyperlink r:id="rId438">
+        <w:r>
+          <w:rPr>
+            <w:lang w:val="sw_KE" w:bidi="sw_KE"/>
+          </w:rPr>
+          <w:rPr>
+            <w:color w:val="0000EE"/>
+            <w:u w:val="single"/>
+          </w:rPr>
+          <w:t>5:1</w:t>
+        </w:r>
+      </w:hyperlink>
+      <w:r>
+        <w:rPr>
+          <w:lang w:val="sw_KE" w:bidi="sw_KE"/>
+        </w:rPr>
+        <w:t>) hayakuwa janga lisilo na maana; yalikuwa kwa ajili ya watu wake (</w:t>
+      </w:r>
+      <w:hyperlink r:id="rId503">
+        <w:r>
+          <w:rPr>
+            <w:lang w:val="sw_KE" w:bidi="sw_KE"/>
+          </w:rPr>
+          <w:rPr>
+            <w:color w:val="0000EE"/>
+            <w:u w:val="single"/>
+          </w:rPr>
+          <w:t>2:21, 24</w:t>
+        </w:r>
+      </w:hyperlink>
+      <w:r>
+        <w:rPr>
+          <w:lang w:val="sw_KE" w:bidi="sw_KE"/>
+        </w:rPr>
+        <w:t xml:space="preserve">; </w:t>
+      </w:r>
+      <w:hyperlink r:id="rId504">
+        <w:r>
+          <w:rPr>
+            <w:lang w:val="sw_KE" w:bidi="sw_KE"/>
+          </w:rPr>
+          <w:rPr>
+            <w:color w:val="0000EE"/>
+            <w:u w:val="single"/>
+          </w:rPr>
+          <w:t>3:18</w:t>
+        </w:r>
+      </w:hyperlink>
+      <w:r>
+        <w:rPr>
+          <w:lang w:val="sw_KE" w:bidi="sw_KE"/>
+        </w:rPr>
+        <w:t>), kuwakomboa kwa damu yake ya thamani kutoka kwa maisha yasiyo na maana (</w:t>
+      </w:r>
+      <w:hyperlink r:id="rId505">
+        <w:r>
+          <w:rPr>
+            <w:lang w:val="sw_KE" w:bidi="sw_KE"/>
+          </w:rPr>
+          <w:rPr>
+            <w:color w:val="0000EE"/>
+            <w:u w:val="single"/>
+          </w:rPr>
+          <w:t>1:18–19</w:t>
+        </w:r>
+      </w:hyperlink>
+      <w:r>
+        <w:rPr>
+          <w:lang w:val="sw_KE" w:bidi="sw_KE"/>
+        </w:rPr>
+        <w:t>).</w:t>
+      </w:r>
+    </w:p>
+    <w:p>
+      <w:pPr/>
+      <w:r>
+        <w:rPr>
+          <w:lang w:val="sw_KE" w:bidi="sw_KE"/>
+        </w:rPr>
+      </w:r>
+      <w:r>
+        <w:rPr>
+          <w:lang w:val="sw_KE" w:bidi="sw_KE"/>
+        </w:rPr>
+        <w:t>Alikufa katika mwili, lakini akafanywa "hai kwa Roho" (</w:t>
+      </w:r>
+      <w:hyperlink r:id="rId504">
+        <w:r>
+          <w:rPr>
+            <w:lang w:val="sw_KE" w:bidi="sw_KE"/>
+          </w:rPr>
+          <w:rPr>
+            <w:color w:val="0000EE"/>
+            <w:u w:val="single"/>
+          </w:rPr>
+          <w:t>3:18</w:t>
+        </w:r>
+      </w:hyperlink>
+      <w:r>
+        <w:rPr>
+          <w:lang w:val="sw_KE" w:bidi="sw_KE"/>
+        </w:rPr>
+        <w:t>), akafufuliwa kutoka kwa wafu na kutukuzwa (</w:t>
+      </w:r>
+      <w:hyperlink r:id="rId506">
+        <w:r>
+          <w:rPr>
+            <w:lang w:val="sw_KE" w:bidi="sw_KE"/>
+          </w:rPr>
+          <w:rPr>
+            <w:color w:val="0000EE"/>
+            <w:u w:val="single"/>
+          </w:rPr>
+          <w:t>1:21</w:t>
+        </w:r>
+      </w:hyperlink>
+      <w:r>
+        <w:rPr>
+          <w:lang w:val="sw_KE" w:bidi="sw_KE"/>
+        </w:rPr>
+        <w:t xml:space="preserve">; </w:t>
+      </w:r>
+      <w:hyperlink r:id="rId501">
+        <w:r>
+          <w:rPr>
+            <w:lang w:val="sw_KE" w:bidi="sw_KE"/>
+          </w:rPr>
+          <w:rPr>
+            <w:color w:val="0000EE"/>
+            <w:u w:val="single"/>
+          </w:rPr>
+          <w:t>2:7</w:t>
+        </w:r>
+      </w:hyperlink>
+      <w:r>
+        <w:rPr>
+          <w:lang w:val="sw_KE" w:bidi="sw_KE"/>
+        </w:rPr>
+        <w:t>), na anashikilia nafasi ya mamlaka mkono wa kulia wa Mungu (</w:t>
+      </w:r>
+      <w:hyperlink r:id="rId507">
+        <w:r>
+          <w:rPr>
+            <w:lang w:val="sw_KE" w:bidi="sw_KE"/>
+          </w:rPr>
+          <w:rPr>
+            <w:color w:val="0000EE"/>
+            <w:u w:val="single"/>
+          </w:rPr>
+          <w:t>3:22</w:t>
+        </w:r>
+      </w:hyperlink>
+      <w:r>
+        <w:rPr>
+          <w:lang w:val="sw_KE" w:bidi="sw_KE"/>
+        </w:rPr>
+        <w:t>). Zaidi ya hayo, tunapaswa kuelewa uhusiano kati ya Habari Njema ya wokovu wa Mungu na mwenendo wetu mzuri. Habari Njema lazima itangazwe ili ibadilishe maisha ya mtu yeyote. Tangazo hili linatokea kwa nguvu ya Roho Mtakatifu wa Mungu (</w:t>
+      </w:r>
+      <w:hyperlink r:id="rId450">
+        <w:r>
+          <w:rPr>
+            <w:lang w:val="sw_KE" w:bidi="sw_KE"/>
+          </w:rPr>
+          <w:rPr>
+            <w:color w:val="0000EE"/>
+            <w:u w:val="single"/>
+          </w:rPr>
+          <w:t>1:12</w:t>
+        </w:r>
+      </w:hyperlink>
+      <w:r>
+        <w:rPr>
+          <w:lang w:val="sw_KE" w:bidi="sw_KE"/>
+        </w:rPr>
+        <w:t>). Sio tu "matangazo ya habari" bali ni "neno la Mungu linaloishi na kudumu" (</w:t>
+      </w:r>
+      <w:hyperlink r:id="rId508">
+        <w:r>
+          <w:rPr>
+            <w:lang w:val="sw_KE" w:bidi="sw_KE"/>
+          </w:rPr>
+          <w:rPr>
+            <w:color w:val="0000EE"/>
+            <w:u w:val="single"/>
+          </w:rPr>
+          <w:t>1:23</w:t>
+        </w:r>
+      </w:hyperlink>
+      <w:r>
+        <w:rPr>
+          <w:lang w:val="sw_KE" w:bidi="sw_KE"/>
+        </w:rPr>
+        <w:t xml:space="preserve">; rej. </w:t>
+      </w:r>
+      <w:hyperlink r:id="rId509">
+        <w:r>
+          <w:rPr>
+            <w:lang w:val="sw_KE" w:bidi="sw_KE"/>
+          </w:rPr>
+          <w:rPr>
+            <w:color w:val="0000EE"/>
+            <w:u w:val="single"/>
+          </w:rPr>
+          <w:t>4:11</w:t>
+        </w:r>
+      </w:hyperlink>
+      <w:r>
+        <w:rPr>
+          <w:lang w:val="sw_KE" w:bidi="sw_KE"/>
+        </w:rPr>
+        <w:t>), ambapo Mungu anawaita watu wake na kuwaita "kutoka gizani na kuingia katika nuru yake ya ajabu" (</w:t>
+      </w:r>
+      <w:hyperlink r:id="rId510">
+        <w:r>
+          <w:rPr>
+            <w:lang w:val="sw_KE" w:bidi="sw_KE"/>
+          </w:rPr>
+          <w:rPr>
+            <w:color w:val="0000EE"/>
+            <w:u w:val="single"/>
+          </w:rPr>
+          <w:t>2:9</w:t>
+        </w:r>
+      </w:hyperlink>
+      <w:r>
+        <w:rPr>
+          <w:lang w:val="sw_KE" w:bidi="sw_KE"/>
+        </w:rPr>
+        <w:t xml:space="preserve">; rej. </w:t>
+      </w:r>
+      <w:hyperlink r:id="rId511">
+        <w:r>
+          <w:rPr>
+            <w:lang w:val="sw_KE" w:bidi="sw_KE"/>
+          </w:rPr>
+          <w:rPr>
+            <w:color w:val="0000EE"/>
+            <w:u w:val="single"/>
+          </w:rPr>
+          <w:t>1:15</w:t>
+        </w:r>
+      </w:hyperlink>
+      <w:r>
+        <w:rPr>
+          <w:lang w:val="sw_KE" w:bidi="sw_KE"/>
+        </w:rPr>
+        <w:t>), "kwa utukufu wake wa milele katika Kristo" (</w:t>
+      </w:r>
+      <w:hyperlink r:id="rId512">
+        <w:r>
+          <w:rPr>
+            <w:lang w:val="sw_KE" w:bidi="sw_KE"/>
+          </w:rPr>
+          <w:rPr>
+            <w:color w:val="0000EE"/>
+            <w:u w:val="single"/>
+          </w:rPr>
+          <w:t>5:10</w:t>
+        </w:r>
+      </w:hyperlink>
+      <w:r>
+        <w:rPr>
+          <w:lang w:val="sw_KE" w:bidi="sw_KE"/>
+        </w:rPr>
+        <w:t>). Mabadiliko haya yanaelezewa katika 1 Petro kama "kuzaliwa upya" (</w:t>
+      </w:r>
+      <w:hyperlink r:id="rId513">
+        <w:r>
+          <w:rPr>
+            <w:lang w:val="sw_KE" w:bidi="sw_KE"/>
+          </w:rPr>
+          <w:rPr>
+            <w:color w:val="0000EE"/>
+            <w:u w:val="single"/>
+          </w:rPr>
+          <w:t>1:3, 23</w:t>
+        </w:r>
+      </w:hyperlink>
+      <w:r>
+        <w:rPr>
+          <w:lang w:val="sw_KE" w:bidi="sw_KE"/>
+        </w:rPr>
+        <w:t>); kinachomtambulisha mtu aliyezaliwa upya ni "tumaini lililo hai" alilo nalo katika Kristo (</w:t>
+      </w:r>
+      <w:hyperlink r:id="rId514">
+        <w:r>
+          <w:rPr>
+            <w:lang w:val="sw_KE" w:bidi="sw_KE"/>
+          </w:rPr>
+          <w:rPr>
+            <w:color w:val="0000EE"/>
+            <w:u w:val="single"/>
+          </w:rPr>
+          <w:t>1:3, 13</w:t>
+        </w:r>
+      </w:hyperlink>
+      <w:r>
+        <w:rPr>
+          <w:lang w:val="sw_KE" w:bidi="sw_KE"/>
+        </w:rPr>
+        <w:t>).</w:t>
+      </w:r>
+    </w:p>
+    <w:p>
+      <w:pPr/>
+      <w:r>
+        <w:rPr>
+          <w:lang w:val="sw_KE" w:bidi="sw_KE"/>
+        </w:rPr>
+      </w:r>
+      <w:r>
+        <w:rPr>
+          <w:lang w:val="sw_KE" w:bidi="sw_KE"/>
+        </w:rPr>
+        <w:t>Tumaini hili, lenye msingi katika ufufuo wa Kristo na kurudi kwake kwa hakika, hubadilisha tabia (</w:t>
+      </w:r>
+      <w:hyperlink r:id="rId515">
+        <w:r>
+          <w:rPr>
+            <w:lang w:val="sw_KE" w:bidi="sw_KE"/>
+          </w:rPr>
+          <w:rPr>
+            <w:color w:val="0000EE"/>
+            <w:u w:val="single"/>
+          </w:rPr>
+          <w:t>1:13–15</w:t>
+        </w:r>
+      </w:hyperlink>
+      <w:r>
+        <w:rPr>
+          <w:lang w:val="sw_KE" w:bidi="sw_KE"/>
+        </w:rPr>
+        <w:t>). Hatutahitaji tena kutafuta kuridhika na kutosheka kwa njia mbaya na zisizo na upendo, bali kwa kuamini roho zetu kwa Muumba Mwaminifu (</w:t>
+      </w:r>
+      <w:hyperlink r:id="rId516">
+        <w:r>
+          <w:rPr>
+            <w:lang w:val="sw_KE" w:bidi="sw_KE"/>
+          </w:rPr>
+          <w:rPr>
+            <w:color w:val="0000EE"/>
+            <w:u w:val="single"/>
+          </w:rPr>
+          <w:t>4:19</w:t>
+        </w:r>
+      </w:hyperlink>
+      <w:r>
+        <w:rPr>
+          <w:lang w:val="sw_KE" w:bidi="sw_KE"/>
+        </w:rPr>
+        <w:t xml:space="preserve">; </w:t>
+      </w:r>
+      <w:hyperlink r:id="rId517">
+        <w:r>
+          <w:rPr>
+            <w:lang w:val="sw_KE" w:bidi="sw_KE"/>
+          </w:rPr>
+          <w:rPr>
+            <w:color w:val="0000EE"/>
+            <w:u w:val="single"/>
+          </w:rPr>
+          <w:t>5:7</w:t>
+        </w:r>
+      </w:hyperlink>
+      <w:r>
+        <w:rPr>
+          <w:lang w:val="sw_KE" w:bidi="sw_KE"/>
+        </w:rPr>
+        <w:t>), tunaweza kuvumilia mateso yasiyo ya haki kwa uvumilivu (</w:t>
+      </w:r>
+      <w:hyperlink r:id="rId518">
+        <w:r>
+          <w:rPr>
+            <w:lang w:val="sw_KE" w:bidi="sw_KE"/>
+          </w:rPr>
+          <w:rPr>
+            <w:color w:val="0000EE"/>
+            <w:u w:val="single"/>
+          </w:rPr>
+          <w:t>2:20</w:t>
+        </w:r>
+      </w:hyperlink>
+      <w:r>
+        <w:rPr>
+          <w:lang w:val="sw_KE" w:bidi="sw_KE"/>
+        </w:rPr>
+        <w:t>), tusirudishe uovu kwa uovu (</w:t>
+      </w:r>
+      <w:hyperlink r:id="rId519">
+        <w:r>
+          <w:rPr>
+            <w:lang w:val="sw_KE" w:bidi="sw_KE"/>
+          </w:rPr>
+          <w:rPr>
+            <w:color w:val="0000EE"/>
+            <w:u w:val="single"/>
+          </w:rPr>
+          <w:t>3:9</w:t>
+        </w:r>
+      </w:hyperlink>
+      <w:r>
+        <w:rPr>
+          <w:lang w:val="sw_KE" w:bidi="sw_KE"/>
+        </w:rPr>
+        <w:t>), na tutafute kueneza rehema ya Mungu kwa wengine kwa kufanya mema (</w:t>
+      </w:r>
+      <w:hyperlink r:id="rId520">
+        <w:r>
+          <w:rPr>
+            <w:lang w:val="sw_KE" w:bidi="sw_KE"/>
+          </w:rPr>
+          <w:rPr>
+            <w:color w:val="0000EE"/>
+            <w:u w:val="single"/>
+          </w:rPr>
+          <w:t>2:12, 15</w:t>
+        </w:r>
+      </w:hyperlink>
+      <w:r>
+        <w:rPr>
+          <w:lang w:val="sw_KE" w:bidi="sw_KE"/>
+        </w:rPr>
+        <w:t xml:space="preserve">; </w:t>
+      </w:r>
+      <w:hyperlink r:id="rId521">
+        <w:r>
+          <w:rPr>
+            <w:lang w:val="sw_KE" w:bidi="sw_KE"/>
+          </w:rPr>
+          <w:rPr>
+            <w:color w:val="0000EE"/>
+            <w:u w:val="single"/>
+          </w:rPr>
+          <w:t>3:11, 16</w:t>
+        </w:r>
+      </w:hyperlink>
+      <w:r>
+        <w:rPr>
+          <w:lang w:val="sw_KE" w:bidi="sw_KE"/>
+        </w:rPr>
+        <w:t xml:space="preserve">; </w:t>
+      </w:r>
+      <w:hyperlink r:id="rId516">
+        <w:r>
+          <w:rPr>
+            <w:lang w:val="sw_KE" w:bidi="sw_KE"/>
+          </w:rPr>
+          <w:rPr>
+            <w:color w:val="0000EE"/>
+            <w:u w:val="single"/>
+          </w:rPr>
+          <w:t>4:19</w:t>
+        </w:r>
+      </w:hyperlink>
+      <w:r>
+        <w:rPr>
+          <w:lang w:val="sw_KE" w:bidi="sw_KE"/>
+        </w:rPr>
+        <w:t>).</w:t>
+      </w:r>
+    </w:p>
+    <w:p>
+      <w:pPr/>
+      <w:r>
+        <w:rPr>
+          <w:lang w:val="sw_KE" w:bidi="sw_KE"/>
+        </w:rPr>
+      </w:r>
+      <w:r>
+        <w:rPr>
+          <w:lang w:val="sw_KE" w:bidi="sw_KE"/>
+        </w:rPr>
+        <w:t xml:space="preserve">Matumaini ya Kikristo yenye uhai hayatupeleki </w:t>
+      </w:r>
+      <w:r>
+        <w:rPr>
+          <w:i/>
+          <w:lang w:val="sw_KE" w:bidi="sw_KE"/>
+        </w:rPr>
+        <w:t>nje</w:t>
+      </w:r>
+      <w:r>
+        <w:rPr>
+          <w:lang w:val="sw_KE" w:bidi="sw_KE"/>
+        </w:rPr>
+        <w:t xml:space="preserve"> ya jamii isiyo ya Kikristo bali hubadilisha tabia yetu </w:t>
+      </w:r>
+      <w:r>
+        <w:rPr>
+          <w:i/>
+          <w:lang w:val="sw_KE" w:bidi="sw_KE"/>
+        </w:rPr>
+        <w:t>ndani</w:t>
+      </w:r>
+      <w:r>
+        <w:rPr>
+          <w:lang w:val="sw_KE" w:bidi="sw_KE"/>
+        </w:rPr>
+        <w:t xml:space="preserve"> yake. Wakristo wanashauriwa kama raia wa serikali (</w:t>
+      </w:r>
+      <w:hyperlink r:id="rId522">
+        <w:r>
+          <w:rPr>
+            <w:lang w:val="sw_KE" w:bidi="sw_KE"/>
+          </w:rPr>
+          <w:rPr>
+            <w:color w:val="0000EE"/>
+            <w:u w:val="single"/>
+          </w:rPr>
+          <w:t>2:13–17</w:t>
+        </w:r>
+      </w:hyperlink>
+      <w:r>
+        <w:rPr>
+          <w:lang w:val="sw_KE" w:bidi="sw_KE"/>
+        </w:rPr>
+        <w:t xml:space="preserve">), kama watumwa wa mabwana wakatili (sura </w:t>
+      </w:r>
+      <w:hyperlink r:id="rId523">
+        <w:r>
+          <w:rPr>
+            <w:lang w:val="sw_KE" w:bidi="sw_KE"/>
+          </w:rPr>
+          <w:rPr>
+            <w:color w:val="0000EE"/>
+            <w:u w:val="single"/>
+          </w:rPr>
+          <w:t>18–25</w:t>
+        </w:r>
+      </w:hyperlink>
+      <w:r>
+        <w:rPr>
+          <w:lang w:val="sw_KE" w:bidi="sw_KE"/>
+        </w:rPr>
+        <w:t>), na kama wake wa waume wasioamini (</w:t>
+      </w:r>
       <w:hyperlink r:id="rId477">
         <w:r>
           <w:rPr>
@@ -15911,14 +17471,27 @@
             <w:color w:val="0000EE"/>
             <w:u w:val="single"/>
           </w:rPr>
-          <w:t>2:8</w:t>
-        </w:r>
-      </w:hyperlink>
-      <w:r>
-        <w:rPr>
-          <w:lang w:val="sw_KE" w:bidi="sw_KE"/>
-        </w:rPr>
-        <w:t>) mpango wa ukombozi ili kuunda watu watakatifu kwa ajili ya milki yake mwenyewe (</w:t>
+          <w:t>3:1–6</w:t>
+        </w:r>
+      </w:hyperlink>
+      <w:r>
+        <w:rPr>
+          <w:lang w:val="sw_KE" w:bidi="sw_KE"/>
+        </w:rPr>
+        <w:t xml:space="preserve">). Kwa kuishi kama watu wapya na wenye matumaini </w:t>
+      </w:r>
+      <w:r>
+        <w:rPr>
+          <w:i/>
+          <w:lang w:val="sw_KE" w:bidi="sw_KE"/>
+        </w:rPr>
+        <w:t>ndani</w:t>
+      </w:r>
+      <w:r>
+        <w:rPr>
+          <w:lang w:val="sw_KE" w:bidi="sw_KE"/>
+        </w:rPr>
+        <w:t xml:space="preserve"> ya taasisi za jamii, wengine wanaona matendo yetu mema na kumpa utukufu Baba yetu aliye mbinguni (</w:t>
       </w:r>
       <w:hyperlink r:id="rId478">
         <w:r>
@@ -15929,291 +17502,7 @@
             <w:color w:val="0000EE"/>
             <w:u w:val="single"/>
           </w:rPr>
-          <w:t>2:9–10</w:t>
-        </w:r>
-      </w:hyperlink>
-      <w:r>
-        <w:rPr>
-          <w:lang w:val="sw_KE" w:bidi="sw_KE"/>
-        </w:rPr>
-        <w:t>). Kwa hivyo, Kristo alitumwa ulimwenguni kutimiza ukombozi huu kwa ajili ya wateule wa Mungu (</w:t>
-      </w:r>
-      <w:hyperlink r:id="rId479">
-        <w:r>
-          <w:rPr>
-            <w:lang w:val="sw_KE" w:bidi="sw_KE"/>
-          </w:rPr>
-          <w:rPr>
-            <w:color w:val="0000EE"/>
-            <w:u w:val="single"/>
-          </w:rPr>
-          <w:t>1:20</w:t>
-        </w:r>
-      </w:hyperlink>
-      <w:r>
-        <w:rPr>
-          <w:lang w:val="sw_KE" w:bidi="sw_KE"/>
-        </w:rPr>
-        <w:t>). Ingawa alikuwa “amechaguliwa na wa thamani” kwa Mungu, alikataliwa na wanadamu (</w:t>
-      </w:r>
-      <w:hyperlink r:id="rId480">
-        <w:r>
-          <w:rPr>
-            <w:lang w:val="sw_KE" w:bidi="sw_KE"/>
-          </w:rPr>
-          <w:rPr>
-            <w:color w:val="0000EE"/>
-            <w:u w:val="single"/>
-          </w:rPr>
-          <w:t>2:4</w:t>
-        </w:r>
-      </w:hyperlink>
-      <w:r>
-        <w:rPr>
-          <w:lang w:val="sw_KE" w:bidi="sw_KE"/>
-        </w:rPr>
-        <w:t xml:space="preserve">) ambao hawakumwamini (sura </w:t>
-      </w:r>
-      <w:hyperlink r:id="rId481">
-        <w:r>
-          <w:rPr>
-            <w:lang w:val="sw_KE" w:bidi="sw_KE"/>
-          </w:rPr>
-          <w:rPr>
-            <w:color w:val="0000EE"/>
-            <w:u w:val="single"/>
-          </w:rPr>
-          <w:t>7</w:t>
-        </w:r>
-      </w:hyperlink>
-      <w:r>
-        <w:rPr>
-          <w:lang w:val="sw_KE" w:bidi="sw_KE"/>
-        </w:rPr>
-        <w:t>). Lakini mateso yake (</w:t>
-      </w:r>
-      <w:hyperlink r:id="rId422">
-        <w:r>
-          <w:rPr>
-            <w:lang w:val="sw_KE" w:bidi="sw_KE"/>
-          </w:rPr>
-          <w:rPr>
-            <w:color w:val="0000EE"/>
-            <w:u w:val="single"/>
-          </w:rPr>
-          <w:t>1:11</w:t>
-        </w:r>
-      </w:hyperlink>
-      <w:r>
-        <w:rPr>
-          <w:lang w:val="sw_KE" w:bidi="sw_KE"/>
-        </w:rPr>
-        <w:t xml:space="preserve">; </w:t>
-      </w:r>
-      <w:hyperlink r:id="rId482">
-        <w:r>
-          <w:rPr>
-            <w:lang w:val="sw_KE" w:bidi="sw_KE"/>
-          </w:rPr>
-          <w:rPr>
-            <w:color w:val="0000EE"/>
-            <w:u w:val="single"/>
-          </w:rPr>
-          <w:t>4:1, 13</w:t>
-        </w:r>
-      </w:hyperlink>
-      <w:r>
-        <w:rPr>
-          <w:lang w:val="sw_KE" w:bidi="sw_KE"/>
-        </w:rPr>
-        <w:t xml:space="preserve">; </w:t>
-      </w:r>
-      <w:hyperlink r:id="rId418">
-        <w:r>
-          <w:rPr>
-            <w:lang w:val="sw_KE" w:bidi="sw_KE"/>
-          </w:rPr>
-          <w:rPr>
-            <w:color w:val="0000EE"/>
-            <w:u w:val="single"/>
-          </w:rPr>
-          <w:t>5:1</w:t>
-        </w:r>
-      </w:hyperlink>
-      <w:r>
-        <w:rPr>
-          <w:lang w:val="sw_KE" w:bidi="sw_KE"/>
-        </w:rPr>
-        <w:t>) hayakuwa janga lisilo na maana; yalikuwa kwa ajili ya watu wake (</w:t>
-      </w:r>
-      <w:hyperlink r:id="rId483">
-        <w:r>
-          <w:rPr>
-            <w:lang w:val="sw_KE" w:bidi="sw_KE"/>
-          </w:rPr>
-          <w:rPr>
-            <w:color w:val="0000EE"/>
-            <w:u w:val="single"/>
-          </w:rPr>
-          <w:t>2:21, 24</w:t>
-        </w:r>
-      </w:hyperlink>
-      <w:r>
-        <w:rPr>
-          <w:lang w:val="sw_KE" w:bidi="sw_KE"/>
-        </w:rPr>
-        <w:t xml:space="preserve">; </w:t>
-      </w:r>
-      <w:hyperlink r:id="rId484">
-        <w:r>
-          <w:rPr>
-            <w:lang w:val="sw_KE" w:bidi="sw_KE"/>
-          </w:rPr>
-          <w:rPr>
-            <w:color w:val="0000EE"/>
-            <w:u w:val="single"/>
-          </w:rPr>
-          <w:t>3:18</w:t>
-        </w:r>
-      </w:hyperlink>
-      <w:r>
-        <w:rPr>
-          <w:lang w:val="sw_KE" w:bidi="sw_KE"/>
-        </w:rPr>
-        <w:t>), kuwakomboa kwa damu yake ya thamani kutoka kwa maisha yasiyo na maana (</w:t>
-      </w:r>
-      <w:hyperlink r:id="rId485">
-        <w:r>
-          <w:rPr>
-            <w:lang w:val="sw_KE" w:bidi="sw_KE"/>
-          </w:rPr>
-          <w:rPr>
-            <w:color w:val="0000EE"/>
-            <w:u w:val="single"/>
-          </w:rPr>
-          <w:t>1:18–19</w:t>
-        </w:r>
-      </w:hyperlink>
-      <w:r>
-        <w:rPr>
-          <w:lang w:val="sw_KE" w:bidi="sw_KE"/>
-        </w:rPr>
-        <w:t>).</w:t>
-      </w:r>
-    </w:p>
-    <w:p>
-      <w:pPr/>
-      <w:r>
-        <w:rPr>
-          <w:lang w:val="sw_KE" w:bidi="sw_KE"/>
-        </w:rPr>
-      </w:r>
-      <w:r>
-        <w:rPr>
-          <w:lang w:val="sw_KE" w:bidi="sw_KE"/>
-        </w:rPr>
-        <w:t>Alikufa katika mwili, lakini akafanywa "hai kwa Roho" (</w:t>
-      </w:r>
-      <w:hyperlink r:id="rId484">
-        <w:r>
-          <w:rPr>
-            <w:lang w:val="sw_KE" w:bidi="sw_KE"/>
-          </w:rPr>
-          <w:rPr>
-            <w:color w:val="0000EE"/>
-            <w:u w:val="single"/>
-          </w:rPr>
-          <w:t>3:18</w:t>
-        </w:r>
-      </w:hyperlink>
-      <w:r>
-        <w:rPr>
-          <w:lang w:val="sw_KE" w:bidi="sw_KE"/>
-        </w:rPr>
-        <w:t>), akafufuliwa kutoka kwa wafu na kutukuzwa (</w:t>
-      </w:r>
-      <w:hyperlink r:id="rId486">
-        <w:r>
-          <w:rPr>
-            <w:lang w:val="sw_KE" w:bidi="sw_KE"/>
-          </w:rPr>
-          <w:rPr>
-            <w:color w:val="0000EE"/>
-            <w:u w:val="single"/>
-          </w:rPr>
-          <w:t>1:21</w:t>
-        </w:r>
-      </w:hyperlink>
-      <w:r>
-        <w:rPr>
-          <w:lang w:val="sw_KE" w:bidi="sw_KE"/>
-        </w:rPr>
-        <w:t xml:space="preserve">; </w:t>
-      </w:r>
-      <w:hyperlink r:id="rId481">
-        <w:r>
-          <w:rPr>
-            <w:lang w:val="sw_KE" w:bidi="sw_KE"/>
-          </w:rPr>
-          <w:rPr>
-            <w:color w:val="0000EE"/>
-            <w:u w:val="single"/>
-          </w:rPr>
-          <w:t>2:7</w:t>
-        </w:r>
-      </w:hyperlink>
-      <w:r>
-        <w:rPr>
-          <w:lang w:val="sw_KE" w:bidi="sw_KE"/>
-        </w:rPr>
-        <w:t>), na anashikilia nafasi ya mamlaka mkono wa kulia wa Mungu (</w:t>
-      </w:r>
-      <w:hyperlink r:id="rId487">
-        <w:r>
-          <w:rPr>
-            <w:lang w:val="sw_KE" w:bidi="sw_KE"/>
-          </w:rPr>
-          <w:rPr>
-            <w:color w:val="0000EE"/>
-            <w:u w:val="single"/>
-          </w:rPr>
-          <w:t>3:22</w:t>
-        </w:r>
-      </w:hyperlink>
-      <w:r>
-        <w:rPr>
-          <w:lang w:val="sw_KE" w:bidi="sw_KE"/>
-        </w:rPr>
-        <w:t>). Zaidi ya hayo, tunapaswa kuelewa uhusiano kati ya Habari Njema ya wokovu wa Mungu na mwenendo wetu mzuri. Habari Njema lazima itangazwe ili ibadilishe maisha ya mtu yeyote. Tangazo hili linatokea kwa nguvu ya Roho Mtakatifu wa Mungu (</w:t>
-      </w:r>
-      <w:hyperlink r:id="rId430">
-        <w:r>
-          <w:rPr>
-            <w:lang w:val="sw_KE" w:bidi="sw_KE"/>
-          </w:rPr>
-          <w:rPr>
-            <w:color w:val="0000EE"/>
-            <w:u w:val="single"/>
-          </w:rPr>
-          <w:t>1:12</w:t>
-        </w:r>
-      </w:hyperlink>
-      <w:r>
-        <w:rPr>
-          <w:lang w:val="sw_KE" w:bidi="sw_KE"/>
-        </w:rPr>
-        <w:t>). Sio tu "matangazo ya habari" bali ni "neno la Mungu linaloishi na kudumu" (</w:t>
-      </w:r>
-      <w:hyperlink r:id="rId488">
-        <w:r>
-          <w:rPr>
-            <w:lang w:val="sw_KE" w:bidi="sw_KE"/>
-          </w:rPr>
-          <w:rPr>
-            <w:color w:val="0000EE"/>
-            <w:u w:val="single"/>
-          </w:rPr>
-          <w:t>1:23</w:t>
+          <w:t>2:12</w:t>
         </w:r>
       </w:hyperlink>
       <w:r>
@@ -16222,398 +17511,7 @@
         </w:rPr>
         <w:t xml:space="preserve">; rej. </w:t>
       </w:r>
-      <w:hyperlink r:id="rId489">
-        <w:r>
-          <w:rPr>
-            <w:lang w:val="sw_KE" w:bidi="sw_KE"/>
-          </w:rPr>
-          <w:rPr>
-            <w:color w:val="0000EE"/>
-            <w:u w:val="single"/>
-          </w:rPr>
-          <w:t>4:11</w:t>
-        </w:r>
-      </w:hyperlink>
-      <w:r>
-        <w:rPr>
-          <w:lang w:val="sw_KE" w:bidi="sw_KE"/>
-        </w:rPr>
-        <w:t>), ambapo Mungu anawaita watu wake na kuwaita "kutoka gizani na kuingia katika nuru yake ya ajabu" (</w:t>
-      </w:r>
-      <w:hyperlink r:id="rId490">
-        <w:r>
-          <w:rPr>
-            <w:lang w:val="sw_KE" w:bidi="sw_KE"/>
-          </w:rPr>
-          <w:rPr>
-            <w:color w:val="0000EE"/>
-            <w:u w:val="single"/>
-          </w:rPr>
-          <w:t>2:9</w:t>
-        </w:r>
-      </w:hyperlink>
-      <w:r>
-        <w:rPr>
-          <w:lang w:val="sw_KE" w:bidi="sw_KE"/>
-        </w:rPr>
-        <w:t xml:space="preserve">; rej. </w:t>
-      </w:r>
-      <w:hyperlink r:id="rId491">
-        <w:r>
-          <w:rPr>
-            <w:lang w:val="sw_KE" w:bidi="sw_KE"/>
-          </w:rPr>
-          <w:rPr>
-            <w:color w:val="0000EE"/>
-            <w:u w:val="single"/>
-          </w:rPr>
-          <w:t>1:15</w:t>
-        </w:r>
-      </w:hyperlink>
-      <w:r>
-        <w:rPr>
-          <w:lang w:val="sw_KE" w:bidi="sw_KE"/>
-        </w:rPr>
-        <w:t>), "kwa utukufu wake wa milele katika Kristo" (</w:t>
-      </w:r>
-      <w:hyperlink r:id="rId492">
-        <w:r>
-          <w:rPr>
-            <w:lang w:val="sw_KE" w:bidi="sw_KE"/>
-          </w:rPr>
-          <w:rPr>
-            <w:color w:val="0000EE"/>
-            <w:u w:val="single"/>
-          </w:rPr>
-          <w:t>5:10</w:t>
-        </w:r>
-      </w:hyperlink>
-      <w:r>
-        <w:rPr>
-          <w:lang w:val="sw_KE" w:bidi="sw_KE"/>
-        </w:rPr>
-        <w:t>). Mabadiliko haya yanaelezewa katika 1 Petro kama "kuzaliwa upya" (</w:t>
-      </w:r>
-      <w:hyperlink r:id="rId493">
-        <w:r>
-          <w:rPr>
-            <w:lang w:val="sw_KE" w:bidi="sw_KE"/>
-          </w:rPr>
-          <w:rPr>
-            <w:color w:val="0000EE"/>
-            <w:u w:val="single"/>
-          </w:rPr>
-          <w:t>1:3, 23</w:t>
-        </w:r>
-      </w:hyperlink>
-      <w:r>
-        <w:rPr>
-          <w:lang w:val="sw_KE" w:bidi="sw_KE"/>
-        </w:rPr>
-        <w:t>); kinachomtambulisha mtu aliyezaliwa upya ni "tumaini lililo hai" alilo nalo katika Kristo (</w:t>
-      </w:r>
-      <w:hyperlink r:id="rId494">
-        <w:r>
-          <w:rPr>
-            <w:lang w:val="sw_KE" w:bidi="sw_KE"/>
-          </w:rPr>
-          <w:rPr>
-            <w:color w:val="0000EE"/>
-            <w:u w:val="single"/>
-          </w:rPr>
-          <w:t>1:3, 13</w:t>
-        </w:r>
-      </w:hyperlink>
-      <w:r>
-        <w:rPr>
-          <w:lang w:val="sw_KE" w:bidi="sw_KE"/>
-        </w:rPr>
-        <w:t>).</w:t>
-      </w:r>
-    </w:p>
-    <w:p>
-      <w:pPr/>
-      <w:r>
-        <w:rPr>
-          <w:lang w:val="sw_KE" w:bidi="sw_KE"/>
-        </w:rPr>
-      </w:r>
-      <w:r>
-        <w:rPr>
-          <w:lang w:val="sw_KE" w:bidi="sw_KE"/>
-        </w:rPr>
-        <w:t>Tumaini hili, lenye msingi katika ufufuo wa Kristo na kurudi kwake kwa hakika, hubadilisha tabia (</w:t>
-      </w:r>
-      <w:hyperlink r:id="rId495">
-        <w:r>
-          <w:rPr>
-            <w:lang w:val="sw_KE" w:bidi="sw_KE"/>
-          </w:rPr>
-          <w:rPr>
-            <w:color w:val="0000EE"/>
-            <w:u w:val="single"/>
-          </w:rPr>
-          <w:t>1:13–15</w:t>
-        </w:r>
-      </w:hyperlink>
-      <w:r>
-        <w:rPr>
-          <w:lang w:val="sw_KE" w:bidi="sw_KE"/>
-        </w:rPr>
-        <w:t>). Hatutahitaji tena kutafuta kuridhika na kutosheka kwa njia mbaya na zisizo na upendo, bali kwa kuamini roho zetu kwa Muumba Mwaminifu (</w:t>
-      </w:r>
-      <w:hyperlink r:id="rId496">
-        <w:r>
-          <w:rPr>
-            <w:lang w:val="sw_KE" w:bidi="sw_KE"/>
-          </w:rPr>
-          <w:rPr>
-            <w:color w:val="0000EE"/>
-            <w:u w:val="single"/>
-          </w:rPr>
-          <w:t>4:19</w:t>
-        </w:r>
-      </w:hyperlink>
-      <w:r>
-        <w:rPr>
-          <w:lang w:val="sw_KE" w:bidi="sw_KE"/>
-        </w:rPr>
-        <w:t xml:space="preserve">; </w:t>
-      </w:r>
-      <w:hyperlink r:id="rId497">
-        <w:r>
-          <w:rPr>
-            <w:lang w:val="sw_KE" w:bidi="sw_KE"/>
-          </w:rPr>
-          <w:rPr>
-            <w:color w:val="0000EE"/>
-            <w:u w:val="single"/>
-          </w:rPr>
-          <w:t>5:7</w:t>
-        </w:r>
-      </w:hyperlink>
-      <w:r>
-        <w:rPr>
-          <w:lang w:val="sw_KE" w:bidi="sw_KE"/>
-        </w:rPr>
-        <w:t>), tunaweza kuvumilia mateso yasiyo ya haki kwa uvumilivu (</w:t>
-      </w:r>
-      <w:hyperlink r:id="rId498">
-        <w:r>
-          <w:rPr>
-            <w:lang w:val="sw_KE" w:bidi="sw_KE"/>
-          </w:rPr>
-          <w:rPr>
-            <w:color w:val="0000EE"/>
-            <w:u w:val="single"/>
-          </w:rPr>
-          <w:t>2:20</w:t>
-        </w:r>
-      </w:hyperlink>
-      <w:r>
-        <w:rPr>
-          <w:lang w:val="sw_KE" w:bidi="sw_KE"/>
-        </w:rPr>
-        <w:t>), tusirudishe uovu kwa uovu (</w:t>
-      </w:r>
-      <w:hyperlink r:id="rId499">
-        <w:r>
-          <w:rPr>
-            <w:lang w:val="sw_KE" w:bidi="sw_KE"/>
-          </w:rPr>
-          <w:rPr>
-            <w:color w:val="0000EE"/>
-            <w:u w:val="single"/>
-          </w:rPr>
-          <w:t>3:9</w:t>
-        </w:r>
-      </w:hyperlink>
-      <w:r>
-        <w:rPr>
-          <w:lang w:val="sw_KE" w:bidi="sw_KE"/>
-        </w:rPr>
-        <w:t>), na tutafute kueneza rehema ya Mungu kwa wengine kwa kufanya mema (</w:t>
-      </w:r>
-      <w:hyperlink r:id="rId500">
-        <w:r>
-          <w:rPr>
-            <w:lang w:val="sw_KE" w:bidi="sw_KE"/>
-          </w:rPr>
-          <w:rPr>
-            <w:color w:val="0000EE"/>
-            <w:u w:val="single"/>
-          </w:rPr>
-          <w:t>2:12, 15</w:t>
-        </w:r>
-      </w:hyperlink>
-      <w:r>
-        <w:rPr>
-          <w:lang w:val="sw_KE" w:bidi="sw_KE"/>
-        </w:rPr>
-        <w:t xml:space="preserve">; </w:t>
-      </w:r>
-      <w:hyperlink r:id="rId501">
-        <w:r>
-          <w:rPr>
-            <w:lang w:val="sw_KE" w:bidi="sw_KE"/>
-          </w:rPr>
-          <w:rPr>
-            <w:color w:val="0000EE"/>
-            <w:u w:val="single"/>
-          </w:rPr>
-          <w:t>3:11, 16</w:t>
-        </w:r>
-      </w:hyperlink>
-      <w:r>
-        <w:rPr>
-          <w:lang w:val="sw_KE" w:bidi="sw_KE"/>
-        </w:rPr>
-        <w:t xml:space="preserve">; </w:t>
-      </w:r>
-      <w:hyperlink r:id="rId496">
-        <w:r>
-          <w:rPr>
-            <w:lang w:val="sw_KE" w:bidi="sw_KE"/>
-          </w:rPr>
-          <w:rPr>
-            <w:color w:val="0000EE"/>
-            <w:u w:val="single"/>
-          </w:rPr>
-          <w:t>4:19</w:t>
-        </w:r>
-      </w:hyperlink>
-      <w:r>
-        <w:rPr>
-          <w:lang w:val="sw_KE" w:bidi="sw_KE"/>
-        </w:rPr>
-        <w:t>).</w:t>
-      </w:r>
-    </w:p>
-    <w:p>
-      <w:pPr/>
-      <w:r>
-        <w:rPr>
-          <w:lang w:val="sw_KE" w:bidi="sw_KE"/>
-        </w:rPr>
-      </w:r>
-      <w:r>
-        <w:rPr>
-          <w:lang w:val="sw_KE" w:bidi="sw_KE"/>
-        </w:rPr>
-        <w:t xml:space="preserve">Matumaini ya Kikristo yenye uhai hayatupeleki </w:t>
-      </w:r>
-      <w:r>
-        <w:rPr>
-          <w:i/>
-          <w:lang w:val="sw_KE" w:bidi="sw_KE"/>
-        </w:rPr>
-        <w:t>nje</w:t>
-      </w:r>
-      <w:r>
-        <w:rPr>
-          <w:lang w:val="sw_KE" w:bidi="sw_KE"/>
-        </w:rPr>
-        <w:t xml:space="preserve"> ya jamii isiyo ya Kikristo bali hubadilisha tabia yetu </w:t>
-      </w:r>
-      <w:r>
-        <w:rPr>
-          <w:i/>
-          <w:lang w:val="sw_KE" w:bidi="sw_KE"/>
-        </w:rPr>
-        <w:t>ndani</w:t>
-      </w:r>
-      <w:r>
-        <w:rPr>
-          <w:lang w:val="sw_KE" w:bidi="sw_KE"/>
-        </w:rPr>
-        <w:t xml:space="preserve"> yake. Wakristo wanashauriwa kama raia wa serikali (</w:t>
-      </w:r>
-      <w:hyperlink r:id="rId502">
-        <w:r>
-          <w:rPr>
-            <w:lang w:val="sw_KE" w:bidi="sw_KE"/>
-          </w:rPr>
-          <w:rPr>
-            <w:color w:val="0000EE"/>
-            <w:u w:val="single"/>
-          </w:rPr>
-          <w:t>2:13–17</w:t>
-        </w:r>
-      </w:hyperlink>
-      <w:r>
-        <w:rPr>
-          <w:lang w:val="sw_KE" w:bidi="sw_KE"/>
-        </w:rPr>
-        <w:t xml:space="preserve">), kama watumwa wa mabwana wakatili (sura </w:t>
-      </w:r>
-      <w:hyperlink r:id="rId503">
-        <w:r>
-          <w:rPr>
-            <w:lang w:val="sw_KE" w:bidi="sw_KE"/>
-          </w:rPr>
-          <w:rPr>
-            <w:color w:val="0000EE"/>
-            <w:u w:val="single"/>
-          </w:rPr>
-          <w:t>18–25</w:t>
-        </w:r>
-      </w:hyperlink>
-      <w:r>
-        <w:rPr>
-          <w:lang w:val="sw_KE" w:bidi="sw_KE"/>
-        </w:rPr>
-        <w:t>), na kama wake wa waume wasioamini (</w:t>
-      </w:r>
-      <w:hyperlink r:id="rId457">
-        <w:r>
-          <w:rPr>
-            <w:lang w:val="sw_KE" w:bidi="sw_KE"/>
-          </w:rPr>
-          <w:rPr>
-            <w:color w:val="0000EE"/>
-            <w:u w:val="single"/>
-          </w:rPr>
-          <w:t>3:1–6</w:t>
-        </w:r>
-      </w:hyperlink>
-      <w:r>
-        <w:rPr>
-          <w:lang w:val="sw_KE" w:bidi="sw_KE"/>
-        </w:rPr>
-        <w:t xml:space="preserve">). Kwa kuishi kama watu wapya na wenye matumaini </w:t>
-      </w:r>
-      <w:r>
-        <w:rPr>
-          <w:i/>
-          <w:lang w:val="sw_KE" w:bidi="sw_KE"/>
-        </w:rPr>
-        <w:t>ndani</w:t>
-      </w:r>
-      <w:r>
-        <w:rPr>
-          <w:lang w:val="sw_KE" w:bidi="sw_KE"/>
-        </w:rPr>
-        <w:t xml:space="preserve"> ya taasisi za jamii, wengine wanaona matendo yetu mema na kumpa utukufu Baba yetu aliye mbinguni (</w:t>
-      </w:r>
-      <w:hyperlink r:id="rId458">
-        <w:r>
-          <w:rPr>
-            <w:lang w:val="sw_KE" w:bidi="sw_KE"/>
-          </w:rPr>
-          <w:rPr>
-            <w:color w:val="0000EE"/>
-            <w:u w:val="single"/>
-          </w:rPr>
-          <w:t>2:12</w:t>
-        </w:r>
-      </w:hyperlink>
-      <w:r>
-        <w:rPr>
-          <w:lang w:val="sw_KE" w:bidi="sw_KE"/>
-        </w:rPr>
-        <w:t xml:space="preserve">; rej. </w:t>
-      </w:r>
-      <w:hyperlink r:id="rId504">
+      <w:hyperlink r:id="rId524">
         <w:r>
           <w:rPr>
             <w:lang w:val="sw_KE" w:bidi="sw_KE"/>
@@ -16647,7 +17545,7 @@
       <w:pPr>
         <w:pStyle w:val="Heading4"/>
       </w:pPr>
-      <w:hyperlink r:id="rId505">
+      <w:hyperlink r:id="rId525">
         <w:r>
           <w:rPr>
             <w:lang w:val="sw_KE" w:bidi="sw_KE"/>
@@ -16687,7 +17585,7 @@
         </w:rPr>
         <w:t xml:space="preserve">Kwanza, ni "kulingana na maarifa ya awali ya Mungu" (niv). Hii inamaanisha zaidi ya Mungu kujua mapema ni nani atakayechagua. Kama ilivyo katika </w:t>
       </w:r>
-      <w:hyperlink r:id="rId479">
+      <w:hyperlink r:id="rId499">
         <w:r>
           <w:rPr>
             <w:lang w:val="sw_KE" w:bidi="sw_KE"/>
@@ -16705,7 +17603,7 @@
         </w:rPr>
         <w:t xml:space="preserve">, maarifa ya awali pengine pia yanajumuisha kusudi la Mungu (rej. </w:t>
       </w:r>
-      <w:hyperlink r:id="rId506">
+      <w:hyperlink r:id="rId526">
         <w:r>
           <w:rPr>
             <w:lang w:val="sw_KE" w:bidi="sw_KE"/>
@@ -16723,7 +17621,7 @@
         </w:rPr>
         <w:t xml:space="preserve">; </w:t>
       </w:r>
-      <w:hyperlink r:id="rId507">
+      <w:hyperlink r:id="rId527">
         <w:r>
           <w:rPr>
             <w:lang w:val="sw_KE" w:bidi="sw_KE"/>
@@ -16741,7 +17639,7 @@
         </w:rPr>
         <w:t xml:space="preserve">; </w:t>
       </w:r>
-      <w:hyperlink r:id="rId508">
+      <w:hyperlink r:id="rId528">
         <w:r>
           <w:rPr>
             <w:lang w:val="sw_KE" w:bidi="sw_KE"/>
@@ -16759,7 +17657,7 @@
         </w:rPr>
         <w:t xml:space="preserve">; </w:t>
       </w:r>
-      <w:hyperlink r:id="rId509">
+      <w:hyperlink r:id="rId529">
         <w:r>
           <w:rPr>
             <w:lang w:val="sw_KE" w:bidi="sw_KE"/>
@@ -16777,7 +17675,7 @@
         </w:rPr>
         <w:t xml:space="preserve">; </w:t>
       </w:r>
-      <w:hyperlink r:id="rId510">
+      <w:hyperlink r:id="rId530">
         <w:r>
           <w:rPr>
             <w:lang w:val="sw_KE" w:bidi="sw_KE"/>
@@ -16795,7 +17693,7 @@
         </w:rPr>
         <w:t xml:space="preserve">; </w:t>
       </w:r>
-      <w:hyperlink r:id="rId511">
+      <w:hyperlink r:id="rId531">
         <w:r>
           <w:rPr>
             <w:lang w:val="sw_KE" w:bidi="sw_KE"/>
@@ -16827,7 +17725,7 @@
         </w:rPr>
         <w:t xml:space="preserve">Pili, uchaguzi ni "kwa kazi ya utakaso ya Roho" (nasb). Uchaguzi unahusisha kazi yenye matokeo ya Roho katika kumfanya mtu kuwa mtiifu kwa injili (tazama </w:t>
       </w:r>
-      <w:hyperlink r:id="rId512">
+      <w:hyperlink r:id="rId532">
         <w:r>
           <w:rPr>
             <w:lang w:val="sw_KE" w:bidi="sw_KE"/>
@@ -16845,7 +17743,7 @@
         </w:rPr>
         <w:t xml:space="preserve">). Katika </w:t>
       </w:r>
-      <w:hyperlink r:id="rId513">
+      <w:hyperlink r:id="rId533">
         <w:r>
           <w:rPr>
             <w:lang w:val="sw_KE" w:bidi="sw_KE"/>
@@ -16877,7 +17775,7 @@
         </w:rPr>
         <w:t xml:space="preserve">Tatu, uchaguzi wetu ni "kwa ajili ya utii kwa Yesu Kristo na kunyunyiziwa damu yake" (rsv). Hii ya mwisho inawezekana inahusu athari ya kimaadili ya kifo cha Kristo katika kutakasa dhamiri zetu na tabia zetu tunapomtumaini (tazama </w:t>
       </w:r>
-      <w:hyperlink r:id="rId514">
+      <w:hyperlink r:id="rId534">
         <w:r>
           <w:rPr>
             <w:lang w:val="sw_KE" w:bidi="sw_KE"/>
@@ -16909,7 +17807,7 @@
         </w:rPr>
         <w:t xml:space="preserve">Kwa hiyo, watu wateule wa Mungu wana asili yao katika maarifa ya milele yaliyokusudiwa na Mungu; wanaitwa na kubadilishwa kupitia kazi ya Roho Mtakatifu; na lengo lao maishani ni kumtii Mungu (rej. </w:t>
       </w:r>
-      <w:hyperlink r:id="rId515">
+      <w:hyperlink r:id="rId535">
         <w:r>
           <w:rPr>
             <w:lang w:val="sw_KE" w:bidi="sw_KE"/>
@@ -16932,7 +17830,7 @@
       <w:pPr>
         <w:pStyle w:val="Heading4"/>
       </w:pPr>
-      <w:hyperlink r:id="rId516">
+      <w:hyperlink r:id="rId536">
         <w:r>
           <w:rPr>
             <w:lang w:val="sw_KE" w:bidi="sw_KE"/>
@@ -16958,7 +17856,7 @@
         </w:rPr>
         <w:t xml:space="preserve">Sehemu hii inaeleza jinsi wokovu ulivyo wa thamani kubwa sana—urithi mkubwa, mkamilifu kabisa, usiopungua katika uzuri au thamani (sura </w:t>
       </w:r>
-      <w:hyperlink r:id="rId517">
+      <w:hyperlink r:id="rId537">
         <w:r>
           <w:rPr>
             <w:lang w:val="sw_KE" w:bidi="sw_KE"/>
@@ -16976,7 +17874,7 @@
         </w:rPr>
         <w:t xml:space="preserve">), lengo la imani yetu (sura </w:t>
       </w:r>
-      <w:hyperlink r:id="rId518">
+      <w:hyperlink r:id="rId538">
         <w:r>
           <w:rPr>
             <w:lang w:val="sw_KE" w:bidi="sw_KE"/>
@@ -16994,7 +17892,7 @@
         </w:rPr>
         <w:t xml:space="preserve">), msingi wa furaha isiyoelezeka (sura </w:t>
       </w:r>
-      <w:hyperlink r:id="rId519">
+      <w:hyperlink r:id="rId539">
         <w:r>
           <w:rPr>
             <w:lang w:val="sw_KE" w:bidi="sw_KE"/>
@@ -17012,7 +17910,7 @@
         </w:rPr>
         <w:t xml:space="preserve">). Ulitafutwa na kutamaniwa na manabii watakatifu wa zamani, na ni wa kushangaza sana kiasi kwamba hata malaika wanatamani kuchungulia ndani yake (sura ya </w:t>
       </w:r>
-      <w:hyperlink r:id="rId520">
+      <w:hyperlink r:id="rId540">
         <w:r>
           <w:rPr>
             <w:lang w:val="sw_KE" w:bidi="sw_KE"/>
@@ -17044,7 +17942,7 @@
         </w:rPr>
         <w:t xml:space="preserve">Inatokana na rehema kuu ya Mungu na ilitolewa kwa watu kupitia ufufuo wa Yesu kutoka kwa wafu (sura </w:t>
       </w:r>
-      <w:hyperlink r:id="rId473">
+      <w:hyperlink r:id="rId493">
         <w:r>
           <w:rPr>
             <w:lang w:val="sw_KE" w:bidi="sw_KE"/>
@@ -17075,7 +17973,7 @@
         </w:rPr>
         <w:t xml:space="preserve"> uko tayari kufunuliwa wakati wa mwisho (sura </w:t>
       </w:r>
-      <w:hyperlink r:id="rId521">
+      <w:hyperlink r:id="rId541">
         <w:r>
           <w:rPr>
             <w:lang w:val="sw_KE" w:bidi="sw_KE"/>
@@ -17106,7 +18004,7 @@
         </w:rPr>
         <w:t xml:space="preserve"> kwa wale wanaomwamini Kristo. Moja ya hayo ni ahadi ya nguvu ya Mungu ya sasa ya kumwezesha muumini kuendelea katika imani (sura </w:t>
       </w:r>
-      <w:hyperlink r:id="rId521">
+      <w:hyperlink r:id="rId541">
         <w:r>
           <w:rPr>
             <w:lang w:val="sw_KE" w:bidi="sw_KE"/>
@@ -17124,7 +18022,7 @@
         </w:rPr>
         <w:t xml:space="preserve">). Hii haimaanishi kwamba Wakristo wanakwepa matatizo; inaweza kuwa muhimu kwamba wapitie mateso (sura ya </w:t>
       </w:r>
-      <w:hyperlink r:id="rId522">
+      <w:hyperlink r:id="rId542">
         <w:r>
           <w:rPr>
             <w:lang w:val="sw_KE" w:bidi="sw_KE"/>
@@ -17142,7 +18040,7 @@
         </w:rPr>
         <w:t xml:space="preserve">). Ikiwa ni hivyo, hawapaswi kunung'unika bali waone mateso kama moto wa kusafisha kwa manufaa yao, kwa sababu unachoma utegemezi wa uongo na kuacha tu dhahabu safi ya imani ya kweli (sura </w:t>
       </w:r>
-      <w:hyperlink r:id="rId523">
+      <w:hyperlink r:id="rId543">
         <w:r>
           <w:rPr>
             <w:lang w:val="sw_KE" w:bidi="sw_KE"/>
@@ -17174,7 +18072,7 @@
         </w:rPr>
         <w:t xml:space="preserve">Imani si sawa na kuona, kwa kuwa waumini hawajawahi kumwona Yesu, lakini wanamwamini na kumpenda (sura </w:t>
       </w:r>
-      <w:hyperlink r:id="rId524">
+      <w:hyperlink r:id="rId544">
         <w:r>
           <w:rPr>
             <w:lang w:val="sw_KE" w:bidi="sw_KE"/>
@@ -17192,7 +18090,7 @@
         </w:rPr>
         <w:t>). Kuna sababu nzuri za matumaini (</w:t>
       </w:r>
-      <w:hyperlink r:id="rId525">
+      <w:hyperlink r:id="rId545">
         <w:r>
           <w:rPr>
             <w:lang w:val="sw_KE" w:bidi="sw_KE"/>
@@ -17210,7 +18108,7 @@
         </w:rPr>
         <w:t>), zinazotokana hasa na ufufuo wa Yesu (</w:t>
       </w:r>
-      <w:hyperlink r:id="rId473">
+      <w:hyperlink r:id="rId493">
         <w:r>
           <w:rPr>
             <w:lang w:val="sw_KE" w:bidi="sw_KE"/>
@@ -17233,7 +18131,7 @@
       <w:pPr>
         <w:pStyle w:val="Heading4"/>
       </w:pPr>
-      <w:hyperlink r:id="rId526">
+      <w:hyperlink r:id="rId546">
         <w:r>
           <w:rPr>
             <w:lang w:val="sw_KE" w:bidi="sw_KE"/>
@@ -17259,7 +18157,7 @@
         </w:rPr>
         <w:t xml:space="preserve">Petro sasa anatoa amri: tumaini kikamilifu katika neema inayokuja kwenu katika Ufunuo wa Kristo (sura ya </w:t>
       </w:r>
-      <w:hyperlink r:id="rId475">
+      <w:hyperlink r:id="rId495">
         <w:r>
           <w:rPr>
             <w:lang w:val="sw_KE" w:bidi="sw_KE"/>
@@ -17277,7 +18175,7 @@
         </w:rPr>
         <w:t xml:space="preserve">), na uishi maisha mapya ya utiifu kwa Mungu (sura ya </w:t>
       </w:r>
-      <w:hyperlink r:id="rId527">
+      <w:hyperlink r:id="rId547">
         <w:r>
           <w:rPr>
             <w:lang w:val="sw_KE" w:bidi="sw_KE"/>
@@ -17308,7 +18206,7 @@
         </w:rPr>
         <w:t xml:space="preserve"> Kristo kwa nguvu na kuwa na uhakika wa utukufu wake na kuja kwake. Hivyo, waumini lazima watumie akili zao na wabaki na akili timamu (wenye kiasi) kuhusu kile ambacho ni cha thamani kweli maishani (sura ya </w:t>
       </w:r>
-      <w:hyperlink r:id="rId475">
+      <w:hyperlink r:id="rId495">
         <w:r>
           <w:rPr>
             <w:lang w:val="sw_KE" w:bidi="sw_KE"/>
@@ -17326,7 +18224,7 @@
         </w:rPr>
         <w:t xml:space="preserve">). Tumaini kamili katika Kristo daima huzaa utakatifu wa maisha. Ikiwa tunafurahia kuwa watoto wa Mungu (sura ya </w:t>
       </w:r>
-      <w:hyperlink r:id="rId515">
+      <w:hyperlink r:id="rId535">
         <w:r>
           <w:rPr>
             <w:lang w:val="sw_KE" w:bidi="sw_KE"/>
@@ -17344,7 +18242,7 @@
         </w:rPr>
         <w:t xml:space="preserve">), hakika tutamwiga Baba yetu (sura ya </w:t>
       </w:r>
-      <w:hyperlink r:id="rId528">
+      <w:hyperlink r:id="rId548">
         <w:r>
           <w:rPr>
             <w:lang w:val="sw_KE" w:bidi="sw_KE"/>
@@ -17362,7 +18260,7 @@
         </w:rPr>
         <w:t xml:space="preserve">; rej. </w:t>
       </w:r>
-      <w:hyperlink r:id="rId529">
+      <w:hyperlink r:id="rId549">
         <w:r>
           <w:rPr>
             <w:lang w:val="sw_KE" w:bidi="sw_KE"/>
@@ -17394,7 +18292,7 @@
         </w:rPr>
         <w:t>Lakini kuna motisha mwingine wa mwenendo mzuri: hofu ya Mungu, ambaye anawahukumu kila mtu kulingana na matendo yake (</w:t>
       </w:r>
-      <w:hyperlink r:id="rId431">
+      <w:hyperlink r:id="rId451">
         <w:r>
           <w:rPr>
             <w:lang w:val="sw_KE" w:bidi="sw_KE"/>
@@ -17412,7 +18310,7 @@
         </w:rPr>
         <w:t xml:space="preserve">). Wakati Petro anahamasisha kwa hofu, pia anatuhakikishia kwamba tumekombolewa kutoka kwa mwenendo wetu usio na maana kwa damu ya thamani ya Kristo (sura ya </w:t>
       </w:r>
-      <w:hyperlink r:id="rId485">
+      <w:hyperlink r:id="rId505">
         <w:r>
           <w:rPr>
             <w:lang w:val="sw_KE" w:bidi="sw_KE"/>
@@ -17444,7 +18342,7 @@
         </w:rPr>
         <w:t xml:space="preserve">Upendo huu umeagizwa kwa waumini katika sura ya </w:t>
       </w:r>
-      <w:hyperlink r:id="rId530">
+      <w:hyperlink r:id="rId550">
         <w:r>
           <w:rPr>
             <w:lang w:val="sw_KE" w:bidi="sw_KE"/>
@@ -17462,7 +18360,7 @@
         </w:rPr>
         <w:t xml:space="preserve">. Ingawa tumaini halikutajwa moja kwa moja katika sura ya </w:t>
       </w:r>
-      <w:hyperlink r:id="rId531">
+      <w:hyperlink r:id="rId551">
         <w:r>
           <w:rPr>
             <w:lang w:val="sw_KE" w:bidi="sw_KE"/>
@@ -17493,7 +18391,7 @@
         </w:rPr>
         <w:t xml:space="preserve"> la Mungu. Kwa kuwa “neno la Bwana linadumu milele” (sura ya </w:t>
       </w:r>
-      <w:hyperlink r:id="rId532">
+      <w:hyperlink r:id="rId552">
         <w:r>
           <w:rPr>
             <w:lang w:val="sw_KE" w:bidi="sw_KE"/>
@@ -17511,7 +18409,7 @@
         </w:rPr>
         <w:t xml:space="preserve"> = </w:t>
       </w:r>
-      <w:hyperlink r:id="rId533">
+      <w:hyperlink r:id="rId553">
         <w:r>
           <w:rPr>
             <w:lang w:val="sw_KE" w:bidi="sw_KE"/>
@@ -17534,7 +18432,7 @@
       <w:pPr>
         <w:pStyle w:val="Heading4"/>
       </w:pPr>
-      <w:hyperlink r:id="rId534">
+      <w:hyperlink r:id="rId554">
         <w:r>
           <w:rPr>
             <w:lang w:val="sw_KE" w:bidi="sw_KE"/>
@@ -17574,7 +18472,7 @@
         </w:rPr>
         <w:t xml:space="preserve">Sura ya </w:t>
       </w:r>
-      <w:hyperlink r:id="rId490">
+      <w:hyperlink r:id="rId510">
         <w:r>
           <w:rPr>
             <w:lang w:val="sw_KE" w:bidi="sw_KE"/>
@@ -17592,7 +18490,7 @@
         </w:rPr>
         <w:t xml:space="preserve"> na </w:t>
       </w:r>
-      <w:hyperlink r:id="rId441">
+      <w:hyperlink r:id="rId461">
         <w:r>
           <w:rPr>
             <w:lang w:val="sw_KE" w:bidi="sw_KE"/>
@@ -17623,7 +18521,7 @@
         </w:rPr>
         <w:t xml:space="preserve"> kama Wayahudi walivyokuwa katika uhamisho wa Babeli (</w:t>
       </w:r>
-      <w:hyperlink r:id="rId535">
+      <w:hyperlink r:id="rId555">
         <w:r>
           <w:rPr>
             <w:lang w:val="sw_KE" w:bidi="sw_KE"/>
@@ -17641,7 +18539,7 @@
         </w:rPr>
         <w:t xml:space="preserve">; </w:t>
       </w:r>
-      <w:hyperlink r:id="rId432">
+      <w:hyperlink r:id="rId452">
         <w:r>
           <w:rPr>
             <w:lang w:val="sw_KE" w:bidi="sw_KE"/>
@@ -17686,7 +18584,7 @@
         </w:rPr>
         <w:t xml:space="preserve">Sura ya </w:t>
       </w:r>
-      <w:hyperlink r:id="rId536">
+      <w:hyperlink r:id="rId556">
         <w:r>
           <w:rPr>
             <w:lang w:val="sw_KE" w:bidi="sw_KE"/>
@@ -17704,7 +18602,7 @@
         </w:rPr>
         <w:t xml:space="preserve"> inaonyesha kwamba Yesu ni lulu ya thamani kwa baadhi, lakini jiwe la kujikwaa kwa wasioamini. Nyuma ya hayo kuna kusudi la Mungu lisiloweza kueleweka (sura ya </w:t>
       </w:r>
-      <w:hyperlink r:id="rId477">
+      <w:hyperlink r:id="rId497">
         <w:r>
           <w:rPr>
             <w:lang w:val="sw_KE" w:bidi="sw_KE"/>
@@ -17722,7 +18620,7 @@
         </w:rPr>
         <w:t xml:space="preserve">). Wale wanaomwamini wamechaguliwa (sura ya </w:t>
       </w:r>
-      <w:hyperlink r:id="rId490">
+      <w:hyperlink r:id="rId510">
         <w:r>
           <w:rPr>
             <w:lang w:val="sw_KE" w:bidi="sw_KE"/>
@@ -17758,7 +18656,7 @@
         </w:rPr>
         <w:t xml:space="preserve">) kama ukuhani wa kifalme (tazama chini kwenye </w:t>
       </w:r>
-      <w:hyperlink r:id="rId537">
+      <w:hyperlink r:id="rId557">
         <w:r>
           <w:rPr>
             <w:lang w:val="sw_KE" w:bidi="sw_KE"/>
@@ -17776,7 +18674,7 @@
         </w:rPr>
         <w:t xml:space="preserve">), kama taifa lenye tabia takatifu ya Mungu mwenyewe (tazama </w:t>
       </w:r>
-      <w:hyperlink r:id="rId527">
+      <w:hyperlink r:id="rId547">
         <w:r>
           <w:rPr>
             <w:lang w:val="sw_KE" w:bidi="sw_KE"/>
@@ -17794,7 +18692,7 @@
         </w:rPr>
         <w:t xml:space="preserve">), na kama watu wanaothaminiwa kama mali maalum ya Mungu. Yote haya si kwa sababu ya sifa zetu bali kwa rehema za Mungu (sura ya </w:t>
       </w:r>
-      <w:hyperlink r:id="rId441">
+      <w:hyperlink r:id="rId461">
         <w:r>
           <w:rPr>
             <w:lang w:val="sw_KE" w:bidi="sw_KE"/>
@@ -17826,7 +18724,7 @@
         </w:rPr>
         <w:t xml:space="preserve">Sura ya </w:t>
       </w:r>
-      <w:hyperlink r:id="rId538">
+      <w:hyperlink r:id="rId558">
         <w:r>
           <w:rPr>
             <w:lang w:val="sw_KE" w:bidi="sw_KE"/>
@@ -17858,7 +18756,7 @@
         </w:rPr>
         <w:t xml:space="preserve">Sura ya </w:t>
       </w:r>
-      <w:hyperlink r:id="rId539">
+      <w:hyperlink r:id="rId559">
         <w:r>
           <w:rPr>
             <w:lang w:val="sw_KE" w:bidi="sw_KE"/>
@@ -17876,7 +18774,7 @@
         </w:rPr>
         <w:t xml:space="preserve"> inaonyesha sitiari changamano, inayomwonyesha Kristo kama jiwe lililo hai na kanisa kama nyumba ya kiroho ya mawe na pia kama ukuhani. Kanisa ni, kwa upande mmoja, makao ya Mungu (rej. </w:t>
       </w:r>
-      <w:hyperlink r:id="rId540">
+      <w:hyperlink r:id="rId560">
         <w:r>
           <w:rPr>
             <w:lang w:val="sw_KE" w:bidi="sw_KE"/>
@@ -17894,7 +18792,7 @@
         </w:rPr>
         <w:t xml:space="preserve">; </w:t>
       </w:r>
-      <w:hyperlink r:id="rId541">
+      <w:hyperlink r:id="rId561">
         <w:r>
           <w:rPr>
             <w:lang w:val="sw_KE" w:bidi="sw_KE"/>
@@ -17912,7 +18810,7 @@
         </w:rPr>
         <w:t xml:space="preserve">), na kwa upande mwingine, kundi la wahudumu katika makao hayo wanaomtolea Mungu dhabihu za utii (rej. </w:t>
       </w:r>
-      <w:hyperlink r:id="rId542">
+      <w:hyperlink r:id="rId562">
         <w:r>
           <w:rPr>
             <w:lang w:val="sw_KE" w:bidi="sw_KE"/>
@@ -17935,7 +18833,7 @@
       <w:pPr>
         <w:pStyle w:val="Heading4"/>
       </w:pPr>
-      <w:hyperlink r:id="rId543">
+      <w:hyperlink r:id="rId563">
         <w:r>
           <w:rPr>
             <w:lang w:val="sw_KE" w:bidi="sw_KE"/>
@@ -17961,7 +18859,7 @@
         </w:rPr>
         <w:t xml:space="preserve">Hili ndilo jambo kuu la barua hii. Kwa kuwa Wakristo ni wakimbizi katika dunia hii, hawapaswi kushiriki tamaa sawa na wasioamini. Tamaa za mwili kama hizo ni za muda mfupi na huharibu roho inayozifuata. Badala yake, watu wapya wa Mungu wanapaswa kujitolea kwa matendo mema, hata kama watu wanaweza kuwasingizia, kwani hii hatimaye itasababisha watu kumtukuza Mungu. Mlolongo, tena, ni tamaa zilizobadilishwa, tabia iliyobadilishwa, na Mungu ametukuzwa (rej. </w:t>
       </w:r>
-      <w:hyperlink r:id="rId504">
+      <w:hyperlink r:id="rId524">
         <w:r>
           <w:rPr>
             <w:lang w:val="sw_KE" w:bidi="sw_KE"/>
@@ -17984,7 +18882,7 @@
       <w:pPr>
         <w:pStyle w:val="Heading4"/>
       </w:pPr>
-      <w:hyperlink r:id="rId502">
+      <w:hyperlink r:id="rId522">
         <w:r>
           <w:rPr>
             <w:lang w:val="sw_KE" w:bidi="sw_KE"/>
@@ -18010,7 +18908,7 @@
         </w:rPr>
         <w:t xml:space="preserve">Wakristo wanapaswa kuonyesha heshima inayostahili kwa kila mtu (sura </w:t>
       </w:r>
-      <w:hyperlink r:id="rId544">
+      <w:hyperlink r:id="rId564">
         <w:r>
           <w:rPr>
             <w:lang w:val="sw_KE" w:bidi="sw_KE"/>
@@ -18028,7 +18926,7 @@
         </w:rPr>
         <w:t xml:space="preserve">). Kwamba Kristo alikufa kwa ajili ya wenye dhambi ni ukweli wa unyenyekevu mkubwa ambao unazuia Wakristo kuwa na kiburi au kufikiri kwamba hawana deni la upendo kwa wengine (rej. </w:t>
       </w:r>
-      <w:hyperlink r:id="rId545">
+      <w:hyperlink r:id="rId565">
         <w:r>
           <w:rPr>
             <w:lang w:val="sw_KE" w:bidi="sw_KE"/>
@@ -18046,7 +18944,7 @@
         </w:rPr>
         <w:t>). Badala yake, wanahimizwa kuwahesabu wengine kuwa bora kuliko wao wenyewe (</w:t>
       </w:r>
-      <w:hyperlink r:id="rId546">
+      <w:hyperlink r:id="rId566">
         <w:r>
           <w:rPr>
             <w:lang w:val="sw_KE" w:bidi="sw_KE"/>
@@ -18064,7 +18962,7 @@
         </w:rPr>
         <w:t xml:space="preserve">; </w:t>
       </w:r>
-      <w:hyperlink r:id="rId547">
+      <w:hyperlink r:id="rId567">
         <w:r>
           <w:rPr>
             <w:lang w:val="sw_KE" w:bidi="sw_KE"/>
@@ -18115,7 +19013,7 @@
       <w:pPr>
         <w:pStyle w:val="Heading4"/>
       </w:pPr>
-      <w:hyperlink r:id="rId503">
+      <w:hyperlink r:id="rId523">
         <w:r>
           <w:rPr>
             <w:lang w:val="sw_KE" w:bidi="sw_KE"/>
@@ -18141,7 +19039,7 @@
         </w:rPr>
         <w:t xml:space="preserve">Watumwa Wakristo wana dhamiri zilizoongozwa na kuumbwa na Mungu (sura ya </w:t>
       </w:r>
-      <w:hyperlink r:id="rId548">
+      <w:hyperlink r:id="rId568">
         <w:r>
           <w:rPr>
             <w:lang w:val="sw_KE" w:bidi="sw_KE"/>
@@ -18185,7 +19083,7 @@
         </w:rPr>
         <w:t xml:space="preserve"> Sura ya </w:t>
       </w:r>
-      <w:hyperlink r:id="rId549">
+      <w:hyperlink r:id="rId569">
         <w:r>
           <w:rPr>
             <w:lang w:val="sw_KE" w:bidi="sw_KE"/>
@@ -18203,7 +19101,7 @@
         </w:rPr>
         <w:t xml:space="preserve"> inaelezea mfano huo. Sura ya </w:t>
       </w:r>
-      <w:hyperlink r:id="rId550">
+      <w:hyperlink r:id="rId570">
         <w:r>
           <w:rPr>
             <w:lang w:val="sw_KE" w:bidi="sw_KE"/>
@@ -18234,7 +19132,7 @@
         </w:rPr>
         <w:t xml:space="preserve"> ili waweze kuishi kwa uadilifu (sura </w:t>
       </w:r>
-      <w:hyperlink r:id="rId551">
+      <w:hyperlink r:id="rId571">
         <w:r>
           <w:rPr>
             <w:lang w:val="sw_KE" w:bidi="sw_KE"/>
@@ -18265,7 +19163,7 @@
         </w:rPr>
         <w:t xml:space="preserve"> ndipo wanaweza kuwa na uhuru na mwelekeo wa kufuata mfano wake wa gharama kubwa. Wakati waumini wanapojaribiwa kulipiza kisasi kwa mikono yao wenyewe, wanapaswa kukumbuka kwamba hata Yesu alijikabidhi kwa Mungu, ambaye anahukumu kwa haki (sura </w:t>
       </w:r>
-      <w:hyperlink r:id="rId423">
+      <w:hyperlink r:id="rId443">
         <w:r>
           <w:rPr>
             <w:lang w:val="sw_KE" w:bidi="sw_KE"/>
@@ -18283,7 +19181,7 @@
         </w:rPr>
         <w:t xml:space="preserve">; rej. </w:t>
       </w:r>
-      <w:hyperlink r:id="rId552">
+      <w:hyperlink r:id="rId572">
         <w:r>
           <w:rPr>
             <w:lang w:val="sw_KE" w:bidi="sw_KE"/>
@@ -18306,7 +19204,7 @@
       <w:pPr>
         <w:pStyle w:val="Heading4"/>
       </w:pPr>
-      <w:hyperlink r:id="rId553">
+      <w:hyperlink r:id="rId573">
         <w:r>
           <w:rPr>
             <w:lang w:val="sw_KE" w:bidi="sw_KE"/>
@@ -18332,7 +19230,7 @@
         </w:rPr>
         <w:t xml:space="preserve">Hapa kuna sura sita kwa wake na mmoja kwa waume. Je, mke anayeamini atamshinda vipi mume wake asiyeamini (sura </w:t>
       </w:r>
-      <w:hyperlink r:id="rId554">
+      <w:hyperlink r:id="rId574">
         <w:r>
           <w:rPr>
             <w:lang w:val="sw_KE" w:bidi="sw_KE"/>
@@ -18350,7 +19248,7 @@
         </w:rPr>
         <w:t xml:space="preserve">)? Petro anaonya dhidi ya kujishughulisha na kufanya mwili kuvutia zaidi (sura </w:t>
       </w:r>
-      <w:hyperlink r:id="rId555">
+      <w:hyperlink r:id="rId575">
         <w:r>
           <w:rPr>
             <w:lang w:val="sw_KE" w:bidi="sw_KE"/>
@@ -18368,7 +19266,7 @@
         </w:rPr>
         <w:t xml:space="preserve">). Badala yake, anasisitiza mapambo ya moyo kwa roho ya upole na utulivu (sura </w:t>
       </w:r>
-      <w:hyperlink r:id="rId556">
+      <w:hyperlink r:id="rId576">
         <w:r>
           <w:rPr>
             <w:lang w:val="sw_KE" w:bidi="sw_KE"/>
@@ -18386,7 +19284,7 @@
         </w:rPr>
         <w:t xml:space="preserve">), ikifuatana na mwenendo safi na wa upendo (sura </w:t>
       </w:r>
-      <w:hyperlink r:id="rId557">
+      <w:hyperlink r:id="rId577">
         <w:r>
           <w:rPr>
             <w:lang w:val="sw_KE" w:bidi="sw_KE"/>
@@ -18404,7 +19302,7 @@
         </w:rPr>
         <w:t xml:space="preserve">), ambayo inaweza kumshinda mume "bila maneno" (sura </w:t>
       </w:r>
-      <w:hyperlink r:id="rId554">
+      <w:hyperlink r:id="rId574">
         <w:r>
           <w:rPr>
             <w:lang w:val="sw_KE" w:bidi="sw_KE"/>
@@ -18422,7 +19320,7 @@
         </w:rPr>
         <w:t xml:space="preserve">). Hii si wito wa utumwa wa akili bali ni kwa utulivu, kwa huduma huru na yenye kujiamini katika upendo. Mke hatakiwi kuogopa hata mume mkatili (sura </w:t>
       </w:r>
-      <w:hyperlink r:id="rId558">
+      <w:hyperlink r:id="rId578">
         <w:r>
           <w:rPr>
             <w:lang w:val="sw_KE" w:bidi="sw_KE"/>
@@ -18453,7 +19351,7 @@
         </w:rPr>
         <w:t xml:space="preserve"> katika Mungu (sura </w:t>
       </w:r>
-      <w:hyperlink r:id="rId559">
+      <w:hyperlink r:id="rId579">
         <w:r>
           <w:rPr>
             <w:lang w:val="sw_KE" w:bidi="sw_KE"/>
@@ -18471,7 +19369,7 @@
         </w:rPr>
         <w:t>). Kwa hivyo inasemwa tena kwamba matumaini hubadilisha maisha na kuwawezesha waumini kujisalimisha kwa wengine. Mke anafungwa kwanza kwa Bwana na kisha kwa mume wake. Kama mtumwa, mke Mkristo atatumia dhamiri yake inayolenga Mungu (</w:t>
       </w:r>
-      <w:hyperlink r:id="rId560">
+      <w:hyperlink r:id="rId580">
         <w:r>
           <w:rPr>
             <w:lang w:val="sw_KE" w:bidi="sw_KE"/>
@@ -18503,7 +19401,7 @@
         </w:rPr>
         <w:t xml:space="preserve">Waume wanahimizwa katika sura ya </w:t>
       </w:r>
-      <w:hyperlink r:id="rId561">
+      <w:hyperlink r:id="rId581">
         <w:r>
           <w:rPr>
             <w:lang w:val="sw_KE" w:bidi="sw_KE"/>
@@ -18552,7 +19450,7 @@
       <w:pPr>
         <w:pStyle w:val="Heading4"/>
       </w:pPr>
-      <w:hyperlink r:id="rId562">
+      <w:hyperlink r:id="rId582">
         <w:r>
           <w:rPr>
             <w:lang w:val="sw_KE" w:bidi="sw_KE"/>
@@ -18578,7 +19476,7 @@
         </w:rPr>
         <w:t xml:space="preserve">Hii inahitimisha sehemu ya </w:t>
       </w:r>
-      <w:hyperlink r:id="rId563">
+      <w:hyperlink r:id="rId583">
         <w:r>
           <w:rPr>
             <w:lang w:val="sw_KE" w:bidi="sw_KE"/>
@@ -18596,7 +19494,7 @@
         </w:rPr>
         <w:t xml:space="preserve"> na inahimiza kanisa lote kupenda kwanza undugu (</w:t>
       </w:r>
-      <w:hyperlink r:id="rId465">
+      <w:hyperlink r:id="rId485">
         <w:r>
           <w:rPr>
             <w:lang w:val="sw_KE" w:bidi="sw_KE"/>
@@ -18614,7 +19512,7 @@
         </w:rPr>
         <w:t xml:space="preserve">) na kisha kupenda mgeni mwenye uhasama (sura ya </w:t>
       </w:r>
-      <w:hyperlink r:id="rId564">
+      <w:hyperlink r:id="rId584">
         <w:r>
           <w:rPr>
             <w:lang w:val="sw_KE" w:bidi="sw_KE"/>
@@ -18632,7 +19530,7 @@
         </w:rPr>
         <w:t xml:space="preserve">). Sura ya </w:t>
       </w:r>
-      <w:hyperlink r:id="rId499">
+      <w:hyperlink r:id="rId519">
         <w:r>
           <w:rPr>
             <w:lang w:val="sw_KE" w:bidi="sw_KE"/>
@@ -18650,7 +19548,7 @@
         </w:rPr>
         <w:t xml:space="preserve"> inakumbusha tabia ya Yesu na amri zake (</w:t>
       </w:r>
-      <w:hyperlink r:id="rId565">
+      <w:hyperlink r:id="rId585">
         <w:r>
           <w:rPr>
             <w:lang w:val="sw_KE" w:bidi="sw_KE"/>
@@ -18668,7 +19566,7 @@
         </w:rPr>
         <w:t>). Wakristo hawapaswi tu kuvumilia mateso kwa subira (</w:t>
       </w:r>
-      <w:hyperlink r:id="rId566">
+      <w:hyperlink r:id="rId586">
         <w:r>
           <w:rPr>
             <w:lang w:val="sw_KE" w:bidi="sw_KE"/>
@@ -18686,7 +19584,7 @@
         </w:rPr>
         <w:t>), bali pia wanapaswa kujibu kwa njia chanya na "kubariki" wale wanaowadhihaki (</w:t>
       </w:r>
-      <w:hyperlink r:id="rId499">
+      <w:hyperlink r:id="rId519">
         <w:r>
           <w:rPr>
             <w:lang w:val="sw_KE" w:bidi="sw_KE"/>
@@ -18704,7 +19602,7 @@
         </w:rPr>
         <w:t xml:space="preserve">). Kubariki kunamaanisha kuwatakia mema na kugeuza matakwa hayo kuwa maombi. Tamaa halisi ya waumini kwa maadui zao ni kwamba wabadilishwe na waje kushiriki katika baraka ambayo Mkristo atarithi (sura ya </w:t>
       </w:r>
-      <w:hyperlink r:id="rId567">
+      <w:hyperlink r:id="rId587">
         <w:r>
           <w:rPr>
             <w:lang w:val="sw_KE" w:bidi="sw_KE"/>
@@ -18722,7 +19620,7 @@
         </w:rPr>
         <w:t xml:space="preserve">). </w:t>
       </w:r>
-      <w:hyperlink r:id="rId568">
+      <w:hyperlink r:id="rId588">
         <w:r>
           <w:rPr>
             <w:lang w:val="sw_KE" w:bidi="sw_KE"/>
@@ -18740,7 +19638,7 @@
         </w:rPr>
         <w:t xml:space="preserve"> inaleta msaada kwa mantiki ya mstari wa </w:t>
       </w:r>
-      <w:hyperlink r:id="rId499">
+      <w:hyperlink r:id="rId519">
         <w:r>
           <w:rPr>
             <w:lang w:val="sw_KE" w:bidi="sw_KE"/>
@@ -18758,7 +19656,7 @@
         </w:rPr>
         <w:t>. Ikiwa Wakristo wanataka kurithi baraka ya wokovu (</w:t>
       </w:r>
-      <w:hyperlink r:id="rId569">
+      <w:hyperlink r:id="rId589">
         <w:r>
           <w:rPr>
             <w:lang w:val="sw_KE" w:bidi="sw_KE"/>
@@ -18776,7 +19674,7 @@
         </w:rPr>
         <w:t xml:space="preserve">; </w:t>
       </w:r>
-      <w:hyperlink r:id="rId499">
+      <w:hyperlink r:id="rId519">
         <w:r>
           <w:rPr>
             <w:lang w:val="sw_KE" w:bidi="sw_KE"/>
@@ -18794,7 +19692,7 @@
         </w:rPr>
         <w:t>), wanapaswa kubariki wale wanaowadhihaki. Hii haimaanishi kwamba wanapata wokovu wao bali kwamba wokovu ni lengo la imani (</w:t>
       </w:r>
-      <w:hyperlink r:id="rId518">
+      <w:hyperlink r:id="rId538">
         <w:r>
           <w:rPr>
             <w:lang w:val="sw_KE" w:bidi="sw_KE"/>
@@ -18817,7 +19715,7 @@
       <w:pPr>
         <w:pStyle w:val="Heading4"/>
       </w:pPr>
-      <w:hyperlink r:id="rId452">
+      <w:hyperlink r:id="rId472">
         <w:r>
           <w:rPr>
             <w:lang w:val="sw_KE" w:bidi="sw_KE"/>
@@ -18843,7 +19741,7 @@
         </w:rPr>
         <w:t xml:space="preserve">Kimsingi, Wakristo wanapofanya mema, hawatadhurika kwa hilo (sura </w:t>
       </w:r>
-      <w:hyperlink r:id="rId464">
+      <w:hyperlink r:id="rId484">
         <w:r>
           <w:rPr>
             <w:lang w:val="sw_KE" w:bidi="sw_KE"/>
@@ -18861,7 +19759,7 @@
         </w:rPr>
         <w:t xml:space="preserve">). Hata hivyo, inaweza kuwa mapenzi ya Mungu kwamba Wakristo wateseke kwa kufanya mema (sura </w:t>
       </w:r>
-      <w:hyperlink r:id="rId570">
+      <w:hyperlink r:id="rId590">
         <w:r>
           <w:rPr>
             <w:lang w:val="sw_KE" w:bidi="sw_KE"/>
@@ -18879,7 +19777,7 @@
         </w:rPr>
         <w:t xml:space="preserve">), na hilo ni bora zaidi kuliko kuteseka kwa kufanya maovu. Ni bora si tu kwa sababu hawapaswi kamwe kufanya maovu bali pia kwa sababu wanabarikiwa wanapoteseka kwa ajili ya Uadilifu (sura ya </w:t>
       </w:r>
-      <w:hyperlink r:id="rId571">
+      <w:hyperlink r:id="rId591">
         <w:r>
           <w:rPr>
             <w:lang w:val="sw_KE" w:bidi="sw_KE"/>
@@ -18897,7 +19795,7 @@
         </w:rPr>
         <w:t xml:space="preserve">; rej. </w:t>
       </w:r>
-      <w:hyperlink r:id="rId572">
+      <w:hyperlink r:id="rId592">
         <w:r>
           <w:rPr>
             <w:lang w:val="sw_KE" w:bidi="sw_KE"/>
@@ -18915,7 +19813,7 @@
         </w:rPr>
         <w:t xml:space="preserve">; </w:t>
       </w:r>
-      <w:hyperlink r:id="rId573">
+      <w:hyperlink r:id="rId593">
         <w:r>
           <w:rPr>
             <w:lang w:val="sw_KE" w:bidi="sw_KE"/>
@@ -18933,6 +19831,96 @@
         </w:rPr>
         <w:t xml:space="preserve">). Kwa hiyo, badala ya kuwaogopa watu, waumini wanapaswa kuogopa kumkosea Kristo na kuwa na amani katika uaminifu wake (rej. </w:t>
       </w:r>
+      <w:hyperlink r:id="rId594">
+        <w:r>
+          <w:rPr>
+            <w:lang w:val="sw_KE" w:bidi="sw_KE"/>
+          </w:rPr>
+          <w:rPr>
+            <w:color w:val="0000EE"/>
+            <w:u w:val="single"/>
+          </w:rPr>
+          <w:t>1 Pt 3:14–15</w:t>
+        </w:r>
+      </w:hyperlink>
+      <w:r>
+        <w:rPr>
+          <w:lang w:val="sw_KE" w:bidi="sw_KE"/>
+        </w:rPr>
+        <w:t xml:space="preserve"> na </w:t>
+      </w:r>
+      <w:hyperlink r:id="rId595">
+        <w:r>
+          <w:rPr>
+            <w:lang w:val="sw_KE" w:bidi="sw_KE"/>
+          </w:rPr>
+          <w:rPr>
+            <w:color w:val="0000EE"/>
+            <w:u w:val="single"/>
+          </w:rPr>
+          <w:t>Is 8:12–13</w:t>
+        </w:r>
+      </w:hyperlink>
+      <w:r>
+        <w:rPr>
+          <w:lang w:val="sw_KE" w:bidi="sw_KE"/>
+        </w:rPr>
+        <w:t xml:space="preserve">). Hivyo, dhamiri zao zitakuwa safi na waumini watawekwa huru ili kwamba wanapofafanua sababu ya matumaini yao, hata mwenendo wao utashuhudia ukweli wake (rej. </w:t>
+      </w:r>
+      <w:hyperlink r:id="rId545">
+        <w:r>
+          <w:rPr>
+            <w:lang w:val="sw_KE" w:bidi="sw_KE"/>
+          </w:rPr>
+          <w:rPr>
+            <w:color w:val="0000EE"/>
+            <w:u w:val="single"/>
+          </w:rPr>
+          <w:t>1 Pt 3:15</w:t>
+        </w:r>
+      </w:hyperlink>
+      <w:r>
+        <w:rPr>
+          <w:lang w:val="sw_KE" w:bidi="sw_KE"/>
+        </w:rPr>
+        <w:t xml:space="preserve"> na </w:t>
+      </w:r>
+      <w:hyperlink r:id="rId493">
+        <w:r>
+          <w:rPr>
+            <w:lang w:val="sw_KE" w:bidi="sw_KE"/>
+          </w:rPr>
+          <w:rPr>
+            <w:color w:val="0000EE"/>
+            <w:u w:val="single"/>
+          </w:rPr>
+          <w:t>1:3</w:t>
+        </w:r>
+      </w:hyperlink>
+      <w:r>
+        <w:rPr>
+          <w:lang w:val="sw_KE" w:bidi="sw_KE"/>
+        </w:rPr>
+        <w:t xml:space="preserve">). Watesi wa Wakristo wanaweza kuaibishwa (sura </w:t>
+      </w:r>
+      <w:hyperlink r:id="rId596">
+        <w:r>
+          <w:rPr>
+            <w:lang w:val="sw_KE" w:bidi="sw_KE"/>
+          </w:rPr>
+          <w:rPr>
+            <w:color w:val="0000EE"/>
+            <w:u w:val="single"/>
+          </w:rPr>
+          <w:t>16</w:t>
+        </w:r>
+      </w:hyperlink>
+      <w:r>
+        <w:rPr>
+          <w:lang w:val="sw_KE" w:bidi="sw_KE"/>
+        </w:rPr>
+        <w:t>) na kushawishiwa (</w:t>
+      </w:r>
       <w:hyperlink r:id="rId574">
         <w:r>
           <w:rPr>
@@ -18942,96 +19930,6 @@
             <w:color w:val="0000EE"/>
             <w:u w:val="single"/>
           </w:rPr>
-          <w:t>1 Pt 3:14–15</w:t>
-        </w:r>
-      </w:hyperlink>
-      <w:r>
-        <w:rPr>
-          <w:lang w:val="sw_KE" w:bidi="sw_KE"/>
-        </w:rPr>
-        <w:t xml:space="preserve"> na </w:t>
-      </w:r>
-      <w:hyperlink r:id="rId575">
-        <w:r>
-          <w:rPr>
-            <w:lang w:val="sw_KE" w:bidi="sw_KE"/>
-          </w:rPr>
-          <w:rPr>
-            <w:color w:val="0000EE"/>
-            <w:u w:val="single"/>
-          </w:rPr>
-          <w:t>Is 8:12–13</w:t>
-        </w:r>
-      </w:hyperlink>
-      <w:r>
-        <w:rPr>
-          <w:lang w:val="sw_KE" w:bidi="sw_KE"/>
-        </w:rPr>
-        <w:t xml:space="preserve">). Hivyo, dhamiri zao zitakuwa safi na waumini watawekwa huru ili kwamba wanapofafanua sababu ya matumaini yao, hata mwenendo wao utashuhudia ukweli wake (rej. </w:t>
-      </w:r>
-      <w:hyperlink r:id="rId525">
-        <w:r>
-          <w:rPr>
-            <w:lang w:val="sw_KE" w:bidi="sw_KE"/>
-          </w:rPr>
-          <w:rPr>
-            <w:color w:val="0000EE"/>
-            <w:u w:val="single"/>
-          </w:rPr>
-          <w:t>1 Pt 3:15</w:t>
-        </w:r>
-      </w:hyperlink>
-      <w:r>
-        <w:rPr>
-          <w:lang w:val="sw_KE" w:bidi="sw_KE"/>
-        </w:rPr>
-        <w:t xml:space="preserve"> na </w:t>
-      </w:r>
-      <w:hyperlink r:id="rId473">
-        <w:r>
-          <w:rPr>
-            <w:lang w:val="sw_KE" w:bidi="sw_KE"/>
-          </w:rPr>
-          <w:rPr>
-            <w:color w:val="0000EE"/>
-            <w:u w:val="single"/>
-          </w:rPr>
-          <w:t>1:3</w:t>
-        </w:r>
-      </w:hyperlink>
-      <w:r>
-        <w:rPr>
-          <w:lang w:val="sw_KE" w:bidi="sw_KE"/>
-        </w:rPr>
-        <w:t xml:space="preserve">). Watesi wa Wakristo wanaweza kuaibishwa (sura </w:t>
-      </w:r>
-      <w:hyperlink r:id="rId576">
-        <w:r>
-          <w:rPr>
-            <w:lang w:val="sw_KE" w:bidi="sw_KE"/>
-          </w:rPr>
-          <w:rPr>
-            <w:color w:val="0000EE"/>
-            <w:u w:val="single"/>
-          </w:rPr>
-          <w:t>16</w:t>
-        </w:r>
-      </w:hyperlink>
-      <w:r>
-        <w:rPr>
-          <w:lang w:val="sw_KE" w:bidi="sw_KE"/>
-        </w:rPr>
-        <w:t>) na kushawishiwa (</w:t>
-      </w:r>
-      <w:hyperlink r:id="rId554">
-        <w:r>
-          <w:rPr>
-            <w:lang w:val="sw_KE" w:bidi="sw_KE"/>
-          </w:rPr>
-          <w:rPr>
-            <w:color w:val="0000EE"/>
-            <w:u w:val="single"/>
-          </w:rPr>
           <w:t>3:1</w:t>
         </w:r>
       </w:hyperlink>
@@ -19041,7 +19939,7 @@
         </w:rPr>
         <w:t>) na kutoa utukufu kwa Mungu (</w:t>
       </w:r>
-      <w:hyperlink r:id="rId458">
+      <w:hyperlink r:id="rId478">
         <w:r>
           <w:rPr>
             <w:lang w:val="sw_KE" w:bidi="sw_KE"/>
@@ -19064,7 +19962,7 @@
       <w:pPr>
         <w:pStyle w:val="Heading4"/>
       </w:pPr>
-      <w:hyperlink r:id="rId577">
+      <w:hyperlink r:id="rId597">
         <w:r>
           <w:rPr>
             <w:lang w:val="sw_KE" w:bidi="sw_KE"/>
@@ -19090,7 +19988,7 @@
         </w:rPr>
         <w:t xml:space="preserve">Sawa na </w:t>
       </w:r>
-      <w:hyperlink r:id="rId578">
+      <w:hyperlink r:id="rId598">
         <w:r>
           <w:rPr>
             <w:lang w:val="sw_KE" w:bidi="sw_KE"/>
@@ -19108,7 +20006,7 @@
         </w:rPr>
         <w:t xml:space="preserve"> na </w:t>
       </w:r>
-      <w:hyperlink r:id="rId579">
+      <w:hyperlink r:id="rId599">
         <w:r>
           <w:rPr>
             <w:lang w:val="sw_KE" w:bidi="sw_KE"/>
@@ -19126,7 +20024,7 @@
         </w:rPr>
         <w:t>, sehemu hii inathibitisha wito wa Petro wa kuvumilia mateso kwa subira. Kwa kuwa Kristo alikufa mara moja kwa ajili ya dhambi za wanadamu, akawaweka huru wote kutoka kwa hatia na kufungua njia ya kuingia katika ushirika na Mungu mwenye rehema, waumini wanapaswa kuwa na uwezo wa kuvumilia mateso yasiyo ya haki kwa unyenyekevu. Kukataa kuvumilia mateso yasiyostahili itakuwa ni ishara ya kutoamini katika Muumba Mwaminifu (</w:t>
       </w:r>
-      <w:hyperlink r:id="rId496">
+      <w:hyperlink r:id="rId516">
         <w:r>
           <w:rPr>
             <w:lang w:val="sw_KE" w:bidi="sw_KE"/>
@@ -19144,7 +20042,7 @@
         </w:rPr>
         <w:t>) ambaye anajali watoto wake na anataka kubeba wasiwasi wao kwa ajili yao (</w:t>
       </w:r>
-      <w:hyperlink r:id="rId497">
+      <w:hyperlink r:id="rId517">
         <w:r>
           <w:rPr>
             <w:lang w:val="sw_KE" w:bidi="sw_KE"/>
@@ -19176,7 +20074,7 @@
         </w:rPr>
         <w:t xml:space="preserve">Kama ilivyokuwa katika siku za Noa, ni wachache tu waliokolewa (rej. </w:t>
       </w:r>
-      <w:hyperlink r:id="rId580">
+      <w:hyperlink r:id="rId600">
         <w:r>
           <w:rPr>
             <w:lang w:val="sw_KE" w:bidi="sw_KE"/>
@@ -19194,7 +20092,7 @@
         </w:rPr>
         <w:t xml:space="preserve">; </w:t>
       </w:r>
-      <w:hyperlink r:id="rId462">
+      <w:hyperlink r:id="rId482">
         <w:r>
           <w:rPr>
             <w:lang w:val="sw_KE" w:bidi="sw_KE"/>
@@ -19212,7 +20110,7 @@
         </w:rPr>
         <w:t>), vivyo hivyo sasa ni wachache tu wanaookolewa katika kizazi cha Petro chenye uhasama, kupitia ubatizo (</w:t>
       </w:r>
-      <w:hyperlink r:id="rId581">
+      <w:hyperlink r:id="rId601">
         <w:r>
           <w:rPr>
             <w:lang w:val="sw_KE" w:bidi="sw_KE"/>
@@ -19230,7 +20128,7 @@
         </w:rPr>
         <w:t xml:space="preserve">). Petro alieleza kwa uangalifu sana maana ya ubatizo kuokoa—sio kwa kazi ya kusafisha maji, bali kwa ufufuo wa Yesu Kristo na ahadi ya dhamiri njema kwa Mungu (sura </w:t>
       </w:r>
-      <w:hyperlink r:id="rId582">
+      <w:hyperlink r:id="rId602">
         <w:r>
           <w:rPr>
             <w:lang w:val="sw_KE" w:bidi="sw_KE"/>
@@ -19253,7 +20151,7 @@
       <w:pPr>
         <w:pStyle w:val="Heading4"/>
       </w:pPr>
-      <w:hyperlink r:id="rId583">
+      <w:hyperlink r:id="rId603">
         <w:r>
           <w:rPr>
             <w:lang w:val="sw_KE" w:bidi="sw_KE"/>
@@ -19279,7 +20177,7 @@
         </w:rPr>
         <w:t xml:space="preserve">Wakristo wanapaswa kuishi kulingana na mapenzi ya Mungu (rej. </w:t>
       </w:r>
-      <w:hyperlink r:id="rId515">
+      <w:hyperlink r:id="rId535">
         <w:r>
           <w:rPr>
             <w:lang w:val="sw_KE" w:bidi="sw_KE"/>
@@ -19297,7 +20195,7 @@
         </w:rPr>
         <w:t xml:space="preserve">; </w:t>
       </w:r>
-      <w:hyperlink r:id="rId584">
+      <w:hyperlink r:id="rId604">
         <w:r>
           <w:rPr>
             <w:lang w:val="sw_KE" w:bidi="sw_KE"/>
@@ -19315,7 +20213,7 @@
         </w:rPr>
         <w:t>). Hii inamaanisha kuvunja tabia za marafiki wao wasioamini na huenda ikasababisha kusemwa vibaya (</w:t>
       </w:r>
-      <w:hyperlink r:id="rId585">
+      <w:hyperlink r:id="rId605">
         <w:r>
           <w:rPr>
             <w:lang w:val="sw_KE" w:bidi="sw_KE"/>
@@ -19333,7 +20231,7 @@
         </w:rPr>
         <w:t xml:space="preserve">). Hata hivyo, waumini hawapaswi kujilipiza kisasi, kwa kuwa Mungu atashughulikia hukumu (sura </w:t>
       </w:r>
-      <w:hyperlink r:id="rId586">
+      <w:hyperlink r:id="rId606">
         <w:r>
           <w:rPr>
             <w:lang w:val="sw_KE" w:bidi="sw_KE"/>
@@ -19365,7 +20263,7 @@
         </w:rPr>
         <w:t xml:space="preserve">Waumini wana amri hii (sura </w:t>
       </w:r>
-      <w:hyperlink r:id="rId424">
+      <w:hyperlink r:id="rId444">
         <w:r>
           <w:rPr>
             <w:lang w:val="sw_KE" w:bidi="sw_KE"/>
@@ -19383,7 +20281,7 @@
         </w:rPr>
         <w:t xml:space="preserve">): “Kwa hiyo, kwa kuwa Kristo aliteseka kwa maumivu ya mwili, lazima mjihami na mtazamo ule ule aliokuwa nao, na muwe tayari kuteseka pia. Kwa maana ikiwa mko tayari kuteseka kwa ajili ya Kristo, mmeamua kuacha kutenda dhambi” (nlt). Wengine wamechukulia hii kumaanisha kwamba kupitia mchakato wa kuteseka tunatakaswa zaidi; hata hivyo, ikiwa kuteseka hapa kunarejelea kufa (kama inavyopendekezwa na ulinganifu na </w:t>
       </w:r>
-      <w:hyperlink r:id="rId484">
+      <w:hyperlink r:id="rId504">
         <w:r>
           <w:rPr>
             <w:lang w:val="sw_KE" w:bidi="sw_KE"/>
@@ -19401,7 +20299,7 @@
         </w:rPr>
         <w:t xml:space="preserve"> na "kwa hiyo" ya </w:t>
       </w:r>
-      <w:hyperlink r:id="rId424">
+      <w:hyperlink r:id="rId444">
         <w:r>
           <w:rPr>
             <w:lang w:val="sw_KE" w:bidi="sw_KE"/>
@@ -19419,7 +20317,7 @@
         </w:rPr>
         <w:t xml:space="preserve">), basi pengine sura ya </w:t>
       </w:r>
-      <w:hyperlink r:id="rId424">
+      <w:hyperlink r:id="rId444">
         <w:r>
           <w:rPr>
             <w:lang w:val="sw_KE" w:bidi="sw_KE"/>
@@ -19437,7 +20335,7 @@
         </w:rPr>
         <w:t xml:space="preserve"> inapaswa kueleweka kulingana na </w:t>
       </w:r>
-      <w:hyperlink r:id="rId587">
+      <w:hyperlink r:id="rId607">
         <w:r>
           <w:rPr>
             <w:lang w:val="sw_KE" w:bidi="sw_KE"/>
@@ -19463,7 +20361,7 @@
           <w:lang w:val="sw_KE" w:bidi="sw_KE"/>
         </w:rPr>
       </w:r>
-      <w:hyperlink r:id="rId588">
+      <w:hyperlink r:id="rId608">
         <w:r>
           <w:rPr>
             <w:lang w:val="sw_KE" w:bidi="sw_KE"/>
@@ -19481,7 +20379,7 @@
         </w:rPr>
         <w:t xml:space="preserve"> ni ngumu kuelewa. Wengine wanafikiri inahusu mahubiri yale yale yaliyotajwa katika </w:t>
       </w:r>
-      <w:hyperlink r:id="rId589">
+      <w:hyperlink r:id="rId609">
         <w:r>
           <w:rPr>
             <w:lang w:val="sw_KE" w:bidi="sw_KE"/>
@@ -19499,7 +20397,7 @@
         </w:rPr>
         <w:t xml:space="preserve">. Tafsiri nyingine, ambayo labda inapendelewa zaidi, ni kwamba hakuna mahubiri kwa wafu hapa bali ni mahubiri ya injili kwa wale ambao baadaye walikufa. Yaani, wale ambao walisikia injili, wakaamini, na kisha wakafa hawakusikia injili bure. Kwa maana kusudi la mahubiri lilikuwa kwamba, ingawa kwa mtazamo wa kibinadamu hawa waumini wamehukumiwa katika mwili (yaani, wamekufa), kwa mtazamo wa kimungu wanaishi katika Roho. Kusudi la sura ya </w:t>
       </w:r>
-      <w:hyperlink r:id="rId588">
+      <w:hyperlink r:id="rId608">
         <w:r>
           <w:rPr>
             <w:lang w:val="sw_KE" w:bidi="sw_KE"/>
@@ -19522,7 +20420,7 @@
       <w:pPr>
         <w:pStyle w:val="Heading4"/>
       </w:pPr>
-      <w:hyperlink r:id="rId590">
+      <w:hyperlink r:id="rId610">
         <w:r>
           <w:rPr>
             <w:lang w:val="sw_KE" w:bidi="sw_KE"/>
@@ -19548,7 +20446,7 @@
         </w:rPr>
         <w:t xml:space="preserve">Shughuli miongoni mwa waumini kanisani ni mada tena hapa. Petro aliona matukio ya kisasa kama mwanzo wa mwisho (sura </w:t>
       </w:r>
-      <w:hyperlink r:id="rId591">
+      <w:hyperlink r:id="rId611">
         <w:r>
           <w:rPr>
             <w:lang w:val="sw_KE" w:bidi="sw_KE"/>
@@ -19580,7 +20478,7 @@
         </w:rPr>
         <w:t xml:space="preserve">Kwa kuendelea kumtegemea Mungu katika maombi, Wakristo hupata msaada wanaohitaji kupendana na kupuuza mambo mengi yanayokera (rej. </w:t>
       </w:r>
-      <w:hyperlink r:id="rId592">
+      <w:hyperlink r:id="rId612">
         <w:r>
           <w:rPr>
             <w:lang w:val="sw_KE" w:bidi="sw_KE"/>
@@ -19598,7 +20496,7 @@
         </w:rPr>
         <w:t>). Upendo huu unapaswa kujidhihirisha katika ukarimu wa furaha, jambo muhimu hasa wakati wa mateso (</w:t>
       </w:r>
-      <w:hyperlink r:id="rId593">
+      <w:hyperlink r:id="rId613">
         <w:r>
           <w:rPr>
             <w:lang w:val="sw_KE" w:bidi="sw_KE"/>
@@ -19616,7 +20514,7 @@
         </w:rPr>
         <w:t xml:space="preserve">), na unapaswa kuwahamasisha waumini kutumia vipawa na talanta zao mbalimbali ili kujengana katika imani (sura </w:t>
       </w:r>
-      <w:hyperlink r:id="rId474">
+      <w:hyperlink r:id="rId494">
         <w:r>
           <w:rPr>
             <w:lang w:val="sw_KE" w:bidi="sw_KE"/>
@@ -19634,7 +20532,7 @@
         </w:rPr>
         <w:t xml:space="preserve">). Mifano miwili imetolewa: kuzungumza na kuhudumu (kazi ya mhubiri na kazi ya shemasi). Muhimu zaidi katika kuzungumza na kuhudumu ni kutambua lengo la vipawa hivi na jinsi ya kufikia lengo hilo. Lengo ni “kwamba katika mambo yote Mungu asifiwe” (sura ya </w:t>
       </w:r>
-      <w:hyperlink r:id="rId489">
+      <w:hyperlink r:id="rId509">
         <w:r>
           <w:rPr>
             <w:lang w:val="sw_KE" w:bidi="sw_KE"/>
@@ -19657,7 +20555,7 @@
       <w:pPr>
         <w:pStyle w:val="Heading4"/>
       </w:pPr>
-      <w:hyperlink r:id="rId453">
+      <w:hyperlink r:id="rId473">
         <w:r>
           <w:rPr>
             <w:lang w:val="sw_KE" w:bidi="sw_KE"/>
@@ -19683,7 +20581,7 @@
         </w:rPr>
         <w:t xml:space="preserve">Hapa, hali ya kuteseka na kubeba lawama kwa kuwa Wakristo inaangaziwa tena. Matarajio ya "jaribio la uchungu" (sura ya </w:t>
       </w:r>
-      <w:hyperlink r:id="rId461">
+      <w:hyperlink r:id="rId481">
         <w:r>
           <w:rPr>
             <w:lang w:val="sw_KE" w:bidi="sw_KE"/>
@@ -19701,7 +20599,7 @@
         </w:rPr>
         <w:t xml:space="preserve">) yanakaribia (rej. </w:t>
       </w:r>
-      <w:hyperlink r:id="rId468">
+      <w:hyperlink r:id="rId488">
         <w:r>
           <w:rPr>
             <w:lang w:val="sw_KE" w:bidi="sw_KE"/>
@@ -19719,7 +20617,7 @@
         </w:rPr>
         <w:t xml:space="preserve">). Petro aliona mateso haya (pengine kutoka kwa washirika wenye uhasama badala ya mateso rasmi ya serikali) kama hukumu ya Mungu juu ya dunia, ikianza na kanisa (sura ya </w:t>
       </w:r>
-      <w:hyperlink r:id="rId594">
+      <w:hyperlink r:id="rId614">
         <w:r>
           <w:rPr>
             <w:lang w:val="sw_KE" w:bidi="sw_KE"/>
@@ -19737,7 +20635,7 @@
         </w:rPr>
         <w:t xml:space="preserve">; rej. </w:t>
       </w:r>
-      <w:hyperlink r:id="rId595">
+      <w:hyperlink r:id="rId615">
         <w:r>
           <w:rPr>
             <w:lang w:val="sw_KE" w:bidi="sw_KE"/>
@@ -19755,7 +20653,7 @@
         </w:rPr>
         <w:t>). Hata hivyo, hukumu ya Mungu juu ya kanisa si ya adhabu bali ni ya utakaso (</w:t>
       </w:r>
-      <w:hyperlink r:id="rId572">
+      <w:hyperlink r:id="rId592">
         <w:r>
           <w:rPr>
             <w:lang w:val="sw_KE" w:bidi="sw_KE"/>
@@ -19773,7 +20671,7 @@
         </w:rPr>
         <w:t xml:space="preserve">; cf. </w:t>
       </w:r>
-      <w:hyperlink r:id="rId468">
+      <w:hyperlink r:id="rId488">
         <w:r>
           <w:rPr>
             <w:lang w:val="sw_KE" w:bidi="sw_KE"/>
@@ -19805,7 +20703,7 @@
         </w:rPr>
         <w:t xml:space="preserve">Petro anakumbusha kwamba mateso ni sehemu ya kawaida ya uzoefu wa Kikristo (sura </w:t>
       </w:r>
-      <w:hyperlink r:id="rId496">
+      <w:hyperlink r:id="rId516">
         <w:r>
           <w:rPr>
             <w:lang w:val="sw_KE" w:bidi="sw_KE"/>
@@ -19823,7 +20721,7 @@
         </w:rPr>
         <w:t xml:space="preserve">; rej. </w:t>
       </w:r>
-      <w:hyperlink r:id="rId571">
+      <w:hyperlink r:id="rId591">
         <w:r>
           <w:rPr>
             <w:lang w:val="sw_KE" w:bidi="sw_KE"/>
@@ -19841,7 +20739,7 @@
         </w:rPr>
         <w:t xml:space="preserve">; </w:t>
       </w:r>
-      <w:hyperlink r:id="rId596">
+      <w:hyperlink r:id="rId616">
         <w:r>
           <w:rPr>
             <w:lang w:val="sw_KE" w:bidi="sw_KE"/>
@@ -19859,7 +20757,7 @@
         </w:rPr>
         <w:t xml:space="preserve">; </w:t>
       </w:r>
-      <w:hyperlink r:id="rId597">
+      <w:hyperlink r:id="rId617">
         <w:r>
           <w:rPr>
             <w:lang w:val="sw_KE" w:bidi="sw_KE"/>
@@ -19877,7 +20775,7 @@
         </w:rPr>
         <w:t>) na kwamba Kristo mwenyewe alipitia dhuluma hizo (</w:t>
       </w:r>
-      <w:hyperlink r:id="rId578">
+      <w:hyperlink r:id="rId598">
         <w:r>
           <w:rPr>
             <w:lang w:val="sw_KE" w:bidi="sw_KE"/>
@@ -19895,7 +20793,7 @@
         </w:rPr>
         <w:t xml:space="preserve">; </w:t>
       </w:r>
-      <w:hyperlink r:id="rId598">
+      <w:hyperlink r:id="rId618">
         <w:r>
           <w:rPr>
             <w:lang w:val="sw_KE" w:bidi="sw_KE"/>
@@ -19913,7 +20811,7 @@
         </w:rPr>
         <w:t>). Wakristo wanahimizwa kuziamini roho zao kwa Muumba Mwaminifu (</w:t>
       </w:r>
-      <w:hyperlink r:id="rId496">
+      <w:hyperlink r:id="rId516">
         <w:r>
           <w:rPr>
             <w:lang w:val="sw_KE" w:bidi="sw_KE"/>
@@ -19931,7 +20829,7 @@
         </w:rPr>
         <w:t xml:space="preserve">), kufurahia (sura </w:t>
       </w:r>
-      <w:hyperlink r:id="rId599">
+      <w:hyperlink r:id="rId619">
         <w:r>
           <w:rPr>
             <w:lang w:val="sw_KE" w:bidi="sw_KE"/>
@@ -19949,7 +20847,7 @@
         </w:rPr>
         <w:t xml:space="preserve">), na kuendelea kufanya mema (sura </w:t>
       </w:r>
-      <w:hyperlink r:id="rId496">
+      <w:hyperlink r:id="rId516">
         <w:r>
           <w:rPr>
             <w:lang w:val="sw_KE" w:bidi="sw_KE"/>
@@ -19967,7 +20865,7 @@
         </w:rPr>
         <w:t xml:space="preserve">), hivyo kumtukuza Mungu (sura ya </w:t>
       </w:r>
-      <w:hyperlink r:id="rId600">
+      <w:hyperlink r:id="rId620">
         <w:r>
           <w:rPr>
             <w:lang w:val="sw_KE" w:bidi="sw_KE"/>
@@ -19985,7 +20883,7 @@
         </w:rPr>
         <w:t xml:space="preserve">). Waumini wanapojibu mateso kwa njia hii, wanabarikiwa (sura ya </w:t>
       </w:r>
-      <w:hyperlink r:id="rId572">
+      <w:hyperlink r:id="rId592">
         <w:r>
           <w:rPr>
             <w:lang w:val="sw_KE" w:bidi="sw_KE"/>
@@ -20008,7 +20906,7 @@
       <w:pPr>
         <w:pStyle w:val="Heading4"/>
       </w:pPr>
-      <w:hyperlink r:id="rId466">
+      <w:hyperlink r:id="rId486">
         <w:r>
           <w:rPr>
             <w:lang w:val="sw_KE" w:bidi="sw_KE"/>
@@ -20034,7 +20932,7 @@
         </w:rPr>
         <w:t xml:space="preserve">Tena (kama ilivyo katika </w:t>
       </w:r>
-      <w:hyperlink r:id="rId465">
+      <w:hyperlink r:id="rId485">
         <w:r>
           <w:rPr>
             <w:lang w:val="sw_KE" w:bidi="sw_KE"/>
@@ -20052,7 +20950,7 @@
         </w:rPr>
         <w:t xml:space="preserve">; </w:t>
       </w:r>
-      <w:hyperlink r:id="rId590">
+      <w:hyperlink r:id="rId610">
         <w:r>
           <w:rPr>
             <w:lang w:val="sw_KE" w:bidi="sw_KE"/>
@@ -20070,7 +20968,7 @@
         </w:rPr>
         <w:t>), Petro anazungumzia mahusiano ndani ya kanisa. Anawaelekeza wazee jinsi ya kuwa wachungaji bora wa kundi (</w:t>
       </w:r>
-      <w:hyperlink r:id="rId601">
+      <w:hyperlink r:id="rId621">
         <w:r>
           <w:rPr>
             <w:lang w:val="sw_KE" w:bidi="sw_KE"/>
@@ -20088,7 +20986,7 @@
         </w:rPr>
         <w:t xml:space="preserve">), vijana jinsi ya kuwaheshimu wazee wao (sura ya </w:t>
       </w:r>
-      <w:hyperlink r:id="rId602">
+      <w:hyperlink r:id="rId622">
         <w:r>
           <w:rPr>
             <w:lang w:val="sw_KE" w:bidi="sw_KE"/>
@@ -20120,7 +21018,7 @@
         </w:rPr>
         <w:t xml:space="preserve">Petro anawakumbusha waumini kwamba Mungu anapinga wenye kiburi lakini anawapa neema wanyenyekevu (sura </w:t>
       </w:r>
-      <w:hyperlink r:id="rId602">
+      <w:hyperlink r:id="rId622">
         <w:r>
           <w:rPr>
             <w:lang w:val="sw_KE" w:bidi="sw_KE"/>
@@ -20138,7 +21036,7 @@
         </w:rPr>
         <w:t xml:space="preserve">; taz. </w:t>
       </w:r>
-      <w:hyperlink r:id="rId603">
+      <w:hyperlink r:id="rId623">
         <w:r>
           <w:rPr>
             <w:lang w:val="sw_KE" w:bidi="sw_KE"/>
@@ -20156,7 +21054,7 @@
         </w:rPr>
         <w:t xml:space="preserve">; </w:t>
       </w:r>
-      <w:hyperlink r:id="rId604">
+      <w:hyperlink r:id="rId624">
         <w:r>
           <w:rPr>
             <w:lang w:val="sw_KE" w:bidi="sw_KE"/>
@@ -20174,7 +21072,7 @@
         </w:rPr>
         <w:t>), ambao atawainua katika enzi ijayo (</w:t>
       </w:r>
-      <w:hyperlink r:id="rId605">
+      <w:hyperlink r:id="rId625">
         <w:r>
           <w:rPr>
             <w:lang w:val="sw_KE" w:bidi="sw_KE"/>
@@ -20192,7 +21090,7 @@
         </w:rPr>
         <w:t xml:space="preserve">; taz. </w:t>
       </w:r>
-      <w:hyperlink r:id="rId606">
+      <w:hyperlink r:id="rId626">
         <w:r>
           <w:rPr>
             <w:lang w:val="sw_KE" w:bidi="sw_KE"/>
@@ -20210,7 +21108,7 @@
         </w:rPr>
         <w:t xml:space="preserve">; </w:t>
       </w:r>
-      <w:hyperlink r:id="rId607">
+      <w:hyperlink r:id="rId627">
         <w:r>
           <w:rPr>
             <w:lang w:val="sw_KE" w:bidi="sw_KE"/>
@@ -20228,7 +21126,7 @@
         </w:rPr>
         <w:t xml:space="preserve">; </w:t>
       </w:r>
-      <w:hyperlink r:id="rId608">
+      <w:hyperlink r:id="rId628">
         <w:r>
           <w:rPr>
             <w:lang w:val="sw_KE" w:bidi="sw_KE"/>
@@ -20246,7 +21144,7 @@
         </w:rPr>
         <w:t>). Muhimu zaidi, Mungu anawaalika watu wake kutupa wasiwasi wao wote kwake kwa sababu anawajali (</w:t>
       </w:r>
-      <w:hyperlink r:id="rId497">
+      <w:hyperlink r:id="rId517">
         <w:r>
           <w:rPr>
             <w:lang w:val="sw_KE" w:bidi="sw_KE"/>
@@ -20264,7 +21162,7 @@
         </w:rPr>
         <w:t xml:space="preserve">; taz. </w:t>
       </w:r>
-      <w:hyperlink r:id="rId609">
+      <w:hyperlink r:id="rId629">
         <w:r>
           <w:rPr>
             <w:lang w:val="sw_KE" w:bidi="sw_KE"/>
@@ -20282,7 +21180,7 @@
         </w:rPr>
         <w:t xml:space="preserve">; </w:t>
       </w:r>
-      <w:hyperlink r:id="rId610">
+      <w:hyperlink r:id="rId630">
         <w:r>
           <w:rPr>
             <w:lang w:val="sw_KE" w:bidi="sw_KE"/>
@@ -20314,7 +21212,7 @@
         </w:rPr>
         <w:t>Vijana ambao wamefundishwa unyenyekevu watawatii na kuwaheshimu wazee wao (</w:t>
       </w:r>
-      <w:hyperlink r:id="rId602">
+      <w:hyperlink r:id="rId622">
         <w:r>
           <w:rPr>
             <w:lang w:val="sw_KE" w:bidi="sw_KE"/>
@@ -20332,7 +21230,7 @@
         </w:rPr>
         <w:t xml:space="preserve">). Wazee ambao wamefundishwa unyenyekevu hawatawatawala kundi kwa mabavu (sura ya </w:t>
       </w:r>
-      <w:hyperlink r:id="rId611">
+      <w:hyperlink r:id="rId631">
         <w:r>
           <w:rPr>
             <w:lang w:val="sw_KE" w:bidi="sw_KE"/>
@@ -20350,7 +21248,7 @@
         </w:rPr>
         <w:t xml:space="preserve">) au kwa tamaa au kwa kulazimishwa (sura ya </w:t>
       </w:r>
-      <w:hyperlink r:id="rId612">
+      <w:hyperlink r:id="rId632">
         <w:r>
           <w:rPr>
             <w:lang w:val="sw_KE" w:bidi="sw_KE"/>
@@ -20373,7 +21271,7 @@
       <w:pPr>
         <w:pStyle w:val="Heading4"/>
       </w:pPr>
-      <w:hyperlink r:id="rId613">
+      <w:hyperlink r:id="rId633">
         <w:r>
           <w:rPr>
             <w:lang w:val="sw_KE" w:bidi="sw_KE"/>
@@ -20399,7 +21297,7 @@
         </w:rPr>
         <w:t xml:space="preserve">Petro anarudi kwenye wasiwasi wake na mateso. Mateso ni sehemu ya maisha ya waumini duniani (sura ya </w:t>
       </w:r>
-      <w:hyperlink r:id="rId455">
+      <w:hyperlink r:id="rId475">
         <w:r>
           <w:rPr>
             <w:lang w:val="sw_KE" w:bidi="sw_KE"/>
@@ -20417,7 +21315,7 @@
         </w:rPr>
         <w:t xml:space="preserve">; rej. </w:t>
       </w:r>
-      <w:hyperlink r:id="rId461">
+      <w:hyperlink r:id="rId481">
         <w:r>
           <w:rPr>
             <w:lang w:val="sw_KE" w:bidi="sw_KE"/>
@@ -20435,7 +21333,7 @@
         </w:rPr>
         <w:t>). Ingawa kwa namna fulani yamepangwa na Mungu (</w:t>
       </w:r>
-      <w:hyperlink r:id="rId522">
+      <w:hyperlink r:id="rId542">
         <w:r>
           <w:rPr>
             <w:lang w:val="sw_KE" w:bidi="sw_KE"/>
@@ -20453,7 +21351,7 @@
         </w:rPr>
         <w:t xml:space="preserve">; </w:t>
       </w:r>
-      <w:hyperlink r:id="rId570">
+      <w:hyperlink r:id="rId590">
         <w:r>
           <w:rPr>
             <w:lang w:val="sw_KE" w:bidi="sw_KE"/>
@@ -20471,7 +21369,7 @@
         </w:rPr>
         <w:t xml:space="preserve">; </w:t>
       </w:r>
-      <w:hyperlink r:id="rId496">
+      <w:hyperlink r:id="rId516">
         <w:r>
           <w:rPr>
             <w:lang w:val="sw_KE" w:bidi="sw_KE"/>
@@ -20489,7 +21387,7 @@
         </w:rPr>
         <w:t>), yanatumiwa na Shetani kujaribu kuharibu imani yao. Kwa hiyo, Petro anatoa wito kwa kanisa kuwa macho na makini (</w:t>
       </w:r>
-      <w:hyperlink r:id="rId614">
+      <w:hyperlink r:id="rId634">
         <w:r>
           <w:rPr>
             <w:lang w:val="sw_KE" w:bidi="sw_KE"/>
@@ -20507,7 +21405,7 @@
         </w:rPr>
         <w:t xml:space="preserve">; rej. </w:t>
       </w:r>
-      <w:hyperlink r:id="rId475">
+      <w:hyperlink r:id="rId495">
         <w:r>
           <w:rPr>
             <w:lang w:val="sw_KE" w:bidi="sw_KE"/>
@@ -20525,7 +21423,7 @@
         </w:rPr>
         <w:t xml:space="preserve">; </w:t>
       </w:r>
-      <w:hyperlink r:id="rId615">
+      <w:hyperlink r:id="rId635">
         <w:r>
           <w:rPr>
             <w:lang w:val="sw_KE" w:bidi="sw_KE"/>
@@ -20548,7 +21446,7 @@
       <w:pPr>
         <w:pStyle w:val="Heading4"/>
       </w:pPr>
-      <w:hyperlink r:id="rId616">
+      <w:hyperlink r:id="rId636">
         <w:r>
           <w:rPr>
             <w:lang w:val="sw_KE" w:bidi="sw_KE"/>
@@ -20587,7 +21485,7 @@
         </w:rPr>
         <w:t xml:space="preserve"> pengine ni mtu yule yule kama katika </w:t>
       </w:r>
-      <w:hyperlink r:id="rId617">
+      <w:hyperlink r:id="rId637">
         <w:r>
           <w:rPr>
             <w:lang w:val="sw_KE" w:bidi="sw_KE"/>
@@ -20605,7 +21503,7 @@
         </w:rPr>
         <w:t xml:space="preserve">; </w:t>
       </w:r>
-      <w:hyperlink r:id="rId618">
+      <w:hyperlink r:id="rId638">
         <w:r>
           <w:rPr>
             <w:lang w:val="sw_KE" w:bidi="sw_KE"/>
@@ -20623,7 +21521,7 @@
         </w:rPr>
         <w:t xml:space="preserve">; </w:t>
       </w:r>
-      <w:hyperlink r:id="rId619">
+      <w:hyperlink r:id="rId639">
         <w:r>
           <w:rPr>
             <w:lang w:val="sw_KE" w:bidi="sw_KE"/>
@@ -20659,7 +21557,7 @@
         </w:rPr>
         <w:t xml:space="preserve">; </w:t>
       </w:r>
-      <w:hyperlink r:id="rId620">
+      <w:hyperlink r:id="rId640">
         <w:r>
           <w:rPr>
             <w:lang w:val="sw_KE" w:bidi="sw_KE"/>
@@ -20814,7 +21712,7 @@
         </w:rPr>
         <w:t>Kuna aina nne za jina la Petro katika Agano Jipya: Kiebrania kilichotafsiriwa kwa Kigiriki, "Simeoni" kuwa "Simoni," na Kiaramu kilichotafsiriwa kwa Kigiriki, "Kefa" kuwa "Petro" (maana yake "mwamba"). Jina lake la kuzaliwa lilikuwa Simeoni bar-Yona (</w:t>
       </w:r>
-      <w:hyperlink r:id="rId621">
+      <w:hyperlink r:id="rId641">
         <w:r>
           <w:rPr>
             <w:lang w:val="sw_KE" w:bidi="sw_KE"/>
@@ -20832,7 +21730,7 @@
         </w:rPr>
         <w:t xml:space="preserve">; linganisha. </w:t>
       </w:r>
-      <w:hyperlink r:id="rId622">
+      <w:hyperlink r:id="rId642">
         <w:r>
           <w:rPr>
             <w:lang w:val="sw_KE" w:bidi="sw_KE"/>
@@ -20850,7 +21748,7 @@
         </w:rPr>
         <w:t xml:space="preserve">), "Simoni mwana wa Yohana," ambalo lilikuwa jina la kawaida la Kisemiti. Inawezekana kwamba "Simoni" halikuwa tu sawa na "Simeoni" kwa Kigiriki lakini, akiwa na makazi yake katika Galilaya yenye lugha mbili, "Simoni" lilikuwa jina mbadala alilotumia katika mawasiliano na Wagiriki. Kwa kweli, ilikuwa kawaida kwa Myahudi wa kimataifa kutumia aina tatu za jina lake kulingana na tukio: Kiaramu, Kilatini, na Kigiriki. Jina mara mbili "Simoni Petro" (au "Simoni anayeitwa Petro") linaonyesha kwamba jina la pili liliongezwa baadaye, sawa na "Yesu, Kristo." Idadi ya mara ambazo jina la Kiaramu "Kefa" limetumika (mara moja katika Yohana, mara nne kila moja katika Wagalatia na 1 Wakorintho), pamoja na tafsiri yake kwa Kigiriki (sio kawaida kwa majina sahihi), inaonyesha umuhimu wa jina la pili. Aina zote za Kiaramu na Kigiriki zina maana ya "mwamba," ishara dhahiri ya hadhi ya Petro katika kanisa la awali (tazama chini kwenye </w:t>
       </w:r>
-      <w:hyperlink r:id="rId623">
+      <w:hyperlink r:id="rId643">
         <w:r>
           <w:rPr>
             <w:lang w:val="sw_KE" w:bidi="sw_KE"/>
@@ -20991,7 +21889,7 @@
         </w:rPr>
         <w:t xml:space="preserve">Petro alilelewa katika Galilaya yenye lugha mbili. </w:t>
       </w:r>
-      <w:hyperlink r:id="rId624">
+      <w:hyperlink r:id="rId644">
         <w:r>
           <w:rPr>
             <w:lang w:val="sw_KE" w:bidi="sw_KE"/>
@@ -21009,7 +21907,7 @@
         </w:rPr>
         <w:t xml:space="preserve"> inasema kwamba nyumbani kwa Andrea (ndugu yake) na Petro ilikuwa Bethsaida, mahali ambapo ni vigumu kuweka kihistoria. Eneo pekee tunalojua ni mashariki mwa Yordani katika wilaya inayoitwa Gaulanitis. Hata hivyo, </w:t>
       </w:r>
-      <w:hyperlink r:id="rId625">
+      <w:hyperlink r:id="rId645">
         <w:r>
           <w:rPr>
             <w:lang w:val="sw_KE" w:bidi="sw_KE"/>
@@ -21027,7 +21925,7 @@
         </w:rPr>
         <w:t xml:space="preserve"> inaweka Bethsaida katika Galilaya; hata hivyo, inawezekana kwamba Yohana anaakisi matumizi maarufu ya neno "Galilaya" badala ya lile sahihi kisheria. Petro na Andrea walikuwa na biashara ya uvuvi iliyokuwa katikati ya Kapernaumu (</w:t>
       </w:r>
-      <w:hyperlink r:id="rId626">
+      <w:hyperlink r:id="rId646">
         <w:r>
           <w:rPr>
             <w:lang w:val="sw_KE" w:bidi="sw_KE"/>
@@ -21045,7 +21943,7 @@
         </w:rPr>
         <w:t>) na pengine walikuwa washirika na Yakobo na Yohana (</w:t>
       </w:r>
-      <w:hyperlink r:id="rId627">
+      <w:hyperlink r:id="rId647">
         <w:r>
           <w:rPr>
             <w:lang w:val="sw_KE" w:bidi="sw_KE"/>
@@ -21063,7 +21961,7 @@
         </w:rPr>
         <w:t xml:space="preserve">). Pia inawezekana kwamba waliendelea mara kwa mara katika biashara yao wakati wa kuwa wanafunzi, kama inavyoonyeshwa katika tukio la uvuvi katika </w:t>
       </w:r>
-      <w:hyperlink r:id="rId628">
+      <w:hyperlink r:id="rId648">
         <w:r>
           <w:rPr>
             <w:lang w:val="sw_KE" w:bidi="sw_KE"/>
@@ -21095,7 +21993,7 @@
         </w:rPr>
         <w:t>Mojawapo ya ugumu na hili ni mfululizo wa kauli zinazosema, “Tumeacha yote na kukufuata” (</w:t>
       </w:r>
-      <w:hyperlink r:id="rId629">
+      <w:hyperlink r:id="rId649">
         <w:r>
           <w:rPr>
             <w:lang w:val="sw_KE" w:bidi="sw_KE"/>
@@ -21113,7 +22011,7 @@
         </w:rPr>
         <w:t xml:space="preserve">; </w:t>
       </w:r>
-      <w:hyperlink r:id="rId630">
+      <w:hyperlink r:id="rId650">
         <w:r>
           <w:rPr>
             <w:lang w:val="sw_KE" w:bidi="sw_KE"/>
@@ -21131,7 +22029,7 @@
         </w:rPr>
         <w:t xml:space="preserve">; </w:t>
       </w:r>
-      <w:hyperlink r:id="rId631">
+      <w:hyperlink r:id="rId651">
         <w:r>
           <w:rPr>
             <w:lang w:val="sw_KE" w:bidi="sw_KE"/>
@@ -21149,7 +22047,7 @@
         </w:rPr>
         <w:t xml:space="preserve">, toleo la nkj). Wafasiri wengi wameipa hii maana ya kabisa ya “kuuza” au “kuacha” biashara zao. Hata hivyo, </w:t>
       </w:r>
-      <w:hyperlink r:id="rId631">
+      <w:hyperlink r:id="rId651">
         <w:r>
           <w:rPr>
             <w:lang w:val="sw_KE" w:bidi="sw_KE"/>
@@ -21181,7 +22079,7 @@
         </w:rPr>
         <w:t xml:space="preserve">Hakika hawakuacha familia zao, kama inavyoonyeshwa na Petro, ambaye alirudi nyumbani mwake mwishoni mwa kila ziara. Agano Jipya linatuambia kwamba Petro alikuwa ameoa. Katika </w:t>
       </w:r>
-      <w:hyperlink r:id="rId632">
+      <w:hyperlink r:id="rId652">
         <w:r>
           <w:rPr>
             <w:lang w:val="sw_KE" w:bidi="sw_KE"/>
@@ -21199,7 +22097,7 @@
         </w:rPr>
         <w:t xml:space="preserve"> Yesu anamponya mama mkwe wake, ambaye labda alikuwa akiishi na Petro. Kwa kweli, inawezekana kwamba nyumba yake ikawa makao makuu ya Yesu huko Galilaya. (</w:t>
       </w:r>
-      <w:hyperlink r:id="rId633">
+      <w:hyperlink r:id="rId653">
         <w:r>
           <w:rPr>
             <w:lang w:val="sw_KE" w:bidi="sw_KE"/>
@@ -21217,7 +22115,7 @@
         </w:rPr>
         <w:t xml:space="preserve"> inaweza kuonyesha kwamba Yesu aliishi hapo.) </w:t>
       </w:r>
-      <w:hyperlink r:id="rId427">
+      <w:hyperlink r:id="rId447">
         <w:r>
           <w:rPr>
             <w:lang w:val="sw_KE" w:bidi="sw_KE"/>
@@ -21299,7 +22197,7 @@
         </w:rPr>
         <w:t xml:space="preserve">Ndugu yake Petro, Andrea, alikuwa mwanafunzi wa Yohana Mbatizaji, kulingana na </w:t>
       </w:r>
-      <w:hyperlink r:id="rId634">
+      <w:hyperlink r:id="rId654">
         <w:r>
           <w:rPr>
             <w:lang w:val="sw_KE" w:bidi="sw_KE"/>
@@ -21317,7 +22215,7 @@
         </w:rPr>
         <w:t xml:space="preserve">. Hii inafuata ushuhuda wa Yohana katika </w:t>
       </w:r>
-      <w:hyperlink r:id="rId635">
+      <w:hyperlink r:id="rId655">
         <w:r>
           <w:rPr>
             <w:lang w:val="sw_KE" w:bidi="sw_KE"/>
@@ -21335,7 +22233,7 @@
         </w:rPr>
         <w:t xml:space="preserve"> na ni hatua ya pili ya drama ya uanafunzi wa Yohana katika sura ya kwanza—yaani, baada ya kutoa ushuhuda sasa anawatuma wafuasi wake kwa Yesu. Andrea na mwanafunzi asiyejulikana (pengine Filipo kama ilivyo katika </w:t>
       </w:r>
-      <w:hyperlink r:id="rId636">
+      <w:hyperlink r:id="rId656">
         <w:r>
           <w:rPr>
             <w:lang w:val="sw_KE" w:bidi="sw_KE"/>
@@ -21353,7 +22251,7 @@
         </w:rPr>
         <w:t xml:space="preserve"> au "mwanafunzi mpendwa," ambaye wengi wanamtambulisha na Yohana mwenyewe) kisha "wanamfuata" Yesu (neno linalotumika mara nyingi katika Yohana kwa uanafunzi). Siku iliyofuata Andrea anafuata mfano wa Mbatizaji na kumtafuta ndugu yake Simoni, akisema, "Tumempata Masihi" (</w:t>
       </w:r>
-      <w:hyperlink r:id="rId637">
+      <w:hyperlink r:id="rId657">
         <w:r>
           <w:rPr>
             <w:lang w:val="sw_KE" w:bidi="sw_KE"/>
@@ -21371,7 +22269,7 @@
         </w:rPr>
         <w:t xml:space="preserve">, toleo la nkj). Uongofu wa Petero unadhaniwa katika </w:t>
       </w:r>
-      <w:hyperlink r:id="rId622">
+      <w:hyperlink r:id="rId642">
         <w:r>
           <w:rPr>
             <w:lang w:val="sw_KE" w:bidi="sw_KE"/>
@@ -21403,7 +22301,7 @@
         </w:rPr>
         <w:t>Kuna vipindi vitatu tofauti katika Injili ambavyo Simoni anaitwa, na hivi vinaingiliana na vipindi vitatu ambavyo anapewa jina "Kefa" ("Petro," ambalo linamaanisha "mwamba") na Yesu. Yohana anaweka tukio hilo huko Yudea ambapo Yohana Mbatizaji alikuwa akibatiza. Injili za sinoptiki zina mandhari mawili tofauti. Wito wa kwanza unafanyika kwenye Bahari ya Galilaya (</w:t>
       </w:r>
-      <w:hyperlink r:id="rId638">
+      <w:hyperlink r:id="rId658">
         <w:r>
           <w:rPr>
             <w:lang w:val="sw_KE" w:bidi="sw_KE"/>
@@ -21421,7 +22319,7 @@
         </w:rPr>
         <w:t xml:space="preserve">; </w:t>
       </w:r>
-      <w:hyperlink r:id="rId639">
+      <w:hyperlink r:id="rId659">
         <w:r>
           <w:rPr>
             <w:lang w:val="sw_KE" w:bidi="sw_KE"/>
@@ -21439,7 +22337,7 @@
         </w:rPr>
         <w:t>). Yesu anatembea kando ya ufuo na kuwaona Petro na Andrea pamoja na Yakobo na Yohana wakitupa nyavu zao baharini. Wakati huu anawaita kuwa "wavuvi wa watu." Luka kisha anapanua hili kuwa tukio la uvuvi (</w:t>
       </w:r>
-      <w:hyperlink r:id="rId640">
+      <w:hyperlink r:id="rId660">
         <w:r>
           <w:rPr>
             <w:lang w:val="sw_KE" w:bidi="sw_KE"/>
@@ -21471,7 +22369,7 @@
         </w:rPr>
         <w:t>Kipindi cha pili cha sinoptiki kinachohusisha wito wa Petro (na jina lake jipya) ni uchaguzi rasmi wa Kumi na Wawili mlimani (</w:t>
       </w:r>
-      <w:hyperlink r:id="rId641">
+      <w:hyperlink r:id="rId661">
         <w:r>
           <w:rPr>
             <w:lang w:val="sw_KE" w:bidi="sw_KE"/>
@@ -21489,6 +22387,38 @@
         </w:rPr>
         <w:t xml:space="preserve"> na sambamba); katika orodha ya majina tunayo "Simoni aliyepewa jina Petro." Tukio la mwisho linalohusiana na jina jipya la Petro linapatikana katika </w:t>
       </w:r>
+      <w:hyperlink r:id="rId662">
+        <w:r>
+          <w:rPr>
+            <w:lang w:val="sw_KE" w:bidi="sw_KE"/>
+          </w:rPr>
+          <w:rPr>
+            <w:color w:val="0000EE"/>
+            <w:u w:val="single"/>
+          </w:rPr>
+          <w:t>Mathayo 16:17–19</w:t>
+        </w:r>
+      </w:hyperlink>
+      <w:r>
+        <w:rPr>
+          <w:lang w:val="sw_KE" w:bidi="sw_KE"/>
+        </w:rPr>
+        <w:t>, kuhusiana na ungamo la Petro huko Kaisaria Filipi.</w:t>
+      </w:r>
+    </w:p>
+    <w:p>
+      <w:pPr/>
+      <w:r>
+        <w:rPr>
+          <w:lang w:val="sw_KE" w:bidi="sw_KE"/>
+        </w:rPr>
+      </w:r>
+      <w:r>
+        <w:rPr>
+          <w:lang w:val="sw_KE" w:bidi="sw_KE"/>
+        </w:rPr>
+        <w:t>Inakuwa ngumu kidogo kuoanisha matukio haya ipasavyo. Je, kulikuwa na matukio matatu tofauti ambapo Simoni aliitwa (</w:t>
+      </w:r>
       <w:hyperlink r:id="rId642">
         <w:r>
           <w:rPr>
@@ -21498,38 +22428,6 @@
             <w:color w:val="0000EE"/>
             <w:u w:val="single"/>
           </w:rPr>
-          <w:t>Mathayo 16:17–19</w:t>
-        </w:r>
-      </w:hyperlink>
-      <w:r>
-        <w:rPr>
-          <w:lang w:val="sw_KE" w:bidi="sw_KE"/>
-        </w:rPr>
-        <w:t>, kuhusiana na ungamo la Petro huko Kaisaria Filipi.</w:t>
-      </w:r>
-    </w:p>
-    <w:p>
-      <w:pPr/>
-      <w:r>
-        <w:rPr>
-          <w:lang w:val="sw_KE" w:bidi="sw_KE"/>
-        </w:rPr>
-      </w:r>
-      <w:r>
-        <w:rPr>
-          <w:lang w:val="sw_KE" w:bidi="sw_KE"/>
-        </w:rPr>
-        <w:t>Inakuwa ngumu kidogo kuoanisha matukio haya ipasavyo. Je, kulikuwa na matukio matatu tofauti ambapo Simoni aliitwa (</w:t>
-      </w:r>
-      <w:hyperlink r:id="rId622">
-        <w:r>
-          <w:rPr>
-            <w:lang w:val="sw_KE" w:bidi="sw_KE"/>
-          </w:rPr>
-          <w:rPr>
-            <w:color w:val="0000EE"/>
-            <w:u w:val="single"/>
-          </w:rPr>
           <w:t>Yohana 1:42</w:t>
         </w:r>
       </w:hyperlink>
@@ -21539,6 +22437,78 @@
         </w:rPr>
         <w:t xml:space="preserve">; </w:t>
       </w:r>
+      <w:hyperlink r:id="rId663">
+        <w:r>
+          <w:rPr>
+            <w:lang w:val="sw_KE" w:bidi="sw_KE"/>
+          </w:rPr>
+          <w:rPr>
+            <w:color w:val="0000EE"/>
+            <w:u w:val="single"/>
+          </w:rPr>
+          <w:t>Marko 1:20</w:t>
+        </w:r>
+      </w:hyperlink>
+      <w:r>
+        <w:rPr>
+          <w:lang w:val="sw_KE" w:bidi="sw_KE"/>
+        </w:rPr>
+        <w:t xml:space="preserve">; </w:t>
+      </w:r>
+      <w:hyperlink r:id="rId664">
+        <w:r>
+          <w:rPr>
+            <w:lang w:val="sw_KE" w:bidi="sw_KE"/>
+          </w:rPr>
+          <w:rPr>
+            <w:color w:val="0000EE"/>
+            <w:u w:val="single"/>
+          </w:rPr>
+          <w:t>3:16</w:t>
+        </w:r>
+      </w:hyperlink>
+      <w:r>
+        <w:rPr>
+          <w:lang w:val="sw_KE" w:bidi="sw_KE"/>
+        </w:rPr>
+        <w:t>) na matukio matatu tofauti ambapo alipewa jina Kefa/Petro (</w:t>
+      </w:r>
+      <w:hyperlink r:id="rId642">
+        <w:r>
+          <w:rPr>
+            <w:lang w:val="sw_KE" w:bidi="sw_KE"/>
+          </w:rPr>
+          <w:rPr>
+            <w:color w:val="0000EE"/>
+            <w:u w:val="single"/>
+          </w:rPr>
+          <w:t>Yohana 1:42</w:t>
+        </w:r>
+      </w:hyperlink>
+      <w:r>
+        <w:rPr>
+          <w:lang w:val="sw_KE" w:bidi="sw_KE"/>
+        </w:rPr>
+        <w:t xml:space="preserve">; </w:t>
+      </w:r>
+      <w:hyperlink r:id="rId664">
+        <w:r>
+          <w:rPr>
+            <w:lang w:val="sw_KE" w:bidi="sw_KE"/>
+          </w:rPr>
+          <w:rPr>
+            <w:color w:val="0000EE"/>
+            <w:u w:val="single"/>
+          </w:rPr>
+          <w:t>Marko 3:16</w:t>
+        </w:r>
+      </w:hyperlink>
+      <w:r>
+        <w:rPr>
+          <w:lang w:val="sw_KE" w:bidi="sw_KE"/>
+        </w:rPr>
+        <w:t xml:space="preserve">; </w:t>
+      </w:r>
       <w:hyperlink r:id="rId643">
         <w:r>
           <w:rPr>
@@ -21548,6 +22518,56 @@
             <w:color w:val="0000EE"/>
             <w:u w:val="single"/>
           </w:rPr>
+          <w:t>Mathayo 16:18</w:t>
+        </w:r>
+      </w:hyperlink>
+      <w:r>
+        <w:rPr>
+          <w:lang w:val="sw_KE" w:bidi="sw_KE"/>
+        </w:rPr>
+        <w:t xml:space="preserve">)? Ni jambo linalovutia kwa wigo mpana wa wasomi kudhani kuwa tukio moja, ambalo lilitokea wakati usiojulikana mwanzoni mwa huduma ya Yesu, lilipanuliwa baadaye kuwa mila hizi tofauti. Hata hivyo, uchunguzi wa karibu wa data za Injili hauhitaji hitimisho kama hilo. </w:t>
+      </w:r>
+      <w:hyperlink r:id="rId665">
+        <w:r>
+          <w:rPr>
+            <w:lang w:val="sw_KE" w:bidi="sw_KE"/>
+          </w:rPr>
+          <w:rPr>
+            <w:color w:val="0000EE"/>
+            <w:u w:val="single"/>
+          </w:rPr>
+          <w:t>Yohana 1:35–42</w:t>
+        </w:r>
+      </w:hyperlink>
+      <w:r>
+        <w:rPr>
+          <w:lang w:val="sw_KE" w:bidi="sw_KE"/>
+        </w:rPr>
+        <w:t xml:space="preserve"> si tukio la kitaasisi linaloashiria mwito rasmi. Badala yake, inaelezea mkutano wa kwanza na Yesu na utambuzi kuhusu umuhimu wake. "Kubadilisha jina" ni katika wakati ujao na linaangalia tukio la baadaye. Zaidi ya hayo, Yohana kwa makusudi anaacha matukio mengi ya mgogoro katika maisha ya Yesu (ubatizo, kuchagua Kumi na Wawili, Kubadilika, maneno ya taasisi kwenye Karamu ya Mwisho, Gethsemane) na kuyabadilisha na matukio ya kiroho yenye mafundisho ya umuhimu wa kiroho wa matukio hayo. Hivi ndivyo alivyofanya hapa.</w:t>
+      </w:r>
+    </w:p>
+    <w:p>
+      <w:pPr/>
+      <w:r>
+        <w:rPr>
+          <w:lang w:val="sw_KE" w:bidi="sw_KE"/>
+        </w:rPr>
+      </w:r>
+      <w:r>
+        <w:rPr>
+          <w:lang w:val="sw_KE" w:bidi="sw_KE"/>
+        </w:rPr>
+        <w:t xml:space="preserve">Hali ni sawa na ile ya mwito wa kwanza wa sinoptiki, yaani, tukio la uvuvi. Tena, hakuna dalili ya kuwekwa rasmi katika ofisi hapa bali ni dalili ya kinabii ya huduma ya baadaye. Hii ni kweli hasa kwa tukio lenye theolojia ya juu katika Luka, ambalo linaahidi matokeo mengi. Tena katika akaunti zote tatu wakati ujao umetumika: “Nitawafanya wavuvi wa watu” (Mathayo na Marko), “Mtawavua watu” (Luka, toleo la nkj). Mwito katika </w:t>
+      </w:r>
+      <w:hyperlink r:id="rId663">
+        <w:r>
+          <w:rPr>
+            <w:lang w:val="sw_KE" w:bidi="sw_KE"/>
+          </w:rPr>
+          <w:rPr>
+            <w:color w:val="0000EE"/>
+            <w:u w:val="single"/>
+          </w:rPr>
           <w:t>Marko 1:20</w:t>
         </w:r>
       </w:hyperlink>
@@ -21555,131 +22575,9 @@
         <w:rPr>
           <w:lang w:val="sw_KE" w:bidi="sw_KE"/>
         </w:rPr>
-        <w:t xml:space="preserve">; </w:t>
-      </w:r>
-      <w:hyperlink r:id="rId644">
-        <w:r>
-          <w:rPr>
-            <w:lang w:val="sw_KE" w:bidi="sw_KE"/>
-          </w:rPr>
-          <w:rPr>
-            <w:color w:val="0000EE"/>
-            <w:u w:val="single"/>
-          </w:rPr>
-          <w:t>3:16</w:t>
-        </w:r>
-      </w:hyperlink>
-      <w:r>
-        <w:rPr>
-          <w:lang w:val="sw_KE" w:bidi="sw_KE"/>
-        </w:rPr>
-        <w:t>) na matukio matatu tofauti ambapo alipewa jina Kefa/Petro (</w:t>
-      </w:r>
-      <w:hyperlink r:id="rId622">
-        <w:r>
-          <w:rPr>
-            <w:lang w:val="sw_KE" w:bidi="sw_KE"/>
-          </w:rPr>
-          <w:rPr>
-            <w:color w:val="0000EE"/>
-            <w:u w:val="single"/>
-          </w:rPr>
-          <w:t>Yohana 1:42</w:t>
-        </w:r>
-      </w:hyperlink>
-      <w:r>
-        <w:rPr>
-          <w:lang w:val="sw_KE" w:bidi="sw_KE"/>
-        </w:rPr>
-        <w:t xml:space="preserve">; </w:t>
-      </w:r>
-      <w:hyperlink r:id="rId644">
-        <w:r>
-          <w:rPr>
-            <w:lang w:val="sw_KE" w:bidi="sw_KE"/>
-          </w:rPr>
-          <w:rPr>
-            <w:color w:val="0000EE"/>
-            <w:u w:val="single"/>
-          </w:rPr>
-          <w:t>Marko 3:16</w:t>
-        </w:r>
-      </w:hyperlink>
-      <w:r>
-        <w:rPr>
-          <w:lang w:val="sw_KE" w:bidi="sw_KE"/>
-        </w:rPr>
-        <w:t xml:space="preserve">; </w:t>
-      </w:r>
-      <w:hyperlink r:id="rId623">
-        <w:r>
-          <w:rPr>
-            <w:lang w:val="sw_KE" w:bidi="sw_KE"/>
-          </w:rPr>
-          <w:rPr>
-            <w:color w:val="0000EE"/>
-            <w:u w:val="single"/>
-          </w:rPr>
-          <w:t>Mathayo 16:18</w:t>
-        </w:r>
-      </w:hyperlink>
-      <w:r>
-        <w:rPr>
-          <w:lang w:val="sw_KE" w:bidi="sw_KE"/>
-        </w:rPr>
-        <w:t xml:space="preserve">)? Ni jambo linalovutia kwa wigo mpana wa wasomi kudhani kuwa tukio moja, ambalo lilitokea wakati usiojulikana mwanzoni mwa huduma ya Yesu, lilipanuliwa baadaye kuwa mila hizi tofauti. Hata hivyo, uchunguzi wa karibu wa data za Injili hauhitaji hitimisho kama hilo. </w:t>
-      </w:r>
-      <w:hyperlink r:id="rId645">
-        <w:r>
-          <w:rPr>
-            <w:lang w:val="sw_KE" w:bidi="sw_KE"/>
-          </w:rPr>
-          <w:rPr>
-            <w:color w:val="0000EE"/>
-            <w:u w:val="single"/>
-          </w:rPr>
-          <w:t>Yohana 1:35–42</w:t>
-        </w:r>
-      </w:hyperlink>
-      <w:r>
-        <w:rPr>
-          <w:lang w:val="sw_KE" w:bidi="sw_KE"/>
-        </w:rPr>
-        <w:t xml:space="preserve"> si tukio la kitaasisi linaloashiria mwito rasmi. Badala yake, inaelezea mkutano wa kwanza na Yesu na utambuzi kuhusu umuhimu wake. "Kubadilisha jina" ni katika wakati ujao na linaangalia tukio la baadaye. Zaidi ya hayo, Yohana kwa makusudi anaacha matukio mengi ya mgogoro katika maisha ya Yesu (ubatizo, kuchagua Kumi na Wawili, Kubadilika, maneno ya taasisi kwenye Karamu ya Mwisho, Gethsemane) na kuyabadilisha na matukio ya kiroho yenye mafundisho ya umuhimu wa kiroho wa matukio hayo. Hivi ndivyo alivyofanya hapa.</w:t>
-      </w:r>
-    </w:p>
-    <w:p>
-      <w:pPr/>
-      <w:r>
-        <w:rPr>
-          <w:lang w:val="sw_KE" w:bidi="sw_KE"/>
-        </w:rPr>
-      </w:r>
-      <w:r>
-        <w:rPr>
-          <w:lang w:val="sw_KE" w:bidi="sw_KE"/>
-        </w:rPr>
-        <w:t xml:space="preserve">Hali ni sawa na ile ya mwito wa kwanza wa sinoptiki, yaani, tukio la uvuvi. Tena, hakuna dalili ya kuwekwa rasmi katika ofisi hapa bali ni dalili ya kinabii ya huduma ya baadaye. Hii ni kweli hasa kwa tukio lenye theolojia ya juu katika Luka, ambalo linaahidi matokeo mengi. Tena katika akaunti zote tatu wakati ujao umetumika: “Nitawafanya wavuvi wa watu” (Mathayo na Marko), “Mtawavua watu” (Luka, toleo la nkj). Mwito katika </w:t>
-      </w:r>
-      <w:hyperlink r:id="rId643">
-        <w:r>
-          <w:rPr>
-            <w:lang w:val="sw_KE" w:bidi="sw_KE"/>
-          </w:rPr>
-          <w:rPr>
-            <w:color w:val="0000EE"/>
-            <w:u w:val="single"/>
-          </w:rPr>
-          <w:t>Marko 1:20</w:t>
-        </w:r>
-      </w:hyperlink>
-      <w:r>
-        <w:rPr>
-          <w:lang w:val="sw_KE" w:bidi="sw_KE"/>
-        </w:rPr>
         <w:t xml:space="preserve"> na </w:t>
       </w:r>
-      <w:hyperlink r:id="rId646">
+      <w:hyperlink r:id="rId666">
         <w:r>
           <w:rPr>
             <w:lang w:val="sw_KE" w:bidi="sw_KE"/>
@@ -21697,7 +22595,7 @@
         </w:rPr>
         <w:t xml:space="preserve"> na mwitikio wao (kuacha yote nyuma na kumfuata Yesu) ni mwanzo wa mchezo ambao unakamilishwa katika tukio halisi la kitaasisi katika </w:t>
       </w:r>
-      <w:hyperlink r:id="rId641">
+      <w:hyperlink r:id="rId661">
         <w:r>
           <w:rPr>
             <w:lang w:val="sw_KE" w:bidi="sw_KE"/>
@@ -21740,7 +22638,7 @@
         </w:rPr>
         <w:t xml:space="preserve">Umuhimu wa Simoni Petro katika Injili na Matendo hauwezi kupingwa. Ingawa baadhi wamejaribu kuhusisha hili na jukumu lake la uongozi katika kanisa la baadaye, hakuna msingi wa hilo katika maandiko ya Agano Jipya. Tangu mwanzo kabisa Simoni alipata ukuu juu ya wengine. Katika orodha za Kumi na Wawili zilizotajwa, jina la Simoni daima linaonekana kwanza, na katika </w:t>
       </w:r>
-      <w:hyperlink r:id="rId647">
+      <w:hyperlink r:id="rId667">
         <w:r>
           <w:rPr>
             <w:lang w:val="sw_KE" w:bidi="sw_KE"/>
@@ -21758,7 +22656,7 @@
         </w:rPr>
         <w:t xml:space="preserve"> linaanzisha jina lake kama "wa kwanza." Zaidi ya hayo, Kumi na Wawili mara nyingi wanatajwa kama "Petro na wale walio pamoja naye" (</w:t>
       </w:r>
-      <w:hyperlink r:id="rId648">
+      <w:hyperlink r:id="rId668">
         <w:r>
           <w:rPr>
             <w:lang w:val="sw_KE" w:bidi="sw_KE"/>
@@ -21776,6 +22674,146 @@
         </w:rPr>
         <w:t xml:space="preserve">; </w:t>
       </w:r>
+      <w:hyperlink r:id="rId669">
+        <w:r>
+          <w:rPr>
+            <w:lang w:val="sw_KE" w:bidi="sw_KE"/>
+          </w:rPr>
+          <w:rPr>
+            <w:color w:val="0000EE"/>
+            <w:u w:val="single"/>
+          </w:rPr>
+          <w:t>Luka 9:32</w:t>
+        </w:r>
+      </w:hyperlink>
+      <w:r>
+        <w:rPr>
+          <w:lang w:val="sw_KE" w:bidi="sw_KE"/>
+        </w:rPr>
+        <w:t xml:space="preserve">; </w:t>
+      </w:r>
+      <w:hyperlink r:id="rId670">
+        <w:r>
+          <w:rPr>
+            <w:lang w:val="sw_KE" w:bidi="sw_KE"/>
+          </w:rPr>
+          <w:rPr>
+            <w:color w:val="0000EE"/>
+            <w:u w:val="single"/>
+          </w:rPr>
+          <w:t>8:45</w:t>
+        </w:r>
+      </w:hyperlink>
+      <w:r>
+        <w:rPr>
+          <w:lang w:val="sw_KE" w:bidi="sw_KE"/>
+        </w:rPr>
+        <w:t>, toleo la nkj).</w:t>
+      </w:r>
+    </w:p>
+    <w:p>
+      <w:pPr/>
+      <w:r>
+        <w:rPr>
+          <w:lang w:val="sw_KE" w:bidi="sw_KE"/>
+        </w:rPr>
+      </w:r>
+      <w:r>
+        <w:rPr>
+          <w:lang w:val="sw_KE" w:bidi="sw_KE"/>
+        </w:rPr>
+        <w:t>Kupitia simulizi, Petro alitenda na kuzungumza kwa niaba ya wanafunzi wengine. Katika Tukio la Kubadilika Sura, ni Petro ambaye alitaka kujenga mahema (</w:t>
+      </w:r>
+      <w:hyperlink r:id="rId671">
+        <w:r>
+          <w:rPr>
+            <w:lang w:val="sw_KE" w:bidi="sw_KE"/>
+          </w:rPr>
+          <w:rPr>
+            <w:color w:val="0000EE"/>
+            <w:u w:val="single"/>
+          </w:rPr>
+          <w:t>Marko 9:5</w:t>
+        </w:r>
+      </w:hyperlink>
+      <w:r>
+        <w:rPr>
+          <w:lang w:val="sw_KE" w:bidi="sw_KE"/>
+        </w:rPr>
+        <w:t>), na yeye pekee alikuwa na imani ya kutosha kujaribu kutembea juu ya maji (</w:t>
+      </w:r>
+      <w:hyperlink r:id="rId672">
+        <w:r>
+          <w:rPr>
+            <w:lang w:val="sw_KE" w:bidi="sw_KE"/>
+          </w:rPr>
+          <w:rPr>
+            <w:color w:val="0000EE"/>
+            <w:u w:val="single"/>
+          </w:rPr>
+          <w:t>Mathayo 14:28–31</w:t>
+        </w:r>
+      </w:hyperlink>
+      <w:r>
+        <w:rPr>
+          <w:lang w:val="sw_KE" w:bidi="sw_KE"/>
+        </w:rPr>
+        <w:t>). Ni Petro ambaye anamwuliza Bwana aeleze mafundisho yake juu ya msamaha (</w:t>
+      </w:r>
+      <w:hyperlink r:id="rId673">
+        <w:r>
+          <w:rPr>
+            <w:lang w:val="sw_KE" w:bidi="sw_KE"/>
+          </w:rPr>
+          <w:rPr>
+            <w:color w:val="0000EE"/>
+            <w:u w:val="single"/>
+          </w:rPr>
+          <w:t>Mathayo 18:21</w:t>
+        </w:r>
+      </w:hyperlink>
+      <w:r>
+        <w:rPr>
+          <w:lang w:val="sw_KE" w:bidi="sw_KE"/>
+        </w:rPr>
+        <w:t>) na mifano (</w:t>
+      </w:r>
+      <w:hyperlink r:id="rId674">
+        <w:r>
+          <w:rPr>
+            <w:lang w:val="sw_KE" w:bidi="sw_KE"/>
+          </w:rPr>
+          <w:rPr>
+            <w:color w:val="0000EE"/>
+            <w:u w:val="single"/>
+          </w:rPr>
+          <w:t>Mathayo 15:15</w:t>
+        </w:r>
+      </w:hyperlink>
+      <w:r>
+        <w:rPr>
+          <w:lang w:val="sw_KE" w:bidi="sw_KE"/>
+        </w:rPr>
+        <w:t xml:space="preserve">; </w:t>
+      </w:r>
+      <w:hyperlink r:id="rId675">
+        <w:r>
+          <w:rPr>
+            <w:lang w:val="sw_KE" w:bidi="sw_KE"/>
+          </w:rPr>
+          <w:rPr>
+            <w:color w:val="0000EE"/>
+            <w:u w:val="single"/>
+          </w:rPr>
+          <w:t>Luka 12:41</w:t>
+        </w:r>
+      </w:hyperlink>
+      <w:r>
+        <w:rPr>
+          <w:lang w:val="sw_KE" w:bidi="sw_KE"/>
+        </w:rPr>
+        <w:t xml:space="preserve">) na ambaye anazungumza mawazo ya wanafunzi katika </w:t>
+      </w:r>
       <w:hyperlink r:id="rId649">
         <w:r>
           <w:rPr>
@@ -21785,146 +22823,6 @@
             <w:color w:val="0000EE"/>
             <w:u w:val="single"/>
           </w:rPr>
-          <w:t>Luka 9:32</w:t>
-        </w:r>
-      </w:hyperlink>
-      <w:r>
-        <w:rPr>
-          <w:lang w:val="sw_KE" w:bidi="sw_KE"/>
-        </w:rPr>
-        <w:t xml:space="preserve">; </w:t>
-      </w:r>
-      <w:hyperlink r:id="rId650">
-        <w:r>
-          <w:rPr>
-            <w:lang w:val="sw_KE" w:bidi="sw_KE"/>
-          </w:rPr>
-          <w:rPr>
-            <w:color w:val="0000EE"/>
-            <w:u w:val="single"/>
-          </w:rPr>
-          <w:t>8:45</w:t>
-        </w:r>
-      </w:hyperlink>
-      <w:r>
-        <w:rPr>
-          <w:lang w:val="sw_KE" w:bidi="sw_KE"/>
-        </w:rPr>
-        <w:t>, toleo la nkj).</w:t>
-      </w:r>
-    </w:p>
-    <w:p>
-      <w:pPr/>
-      <w:r>
-        <w:rPr>
-          <w:lang w:val="sw_KE" w:bidi="sw_KE"/>
-        </w:rPr>
-      </w:r>
-      <w:r>
-        <w:rPr>
-          <w:lang w:val="sw_KE" w:bidi="sw_KE"/>
-        </w:rPr>
-        <w:t>Kupitia simulizi, Petro alitenda na kuzungumza kwa niaba ya wanafunzi wengine. Katika Tukio la Kubadilika Sura, ni Petro ambaye alitaka kujenga mahema (</w:t>
-      </w:r>
-      <w:hyperlink r:id="rId651">
-        <w:r>
-          <w:rPr>
-            <w:lang w:val="sw_KE" w:bidi="sw_KE"/>
-          </w:rPr>
-          <w:rPr>
-            <w:color w:val="0000EE"/>
-            <w:u w:val="single"/>
-          </w:rPr>
-          <w:t>Marko 9:5</w:t>
-        </w:r>
-      </w:hyperlink>
-      <w:r>
-        <w:rPr>
-          <w:lang w:val="sw_KE" w:bidi="sw_KE"/>
-        </w:rPr>
-        <w:t>), na yeye pekee alikuwa na imani ya kutosha kujaribu kutembea juu ya maji (</w:t>
-      </w:r>
-      <w:hyperlink r:id="rId652">
-        <w:r>
-          <w:rPr>
-            <w:lang w:val="sw_KE" w:bidi="sw_KE"/>
-          </w:rPr>
-          <w:rPr>
-            <w:color w:val="0000EE"/>
-            <w:u w:val="single"/>
-          </w:rPr>
-          <w:t>Mathayo 14:28–31</w:t>
-        </w:r>
-      </w:hyperlink>
-      <w:r>
-        <w:rPr>
-          <w:lang w:val="sw_KE" w:bidi="sw_KE"/>
-        </w:rPr>
-        <w:t>). Ni Petro ambaye anamwuliza Bwana aeleze mafundisho yake juu ya msamaha (</w:t>
-      </w:r>
-      <w:hyperlink r:id="rId653">
-        <w:r>
-          <w:rPr>
-            <w:lang w:val="sw_KE" w:bidi="sw_KE"/>
-          </w:rPr>
-          <w:rPr>
-            <w:color w:val="0000EE"/>
-            <w:u w:val="single"/>
-          </w:rPr>
-          <w:t>Mathayo 18:21</w:t>
-        </w:r>
-      </w:hyperlink>
-      <w:r>
-        <w:rPr>
-          <w:lang w:val="sw_KE" w:bidi="sw_KE"/>
-        </w:rPr>
-        <w:t>) na mifano (</w:t>
-      </w:r>
-      <w:hyperlink r:id="rId654">
-        <w:r>
-          <w:rPr>
-            <w:lang w:val="sw_KE" w:bidi="sw_KE"/>
-          </w:rPr>
-          <w:rPr>
-            <w:color w:val="0000EE"/>
-            <w:u w:val="single"/>
-          </w:rPr>
-          <w:t>Mathayo 15:15</w:t>
-        </w:r>
-      </w:hyperlink>
-      <w:r>
-        <w:rPr>
-          <w:lang w:val="sw_KE" w:bidi="sw_KE"/>
-        </w:rPr>
-        <w:t xml:space="preserve">; </w:t>
-      </w:r>
-      <w:hyperlink r:id="rId655">
-        <w:r>
-          <w:rPr>
-            <w:lang w:val="sw_KE" w:bidi="sw_KE"/>
-          </w:rPr>
-          <w:rPr>
-            <w:color w:val="0000EE"/>
-            <w:u w:val="single"/>
-          </w:rPr>
-          <w:t>Luka 12:41</w:t>
-        </w:r>
-      </w:hyperlink>
-      <w:r>
-        <w:rPr>
-          <w:lang w:val="sw_KE" w:bidi="sw_KE"/>
-        </w:rPr>
-        <w:t xml:space="preserve">) na ambaye anazungumza mawazo ya wanafunzi katika </w:t>
-      </w:r>
-      <w:hyperlink r:id="rId629">
-        <w:r>
-          <w:rPr>
-            <w:lang w:val="sw_KE" w:bidi="sw_KE"/>
-          </w:rPr>
-          <w:rPr>
-            <w:color w:val="0000EE"/>
-            <w:u w:val="single"/>
-          </w:rPr>
           <w:t>Mathayo 19:27</w:t>
         </w:r>
       </w:hyperlink>
@@ -21934,7 +22832,7 @@
         </w:rPr>
         <w:t>, “Tazama, tumeacha kila kitu na kukufuata; kuna nini kwa ajili yetu?” (imefasiriwa). Wakusanya kodi ya hekalu wanamjia Petro kama kiongozi wa kundi (</w:t>
       </w:r>
-      <w:hyperlink r:id="rId656">
+      <w:hyperlink r:id="rId676">
         <w:r>
           <w:rPr>
             <w:lang w:val="sw_KE" w:bidi="sw_KE"/>
@@ -21952,7 +22850,7 @@
         </w:rPr>
         <w:t xml:space="preserve">). Kama mshiriki wa mduara wa ndani (pamoja na Yakobo na Yohana, pengine Andrea katika </w:t>
       </w:r>
-      <w:hyperlink r:id="rId657">
+      <w:hyperlink r:id="rId677">
         <w:r>
           <w:rPr>
             <w:lang w:val="sw_KE" w:bidi="sw_KE"/>
@@ -21970,7 +22868,7 @@
         </w:rPr>
         <w:t xml:space="preserve">) mara nyingi alikuwa peke yake na Yesu (katika kufufua binti ya Yairo, </w:t>
       </w:r>
-      <w:hyperlink r:id="rId658">
+      <w:hyperlink r:id="rId678">
         <w:r>
           <w:rPr>
             <w:lang w:val="sw_KE" w:bidi="sw_KE"/>
@@ -21988,7 +22886,7 @@
         </w:rPr>
         <w:t xml:space="preserve"> na sambamba; katika Tukio la Kubadilika Sura, </w:t>
       </w:r>
-      <w:hyperlink r:id="rId658">
+      <w:hyperlink r:id="rId678">
         <w:r>
           <w:rPr>
             <w:lang w:val="sw_KE" w:bidi="sw_KE"/>
@@ -22000,7 +22898,7 @@
           <w:t>Marko</w:t>
         </w:r>
       </w:hyperlink>
-      <w:hyperlink r:id="rId659">
+      <w:hyperlink r:id="rId679">
         <w:r>
           <w:rPr>
             <w:lang w:val="sw_KE" w:bidi="sw_KE"/>
@@ -22018,7 +22916,7 @@
         </w:rPr>
         <w:t xml:space="preserve"> na sambamba; huko Gethsemane, </w:t>
       </w:r>
-      <w:hyperlink r:id="rId658">
+      <w:hyperlink r:id="rId678">
         <w:r>
           <w:rPr>
             <w:lang w:val="sw_KE" w:bidi="sw_KE"/>
@@ -22030,7 +22928,7 @@
           <w:t>Marko</w:t>
         </w:r>
       </w:hyperlink>
-      <w:hyperlink r:id="rId660">
+      <w:hyperlink r:id="rId680">
         <w:r>
           <w:rPr>
             <w:lang w:val="sw_KE" w:bidi="sw_KE"/>
@@ -22048,7 +22946,7 @@
         </w:rPr>
         <w:t xml:space="preserve"> na </w:t>
       </w:r>
-      <w:hyperlink r:id="rId661">
+      <w:hyperlink r:id="rId681">
         <w:r>
           <w:rPr>
             <w:lang w:val="sw_KE" w:bidi="sw_KE"/>
@@ -22066,7 +22964,7 @@
         </w:rPr>
         <w:t xml:space="preserve">). Yesu anamwomba Petro na Yohana kuandaa chakula cha Pasaka katika </w:t>
       </w:r>
-      <w:hyperlink r:id="rId662">
+      <w:hyperlink r:id="rId682">
         <w:r>
           <w:rPr>
             <w:lang w:val="sw_KE" w:bidi="sw_KE"/>
@@ -22084,7 +22982,7 @@
         </w:rPr>
         <w:t xml:space="preserve">, na katika </w:t>
       </w:r>
-      <w:hyperlink r:id="rId663">
+      <w:hyperlink r:id="rId683">
         <w:r>
           <w:rPr>
             <w:lang w:val="sw_KE" w:bidi="sw_KE"/>
@@ -22102,7 +23000,7 @@
         </w:rPr>
         <w:t xml:space="preserve"> (na </w:t>
       </w:r>
-      <w:hyperlink r:id="rId664">
+      <w:hyperlink r:id="rId684">
         <w:r>
           <w:rPr>
             <w:lang w:val="sw_KE" w:bidi="sw_KE"/>
@@ -22120,7 +23018,7 @@
         </w:rPr>
         <w:t xml:space="preserve">) anamwelekeza Petro lawama yake kama mwakilishi wa wengine (“Je, hamkuweza kukesha nami saa moja?”). Hatimaye, ujumbe wa malaika kwenye kaburi kama ulivyorekodiwa katika </w:t>
       </w:r>
-      <w:hyperlink r:id="rId665">
+      <w:hyperlink r:id="rId685">
         <w:r>
           <w:rPr>
             <w:lang w:val="sw_KE" w:bidi="sw_KE"/>
@@ -22152,7 +23050,7 @@
         </w:rPr>
         <w:t>Hii ilionekana hasa katika tukio la Kaisaria Filipi (</w:t>
       </w:r>
-      <w:hyperlink r:id="rId666">
+      <w:hyperlink r:id="rId686">
         <w:r>
           <w:rPr>
             <w:lang w:val="sw_KE" w:bidi="sw_KE"/>
@@ -22170,7 +23068,7 @@
         </w:rPr>
         <w:t xml:space="preserve"> na sambamba). Ni Petro ambaye ungamo lake likawa kilele cha akaunti za Injili, "Wewe ndiwe Kristo" (Luka anaongeza "wa Mungu"; Mathayo, "Mwana wa Mungu aliye hai"). Baada ya Yesu kuzungumza juu ya mateso ya Mwana wa Adamu, Petro alimkemea, na katika maelezo ya Marko Yesu kisha akageuka, akatazama wanafunzi wote, na kumwambia Petro, "Nenda nyuma yangu, Shetani: kwa maana wewe hupendi mambo ya Mungu, bali mambo ya wanadamu" (fungu la </w:t>
       </w:r>
-      <w:hyperlink r:id="rId667">
+      <w:hyperlink r:id="rId687">
         <w:r>
           <w:rPr>
             <w:lang w:val="sw_KE" w:bidi="sw_KE"/>
@@ -22202,7 +23100,7 @@
         </w:rPr>
         <w:t>Picha ya Petro inayojitokeza katika akaunti zote nne inamwonyesha kama mtu wa haraka, mara nyingi asiye na subira; yeye ndiye wa kwanza kuchukua hatua na kusema mawazo yake na alijulikana kwa shauku yake kwa kila kitu ambacho alikuwa sehemu yake. Alipomwona Yesu akitembea juu ya maji, Petro aliomba Bwana amwamuru kufanya vivyo hivyo na kisha mara moja akaruka kutoka kwenye mashua na kuanza kufanya hivyo. Katika Tukio la Kubadilika, wakati wengine walikuwa wamenyamazishwa na kuonekana kwa Mose na Eliya, Petro mtu wa vitendo alisema, “Ikiwa utapenda, na tufanye hapa vibanda vitatu” (</w:t>
       </w:r>
-      <w:hyperlink r:id="rId668">
+      <w:hyperlink r:id="rId688">
         <w:r>
           <w:rPr>
             <w:lang w:val="sw_KE" w:bidi="sw_KE"/>
@@ -22220,7 +23118,7 @@
         </w:rPr>
         <w:t xml:space="preserve">, toleo la kj). Marko na Luka wote wanaongeza hapa kwamba Petro hakujua alichokuwa akisema. Tabia ya Petro ya kutokuwa na ulinzi na kufikiri bila kufikiri kupinga kauli za Yesu inaonekana si tu huko Kaisaria Filipi bali pia katika tukio la kunawa miguu katika </w:t>
       </w:r>
-      <w:hyperlink r:id="rId669">
+      <w:hyperlink r:id="rId689">
         <w:r>
           <w:rPr>
             <w:lang w:val="sw_KE" w:bidi="sw_KE"/>
@@ -22238,7 +23136,7 @@
         </w:rPr>
         <w:t xml:space="preserve"> aliposema kwanza, “Kamwe hutaniosha miguu yangu”; na kisha baada ya jibu kali la Yesu, “Kama sikunawa, huna sehemu nami,” alijibadilisha kabisa, akisema, “Bwana, si miguu yangu tu, bali pia mikono yangu na kichwa” (</w:t>
       </w:r>
-      <w:hyperlink r:id="rId670">
+      <w:hyperlink r:id="rId690">
         <w:r>
           <w:rPr>
             <w:lang w:val="sw_KE" w:bidi="sw_KE"/>
@@ -22256,7 +23154,7 @@
         </w:rPr>
         <w:t>, toleo la nkj). Hatimaye, katika akaunti ya mbio kwenda kaburini (</w:t>
       </w:r>
-      <w:hyperlink r:id="rId671">
+      <w:hyperlink r:id="rId691">
         <w:r>
           <w:rPr>
             <w:lang w:val="sw_KE" w:bidi="sw_KE"/>
@@ -22299,7 +23197,7 @@
         </w:rPr>
         <w:t xml:space="preserve">Ufunguo wa umuhimu wa Simoni Petro ni wazi katika nyongeza yenye utata kwenye tukio la Kaisaria Filipi, linalopatikana tu katika </w:t>
       </w:r>
-      <w:hyperlink r:id="rId642">
+      <w:hyperlink r:id="rId662">
         <w:r>
           <w:rPr>
             <w:lang w:val="sw_KE" w:bidi="sw_KE"/>
@@ -22317,7 +23215,7 @@
         </w:rPr>
         <w:t xml:space="preserve">, ushuhuda wa Yesu kwa Petro. Kuna vipengele kadhaa muhimu vya usemi huu. La muhimu zaidi kwa utafiti huu ni mstari wa </w:t>
       </w:r>
-      <w:hyperlink r:id="rId623">
+      <w:hyperlink r:id="rId643">
         <w:r>
           <w:rPr>
             <w:lang w:val="sw_KE" w:bidi="sw_KE"/>
@@ -22335,7 +23233,7 @@
         </w:rPr>
         <w:t xml:space="preserve">, "Nami nakuambia pia, Wewe ndiwe Petro, na juu ya mwamba huu nitalijenga kanisa langu" (toleo la kj). Kumekuwa na tafsiri nyingi za hili katika historia: (1) Inahusu Petro kama "mwamba" au askofu wa kwanza wa kanisa. Hii ilikuwa tafsiri ya Kanisa Katoliki la Kirumi kuanzia karne ya tatu na ilitumika kama maandiko ya kuthibitisha urithi wa kitume, lakini haionyeshwi popote katika muktadha au hata katika nyaraka: haikuwa dhana ya karne ya kwanza. (2) Waprotestanti wengi tangu Matengenezo wamechukua hii kuwa ni rejeleo kwa tamko la imani la Petro badala ya Petro mwenyewe; lakini hii inapuuzia mchezo wa maneno, ambao ni wazi zaidi katika Kiaramu, ambacho kina fomu moja tu ya "Kefa" (mwamba). (3) Njia mbadala imekuwa kuchukua "mwamba huu" kama rejeleo kwa Yesu mwenyewe, lakini hiyo ni ya kufikirika na haiko katika muktadha. Kwa kumalizia, "mwamba huu" karibu hakika ni rejeleo kwa Petro, lakini lazima ieleweke kwa njia mbili. Kwanza, Petro alipaswa kuwa msingi ambao Kristo angejenga kanisa lake, nafasi iliyo wazi katika Matendo. Hii haimaanishi kwamba Petro alikuwa na mamlaka juu ya mitume wengine. Kemeo la Paulo kwa Petro katika </w:t>
       </w:r>
-      <w:hyperlink r:id="rId428">
+      <w:hyperlink r:id="rId448">
         <w:r>
           <w:rPr>
             <w:lang w:val="sw_KE" w:bidi="sw_KE"/>
@@ -22353,7 +23251,7 @@
         </w:rPr>
         <w:t xml:space="preserve"> linaonyesha kwamba hakuwa juu yao, na katika baraza la Yerusalemu katika </w:t>
       </w:r>
-      <w:hyperlink r:id="rId672">
+      <w:hyperlink r:id="rId692">
         <w:r>
           <w:rPr>
             <w:lang w:val="sw_KE" w:bidi="sw_KE"/>
@@ -22371,7 +23269,7 @@
         </w:rPr>
         <w:t xml:space="preserve"> ni Yakobo ambaye ana nafasi ya uongozi. Pili, Petro anaonekana hapa si kama mtu binafsi tu bali kama mwakilishi wa wanafunzi. Mtazamo huu unapata umaarufu zaidi leo. Inatambua dhana ya Kiyahudi ya "utambulisho wa pamoja" ambapo kiongozi alitambulishwa na mwili wa pamoja (kwa mfano, mfalme au kuhani mkuu akiwakilisha taifa mbele ya Mungu). Dhana hii pia inalingana na </w:t>
       </w:r>
-      <w:hyperlink r:id="rId673">
+      <w:hyperlink r:id="rId693">
         <w:r>
           <w:rPr>
             <w:lang w:val="sw_KE" w:bidi="sw_KE"/>
@@ -22389,7 +23287,7 @@
         </w:rPr>
         <w:t xml:space="preserve">, ambayo inapitisha mamlaka sawa kwa kanisa kama ilivyopewa Petro hapa. Katika mtazamo huu Petro kama mwamba anakuwa jiwe la kwanza la ujenzi ambalo Kristo, jiwe kuu la pembeni (kuendeleza sitiari), atajenga kanisa lake (angalia </w:t>
       </w:r>
-      <w:hyperlink r:id="rId674">
+      <w:hyperlink r:id="rId694">
         <w:r>
           <w:rPr>
             <w:lang w:val="sw_KE" w:bidi="sw_KE"/>
@@ -22421,7 +23319,7 @@
         </w:rPr>
         <w:t xml:space="preserve">Vipengele viwili vingine vinastahili kutajwa hapa. Kwanza, mstari </w:t>
       </w:r>
-      <w:hyperlink r:id="rId623">
+      <w:hyperlink r:id="rId643">
         <w:r>
           <w:rPr>
             <w:lang w:val="sw_KE" w:bidi="sw_KE"/>
@@ -22439,7 +23337,7 @@
         </w:rPr>
         <w:t xml:space="preserve"> unasema, "malango ya kuzimu hayatashinda dhidi yake." "Malango ya kuzimu" ni usemi wa kawaida wa Kiyahudi kwa nguvu isiyoweza kuepukika na isiyoweza kubadilishwa ya kifo. Yesu anasema kwamba Shetani hatashinda kanisa, na eneo lake la utendaji, kifo, litashindwa (rej. </w:t>
       </w:r>
-      <w:hyperlink r:id="rId675">
+      <w:hyperlink r:id="rId695">
         <w:r>
           <w:rPr>
             <w:lang w:val="sw_KE" w:bidi="sw_KE"/>
@@ -22471,7 +23369,7 @@
         </w:rPr>
         <w:t xml:space="preserve">Pili, mstari </w:t>
       </w:r>
-      <w:hyperlink r:id="rId676">
+      <w:hyperlink r:id="rId696">
         <w:r>
           <w:rPr>
             <w:lang w:val="sw_KE" w:bidi="sw_KE"/>
@@ -22489,7 +23387,7 @@
         </w:rPr>
         <w:t xml:space="preserve"> unaahidi, “Nitakupa [umoja] funguo za ufalme,” kauli nyingine iliyotumiwa kuhusu urithi wa kitume na kanisa la enzi za kati. Tena, hili lazima lieleweke kwa mtazamo wa utambulisho wa pamoja; Petro, kama kiongozi mkuu katika kanisa la awali, hapa anawakilisha jamii katika uongozi wake. “Funguo za ufalme” zinapingana moja kwa moja na “malango ya kuzimu” (rej. </w:t>
       </w:r>
-      <w:hyperlink r:id="rId677">
+      <w:hyperlink r:id="rId697">
         <w:r>
           <w:rPr>
             <w:lang w:val="sw_KE" w:bidi="sw_KE"/>
@@ -22507,7 +23405,7 @@
         </w:rPr>
         <w:t xml:space="preserve">, “funguo za kuzimu na mauti” na </w:t>
       </w:r>
-      <w:hyperlink r:id="rId678">
+      <w:hyperlink r:id="rId698">
         <w:r>
           <w:rPr>
             <w:lang w:val="sw_KE" w:bidi="sw_KE"/>
@@ -22550,7 +23448,7 @@
         </w:rPr>
         <w:t xml:space="preserve">Matukio mawili yalisababisha Peter mpya ambaye anajaza kurasa za Matendo: kurejeshwa kwake kunakoelezewa katika </w:t>
       </w:r>
-      <w:hyperlink r:id="rId679">
+      <w:hyperlink r:id="rId699">
         <w:r>
           <w:rPr>
             <w:lang w:val="sw_KE" w:bidi="sw_KE"/>
@@ -22568,7 +23466,7 @@
         </w:rPr>
         <w:t xml:space="preserve"> na kuonekana kwa ufufuo wa Bwana, ambayo haielezwi lakini inatajwa katika </w:t>
       </w:r>
-      <w:hyperlink r:id="rId680">
+      <w:hyperlink r:id="rId700">
         <w:r>
           <w:rPr>
             <w:lang w:val="sw_KE" w:bidi="sw_KE"/>
@@ -22586,7 +23484,7 @@
         </w:rPr>
         <w:t xml:space="preserve"> na </w:t>
       </w:r>
-      <w:hyperlink r:id="rId681">
+      <w:hyperlink r:id="rId701">
         <w:r>
           <w:rPr>
             <w:lang w:val="sw_KE" w:bidi="sw_KE"/>
@@ -22604,7 +23502,7 @@
         </w:rPr>
         <w:t xml:space="preserve">. Kukana kwake kulikuwa hakika ushahidi kwamba hakuwa bado ameweza kuchukua nafasi yake iliyotabiriwa kama mwamba wa kanisa. Wote Luka na Paulo wanaonekana kusema kwamba Bwana aliyefufuka alimtokea Simoni Petro kabla ya wengine, ambayo ingefaa kwa kuzingatia ukuu wake katika kanisa la mwanzo. Wakati wa enzi ya Palestina, kipindi cha miaka kumi na tano kabla ya misheni ya Mataifa, Petro alikuwa kiongozi mkuu. Wengine waliotajwa katika </w:t>
       </w:r>
-      <w:hyperlink r:id="rId682">
+      <w:hyperlink r:id="rId702">
         <w:r>
           <w:rPr>
             <w:lang w:val="sw_KE" w:bidi="sw_KE"/>
@@ -22640,7 +23538,7 @@
         </w:rPr>
         <w:t>), gerezani (</w:t>
       </w:r>
-      <w:hyperlink r:id="rId683">
+      <w:hyperlink r:id="rId703">
         <w:r>
           <w:rPr>
             <w:lang w:val="sw_KE" w:bidi="sw_KE"/>
@@ -22658,7 +23556,7 @@
         </w:rPr>
         <w:t>), na Samaria (</w:t>
       </w:r>
-      <w:hyperlink r:id="rId684">
+      <w:hyperlink r:id="rId704">
         <w:r>
           <w:rPr>
             <w:lang w:val="sw_KE" w:bidi="sw_KE"/>
@@ -22676,7 +23574,7 @@
         </w:rPr>
         <w:t xml:space="preserve">); Stefano, ambaye alikuwa mmoja wa Saba na mahubiri yake ya mapinduzi yalisababisha kuuawa kwake shahidi (sura </w:t>
       </w:r>
-      <w:hyperlink r:id="rId685">
+      <w:hyperlink r:id="rId705">
         <w:r>
           <w:rPr>
             <w:lang w:val="sw_KE" w:bidi="sw_KE"/>
@@ -22694,7 +23592,7 @@
         </w:rPr>
         <w:t xml:space="preserve">); Filipo, mwingine wa Saba ambaye alitangaza injili Samaria na kwa towashi wa Ethiopia (sura </w:t>
       </w:r>
-      <w:hyperlink r:id="rId686">
+      <w:hyperlink r:id="rId706">
         <w:r>
           <w:rPr>
             <w:lang w:val="sw_KE" w:bidi="sw_KE"/>
@@ -22712,7 +23610,7 @@
         </w:rPr>
         <w:t>); Barnaba, ambaye alitoa mfano wa kushiriki kwa pamoja (</w:t>
       </w:r>
-      <w:hyperlink r:id="rId687">
+      <w:hyperlink r:id="rId707">
         <w:r>
           <w:rPr>
             <w:lang w:val="sw_KE" w:bidi="sw_KE"/>
@@ -22730,7 +23628,7 @@
         </w:rPr>
         <w:t>) na alikuwa mjumbe rasmi kwenda Antiokia (</w:t>
       </w:r>
-      <w:hyperlink r:id="rId688">
+      <w:hyperlink r:id="rId708">
         <w:r>
           <w:rPr>
             <w:lang w:val="sw_KE" w:bidi="sw_KE"/>
@@ -22748,7 +23646,7 @@
         </w:rPr>
         <w:t>); Paulo, mgeuzi wa miujiza na shahidi (</w:t>
       </w:r>
-      <w:hyperlink r:id="rId689">
+      <w:hyperlink r:id="rId709">
         <w:r>
           <w:rPr>
             <w:lang w:val="sw_KE" w:bidi="sw_KE"/>
@@ -22766,7 +23664,7 @@
         </w:rPr>
         <w:t xml:space="preserve">; </w:t>
       </w:r>
-      <w:hyperlink r:id="rId690">
+      <w:hyperlink r:id="rId710">
         <w:r>
           <w:rPr>
             <w:lang w:val="sw_KE" w:bidi="sw_KE"/>
@@ -22802,7 +23700,7 @@
         </w:rPr>
         <w:t>); na Yakobo, ambaye alikua shahidi wa kwanza wa kitume (</w:t>
       </w:r>
-      <w:hyperlink r:id="rId691">
+      <w:hyperlink r:id="rId711">
         <w:r>
           <w:rPr>
             <w:lang w:val="sw_KE" w:bidi="sw_KE"/>
@@ -22820,7 +23718,7 @@
         </w:rPr>
         <w:t>). Ni Petro anayependekeza uchaguzi wa mwanafunzi wa 12 (</w:t>
       </w:r>
-      <w:hyperlink r:id="rId692">
+      <w:hyperlink r:id="rId712">
         <w:r>
           <w:rPr>
             <w:lang w:val="sw_KE" w:bidi="sw_KE"/>
@@ -22838,7 +23736,7 @@
         </w:rPr>
         <w:t>), ambaye anatangaza injili katika Pentekoste (</w:t>
       </w:r>
-      <w:hyperlink r:id="rId693">
+      <w:hyperlink r:id="rId713">
         <w:r>
           <w:rPr>
             <w:lang w:val="sw_KE" w:bidi="sw_KE"/>
@@ -22856,7 +23754,7 @@
         </w:rPr>
         <w:t>), ambaye anatoa neno la uponyaji (</w:t>
       </w:r>
-      <w:hyperlink r:id="rId694">
+      <w:hyperlink r:id="rId714">
         <w:r>
           <w:rPr>
             <w:lang w:val="sw_KE" w:bidi="sw_KE"/>
@@ -22874,7 +23772,7 @@
         </w:rPr>
         <w:t>), na ambaye anatetea injili mbele ya Sanhedrini (</w:t>
       </w:r>
-      <w:hyperlink r:id="rId695">
+      <w:hyperlink r:id="rId715">
         <w:r>
           <w:rPr>
             <w:lang w:val="sw_KE" w:bidi="sw_KE"/>
@@ -22892,6 +23790,42 @@
         </w:rPr>
         <w:t xml:space="preserve">; </w:t>
       </w:r>
+      <w:hyperlink r:id="rId716">
+        <w:r>
+          <w:rPr>
+            <w:lang w:val="sw_KE" w:bidi="sw_KE"/>
+          </w:rPr>
+          <w:rPr>
+            <w:color w:val="0000EE"/>
+            <w:u w:val="single"/>
+          </w:rPr>
+          <w:t>5:29–32</w:t>
+        </w:r>
+      </w:hyperlink>
+      <w:r>
+        <w:rPr>
+          <w:lang w:val="sw_KE" w:bidi="sw_KE"/>
+        </w:rPr>
+        <w:t>). Tukio kuhusu Anania na Safira ni la kugusa sana, kwa maana hapa Petro anafanya kazi kama mjumbe wa Mungu wa kulipiza kisasi; hakuna mahali mamlaka yake yanaonekana zaidi. Tunapaswa pia kutambua mamlaka yake katika tukio huko Samaria kuhusu jaribio la Simoni Mchawi kununua nguvu za karama (</w:t>
+      </w:r>
+      <w:hyperlink r:id="rId717">
+        <w:r>
+          <w:rPr>
+            <w:lang w:val="sw_KE" w:bidi="sw_KE"/>
+          </w:rPr>
+          <w:rPr>
+            <w:color w:val="0000EE"/>
+            <w:u w:val="single"/>
+          </w:rPr>
+          <w:t>8:18–24</w:t>
+        </w:r>
+      </w:hyperlink>
+      <w:r>
+        <w:rPr>
+          <w:lang w:val="sw_KE" w:bidi="sw_KE"/>
+        </w:rPr>
+        <w:t xml:space="preserve">). Tena, ni Petro ambaye ushawishi wake unatawala hali hiyo. Katika matukio haya mawili tunaona hakika mamlaka ya “kufunga na kufungua” (rej. </w:t>
+      </w:r>
       <w:hyperlink r:id="rId696">
         <w:r>
           <w:rPr>
@@ -22901,42 +23835,6 @@
             <w:color w:val="0000EE"/>
             <w:u w:val="single"/>
           </w:rPr>
-          <w:t>5:29–32</w:t>
-        </w:r>
-      </w:hyperlink>
-      <w:r>
-        <w:rPr>
-          <w:lang w:val="sw_KE" w:bidi="sw_KE"/>
-        </w:rPr>
-        <w:t>). Tukio kuhusu Anania na Safira ni la kugusa sana, kwa maana hapa Petro anafanya kazi kama mjumbe wa Mungu wa kulipiza kisasi; hakuna mahali mamlaka yake yanaonekana zaidi. Tunapaswa pia kutambua mamlaka yake katika tukio huko Samaria kuhusu jaribio la Simoni Mchawi kununua nguvu za karama (</w:t>
-      </w:r>
-      <w:hyperlink r:id="rId697">
-        <w:r>
-          <w:rPr>
-            <w:lang w:val="sw_KE" w:bidi="sw_KE"/>
-          </w:rPr>
-          <w:rPr>
-            <w:color w:val="0000EE"/>
-            <w:u w:val="single"/>
-          </w:rPr>
-          <w:t>8:18–24</w:t>
-        </w:r>
-      </w:hyperlink>
-      <w:r>
-        <w:rPr>
-          <w:lang w:val="sw_KE" w:bidi="sw_KE"/>
-        </w:rPr>
-        <w:t xml:space="preserve">). Tena, ni Petro ambaye ushawishi wake unatawala hali hiyo. Katika matukio haya mawili tunaona hakika mamlaka ya “kufunga na kufungua” (rej. </w:t>
-      </w:r>
-      <w:hyperlink r:id="rId676">
-        <w:r>
-          <w:rPr>
-            <w:lang w:val="sw_KE" w:bidi="sw_KE"/>
-          </w:rPr>
-          <w:rPr>
-            <w:color w:val="0000EE"/>
-            <w:u w:val="single"/>
-          </w:rPr>
           <w:t>Math 16:19</w:t>
         </w:r>
       </w:hyperlink>
@@ -22960,7 +23858,7 @@
         </w:rPr>
         <w:t xml:space="preserve">Hata hivyo, Petero na kanisa bado walikuwa chini ya vikwazo vya urithi wao wa Kiyahudi. Ushahidi unaonyesha kujitambua kwa uongofu wa Kiyahudi kwa upande wa kanisa la mwanzo. Walijiona kama mabaki wenye haki, wakiishi katika enzi ya utimilifu wa Kimasihi, lakini bado walijitafsiri kwa maana ya Kiyahudi na walifanya uinjilisti wao katika mfumo wa uongofu wa Kiyahudi (yaani, Mataifa wangeweza kubadilishwa tu kupitia Uyahudi). Matukio mawili yalibadilisha hili. Kwanza, tawi la Kiyahudi la Kiyunani la kanisa liliasi dhidi ya Wakristo wa Kiebrania, jambo ambalo lilisababisha kuteuliwa kwa mashemasi saba na mabadiliko katika sera ya kiorthodoksi ya kanisa la Palestina. Pili, hili lilipelekea huduma mpya ya mahubiri, kwanza na Stefano, ambaye ufahamu wake ulimalizika kwa kuuawa kwake shahidi na kutawanyika kwa tawi la Kiyunani katika sura </w:t>
       </w:r>
-      <w:hyperlink r:id="rId698">
+      <w:hyperlink r:id="rId718">
         <w:r>
           <w:rPr>
             <w:lang w:val="sw_KE" w:bidi="sw_KE"/>
@@ -22978,7 +23876,7 @@
         </w:rPr>
         <w:t>; kisha na Filipo na wengine, ambao walieneza injili hata zaidi, kwa Wasamaria na watu wanaomcha Mungu. Kama matokeo zaidi, Petro na Yohana walifika Samaria (</w:t>
       </w:r>
-      <w:hyperlink r:id="rId684">
+      <w:hyperlink r:id="rId704">
         <w:r>
           <w:rPr>
             <w:lang w:val="sw_KE" w:bidi="sw_KE"/>
@@ -23010,7 +23908,7 @@
         </w:rPr>
         <w:t xml:space="preserve">Miujiza miwili ya Petro, huko Lida (aliyepooza) na Yopa (kufufua mwanamke aliyekufa) katika </w:t>
       </w:r>
-      <w:hyperlink r:id="rId699">
+      <w:hyperlink r:id="rId719">
         <w:r>
           <w:rPr>
             <w:lang w:val="sw_KE" w:bidi="sw_KE"/>
@@ -23028,7 +23926,7 @@
         </w:rPr>
         <w:t>, pengine inalenga kufanana na miujiza sawa ya Yesu katika kazi ya kwanza ya Luka (</w:t>
       </w:r>
-      <w:hyperlink r:id="rId700">
+      <w:hyperlink r:id="rId720">
         <w:r>
           <w:rPr>
             <w:lang w:val="sw_KE" w:bidi="sw_KE"/>
@@ -23046,7 +23944,7 @@
         </w:rPr>
         <w:t xml:space="preserve">; </w:t>
       </w:r>
-      <w:hyperlink r:id="rId701">
+      <w:hyperlink r:id="rId721">
         <w:r>
           <w:rPr>
             <w:lang w:val="sw_KE" w:bidi="sw_KE"/>
@@ -23078,7 +23976,7 @@
         </w:rPr>
         <w:t>Mahusiano mapya yanaongezwa katika mandhari mbili zaidi. Kwanza, Petro anakaa na "Simoni, mtengenezaji ngozi," huko Yopa, biashara isiyo safi; hakuna Myahudi mcha Mungu ambaye angejua kuwa na mawasiliano ya kijamii na mtu kama huyo. Muhimu zaidi, Mungu anamfundisha Petro kupitia ndoto (</w:t>
       </w:r>
-      <w:hyperlink r:id="rId702">
+      <w:hyperlink r:id="rId722">
         <w:r>
           <w:rPr>
             <w:lang w:val="sw_KE" w:bidi="sw_KE"/>
@@ -23096,7 +23994,7 @@
         </w:rPr>
         <w:t>) kwamba tofauti ya zamani kati ya safi na najisi imevunjwa. Hii inampeleka Petro nyumbani kwa mtu wa Mataifa ambaye hajatahiriwa, mwiko mkubwa zaidi wa kijamii kwa Myahudi, na matukio yaliyofuata yanamlazimisha Petro kuwakubali watu wa Mataifa kanisani bila hitaji la mahitaji ya uongofu wa Kiyahudi. Matokeo makubwa ya hili yanaonekana katika mjadala uliofuata huko Yerusalemu (</w:t>
       </w:r>
-      <w:hyperlink r:id="rId703">
+      <w:hyperlink r:id="rId723">
         <w:r>
           <w:rPr>
             <w:lang w:val="sw_KE" w:bidi="sw_KE"/>
@@ -23114,7 +24012,7 @@
         </w:rPr>
         <w:t>) na baadaye kwenye baraza (</w:t>
       </w:r>
-      <w:hyperlink r:id="rId704">
+      <w:hyperlink r:id="rId724">
         <w:r>
           <w:rPr>
             <w:lang w:val="sw_KE" w:bidi="sw_KE"/>
@@ -23132,7 +24030,7 @@
         </w:rPr>
         <w:t xml:space="preserve">). Umuhimu wa tukio hili unaonyeshwa katika kiwango ambacho Luka anarudia hotuba ya Petro, ambayo inaonekana kuwa ni kurudia sura ya </w:t>
       </w:r>
-      <w:hyperlink r:id="rId705">
+      <w:hyperlink r:id="rId725">
         <w:r>
           <w:rPr>
             <w:lang w:val="sw_KE" w:bidi="sw_KE"/>
@@ -23164,7 +24062,7 @@
         </w:rPr>
         <w:t>Utesaji wa Herode Agripa (</w:t>
       </w:r>
-      <w:hyperlink r:id="rId706">
+      <w:hyperlink r:id="rId726">
         <w:r>
           <w:rPr>
             <w:lang w:val="sw_KE" w:bidi="sw_KE"/>
@@ -23182,7 +24080,7 @@
         </w:rPr>
         <w:t>) ulikuwa labda kutokana na hasira iliyosababishwa na mawasiliano haya ya bure na Mataifa; na ulihitimisha kipindi cha uongozi wa Petro huko Yerusalemu. Watu wa Kiyahudi walikasirishwa sana na msukumo mpya wa Kikristo; na kulingana na Luka katika Matendo, kipindi cha amani na umaarufu, ambacho watu wa kawaida waliunga mkono kanisa, kilikoma wakati huu. Kuachiliwa kwa Petro kwa miujiza na tukio la kusisimua katika nyumba ya Maria lilionyesha nafasi maalum ya Petro, lakini kasi inabadilika. Petro analazimika kukimbia Yerusalemu, na katika kipindi hicho Yakobo anainuka kuwa kiongozi (</w:t>
       </w:r>
-      <w:hyperlink r:id="rId707">
+      <w:hyperlink r:id="rId727">
         <w:r>
           <w:rPr>
             <w:lang w:val="sw_KE" w:bidi="sw_KE"/>
@@ -23200,7 +24098,7 @@
         </w:rPr>
         <w:t>); katika baraza la Yerusalemu ni huyu wa mwisho ambaye ana kiti na anawasilisha uamuzi wa baraza (</w:t>
       </w:r>
-      <w:hyperlink r:id="rId708">
+      <w:hyperlink r:id="rId728">
         <w:r>
           <w:rPr>
             <w:lang w:val="sw_KE" w:bidi="sw_KE"/>
@@ -23232,7 +24130,7 @@
         </w:rPr>
         <w:t xml:space="preserve">Uhusiano halisi kati ya Petro na wanafunzi wengine, hasa na wale wanaoitwa nguzo—Yakobo na Yohana—na mtume Paulo, hauwezi kubainishwa. Ushahidi ni dhaifu sana. Wengi wamefikiria kwamba hakika hakukuwa na viongozi wa kweli wa ulimwengu wote, kwani kanisa la mapema lilikuwa tofauti sana. Hata hivyo, hilo halionekani kuwa kweli, na maelezo ya Luka katika Matendo yanafanana na kauli ya Paulo katika </w:t>
       </w:r>
-      <w:hyperlink r:id="rId709">
+      <w:hyperlink r:id="rId729">
         <w:r>
           <w:rPr>
             <w:lang w:val="sw_KE" w:bidi="sw_KE"/>
@@ -23250,7 +24148,7 @@
         </w:rPr>
         <w:t xml:space="preserve"> kwamba Petro alikuwa mtume bora kwa "waliotahiriwa" na Paulo kwa "Watu wa Mataifa." Walikuwa viongozi wa ulimwengu wote, wakati Yakobo alikua kiongozi wa ndani wa wazee wa Yerusalemu. Hata hivyo, wala Petro wala Paulo hawakuwa na hadhi ya kidominika kama ile ya mapapa wa baadaye (yaani, hakuna aliyekuwa msemaji wa mwisho wa kanisa na juu ya ukosoaji). Wale wanaoitwa wajumbe kutoka kwa Yakobo wangeweza kuwa na ushawishi kwa Petro kiasi kwamba angebadilisha tabia yake kwa unafiki mbele ya Watu wa Mataifa (</w:t>
       </w:r>
-      <w:hyperlink r:id="rId439">
+      <w:hyperlink r:id="rId459">
         <w:r>
           <w:rPr>
             <w:lang w:val="sw_KE" w:bidi="sw_KE"/>
@@ -23268,7 +24166,7 @@
         </w:rPr>
         <w:t>), na Paulo angeweza kumkemea Petro hadharani kwa kufanya hivyo (</w:t>
       </w:r>
-      <w:hyperlink r:id="rId428">
+      <w:hyperlink r:id="rId448">
         <w:r>
           <w:rPr>
             <w:lang w:val="sw_KE" w:bidi="sw_KE"/>
@@ -23329,7 +24227,7 @@
         </w:rPr>
         <w:t>Tuna ushahidi mdogo sana wa harakati nyingine za Petro. Inaonekana kana kwamba Petro aligeukia kazi ya umisionari kutoka uongozi. Hata hivyo, hii ni rahisi mno. Inawezekana zaidi kwamba, kufuatia mtindo sawa na wa Paulo, alichanganya hizi mbili. Uwepo wa “kundi la Kefa” huko Korintho (</w:t>
       </w:r>
-      <w:hyperlink r:id="rId426">
+      <w:hyperlink r:id="rId446">
         <w:r>
           <w:rPr>
             <w:lang w:val="sw_KE" w:bidi="sw_KE"/>
@@ -23347,7 +24245,7 @@
         </w:rPr>
         <w:t xml:space="preserve">; </w:t>
       </w:r>
-      <w:hyperlink r:id="rId710">
+      <w:hyperlink r:id="rId730">
         <w:r>
           <w:rPr>
             <w:lang w:val="sw_KE" w:bidi="sw_KE"/>
@@ -23365,7 +24263,7 @@
         </w:rPr>
         <w:t>) unaweza kuashiria kwamba Petro alikaa huko kwa muda fulani. Hii inakuwa na uwezekano zaidi wakati Paulo anamtumia Petro kama mfano mkuu wa kumchukua mke kwenye safari za umisionari (</w:t>
       </w:r>
-      <w:hyperlink r:id="rId427">
+      <w:hyperlink r:id="rId447">
         <w:r>
           <w:rPr>
             <w:lang w:val="sw_KE" w:bidi="sw_KE"/>
@@ -23397,7 +24295,7 @@
         </w:rPr>
         <w:t xml:space="preserve">Waraka wa Kwanza wa Petro ulitumwa kwa makanisa ya kaskazini mwa Asia Ndogo—mikoa ya Ponto, Galatia, Kapadokia, Asia, na Bithinia. Tatizo hapa ni kwamba hakuna dalili kwamba Petro alikuwa huko na hakuna maelezo ya kibinafsi katika waraka huo kuonyesha ufahamu wake na makanisa haya. Hata hivyo, inaonyesha kwamba alikuwa na nia kubwa kwao. Kwa kweli, baadhi wanaamini kwamba sababu ya Paulo kutoruhusiwa katika eneo hili kulingana na </w:t>
       </w:r>
-      <w:hyperlink r:id="rId711">
+      <w:hyperlink r:id="rId731">
         <w:r>
           <w:rPr>
             <w:lang w:val="sw_KE" w:bidi="sw_KE"/>
@@ -23429,7 +24327,7 @@
         </w:rPr>
         <w:t xml:space="preserve">Hakuna ushahidi wa mwisho wa Agano Jipya kwamba Petro alikwenda Roma. </w:t>
       </w:r>
-      <w:hyperlink r:id="rId445">
+      <w:hyperlink r:id="rId465">
         <w:r>
           <w:rPr>
             <w:lang w:val="sw_KE" w:bidi="sw_KE"/>
@@ -23447,7 +24345,7 @@
         </w:rPr>
         <w:t xml:space="preserve"> inasema kwamba waraka ulitumwa kutoka "Babeli," na kuna shaka kwamba hii ilikuwa Babeli halisi, kwa sababu hakuna jadi kwamba Petro aliwahi kwenda huko, na Babeli ilikuwa na watu wachache wakati huo. Inawezekana kuwa ni ishara ya fumbo kwa Roma, "Babeli ya Magharibi." Inawezekana zaidi kwamba "Babeli" ya </w:t>
       </w:r>
-      <w:hyperlink r:id="rId446">
+      <w:hyperlink r:id="rId466">
         <w:r>
           <w:rPr>
             <w:lang w:val="sw_KE" w:bidi="sw_KE"/>
@@ -23465,7 +24363,7 @@
         </w:rPr>
         <w:t xml:space="preserve"> na </w:t>
       </w:r>
-      <w:hyperlink r:id="rId447">
+      <w:hyperlink r:id="rId467">
         <w:r>
           <w:rPr>
             <w:lang w:val="sw_KE" w:bidi="sw_KE"/>
@@ -23497,7 +24395,7 @@
         </w:rPr>
         <w:t xml:space="preserve">Kuna mashahidi wanne wa awali wa nje kuhusu kifo cha Petro. </w:t>
       </w:r>
-      <w:hyperlink r:id="rId712">
+      <w:hyperlink r:id="rId732">
         <w:r>
           <w:rPr>
             <w:lang w:val="sw_KE" w:bidi="sw_KE"/>
@@ -23581,7 +24479,7 @@
         </w:rPr>
         <w:t xml:space="preserve"> ya Eusebius 2.15.2; 3.1.2). Mapokeo kwamba Petro alisulubiwa yanaweza kuungwa mkono katika </w:t>
       </w:r>
-      <w:hyperlink r:id="rId712">
+      <w:hyperlink r:id="rId732">
         <w:r>
           <w:rPr>
             <w:lang w:val="sw_KE" w:bidi="sw_KE"/>
@@ -23675,7 +24573,7 @@
         </w:rPr>
         <w:t xml:space="preserve">Nchi ndogo iliyoko kusini magharibi mwa Palestina, kando ya pwani ya Mediterania (pia inaitwa "Palestina" katika KJV, </w:t>
       </w:r>
-      <w:hyperlink r:id="rId713">
+      <w:hyperlink r:id="rId733">
         <w:r>
           <w:rPr>
             <w:lang w:val="sw_KE" w:bidi="sw_KE"/>
@@ -23693,7 +24591,7 @@
         </w:rPr>
         <w:t xml:space="preserve">; </w:t>
       </w:r>
-      <w:hyperlink r:id="rId714">
+      <w:hyperlink r:id="rId734">
         <w:r>
           <w:rPr>
             <w:lang w:val="sw_KE" w:bidi="sw_KE"/>
@@ -23836,7 +24734,7 @@
         </w:rPr>
         <w:t xml:space="preserve">Kimsingi, Filistia ni sehemu ya uwanda wa baharini unaoitwa uwanda wa Filistia, unaoanzia Wadi el-Arish (Mto wa Misri) kusini umbali wa maili 70 (kilomita 112.6) kaskazini hadi Nahr el-Aujah, maili tano (kilomita 8) kaskazini mwa Yafa. Karibu na Gaza, uwanda unafikia upana wake mkubwa zaidi, takriban maili 30 (kilomita 48.3). Kuna matuta ya mchanga karibu na pwani, lakini sehemu kubwa ya eneo hilo ni yenye rutuba sana na huzalisha kwa wingi nafaka (rej. </w:t>
       </w:r>
-      <w:hyperlink r:id="rId715">
+      <w:hyperlink r:id="rId735">
         <w:r>
           <w:rPr>
             <w:lang w:val="sw_KE" w:bidi="sw_KE"/>
@@ -23868,7 +24766,7 @@
         </w:rPr>
         <w:t>Barabara kuu kati ya mashariki na Misri ilipita kando ya pwani. Hii ilikuwa na faida kibiashara kwa Wafilisti, lakini pia iliwafanya wawe wazi kwa uvamizi wa kigeni. Mungu hakuwaongoza Waisraeli kutoka Misri kwenda Kanaani kwa njia hii fupi kupitia nchi ya Wafilisti, kwa sababu hakutaka wakutane na mapigano makali kutoka kwa Wafilisti (au labda kutoka kwa kikosi cha Wamisri kilichowekwa hapo) mapema (</w:t>
       </w:r>
-      <w:hyperlink r:id="rId716">
+      <w:hyperlink r:id="rId736">
         <w:r>
           <w:rPr>
             <w:lang w:val="sw_KE" w:bidi="sw_KE"/>
@@ -23900,7 +24798,7 @@
         </w:rPr>
         <w:t>Kutoka eneo hili lililozuiliwa, Wafilisti walihisi haraka hitaji la kupanuka. Njia kupitia Shefela ilitoa njia ya asili kuelekea nchi ya milima ya Israeli. Walianzisha vituo katika eneo la Waisraeli, na wakati wa vita ambapo Sauli na wanawe waliuawa, Wafilisti walikuwa na udhibiti wa mji wa Beth-sheani (</w:t>
       </w:r>
-      <w:hyperlink r:id="rId717">
+      <w:hyperlink r:id="rId737">
         <w:r>
           <w:rPr>
             <w:lang w:val="sw_KE" w:bidi="sw_KE"/>
@@ -23943,7 +24841,7 @@
         </w:rPr>
         <w:t>Biblia inasema kwamba Wafilisti walitoka Kaftori (</w:t>
       </w:r>
-      <w:hyperlink r:id="rId718">
+      <w:hyperlink r:id="rId738">
         <w:r>
           <w:rPr>
             <w:lang w:val="sw_KE" w:bidi="sw_KE"/>
@@ -23961,7 +24859,7 @@
         </w:rPr>
         <w:t xml:space="preserve">; </w:t>
       </w:r>
-      <w:hyperlink r:id="rId719">
+      <w:hyperlink r:id="rId739">
         <w:r>
           <w:rPr>
             <w:lang w:val="sw_KE" w:bidi="sw_KE"/>
@@ -23979,7 +24877,7 @@
         </w:rPr>
         <w:t xml:space="preserve">; </w:t>
       </w:r>
-      <w:hyperlink r:id="rId720">
+      <w:hyperlink r:id="rId740">
         <w:r>
           <w:rPr>
             <w:lang w:val="sw_KE" w:bidi="sw_KE"/>
@@ -24023,7 +24921,7 @@
         </w:rPr>
         <w:t xml:space="preserve"> Wakerethi walikuwa dhahiri kundi dogo la Wafilisti waliokuwa wakiishi Negebu karibu na Siklagi, nyumbani kwa Daudi miongoni mwa Wafilisti (rej. </w:t>
       </w:r>
-      <w:hyperlink r:id="rId721">
+      <w:hyperlink r:id="rId741">
         <w:r>
           <w:rPr>
             <w:lang w:val="sw_KE" w:bidi="sw_KE"/>
@@ -24041,7 +24939,7 @@
         </w:rPr>
         <w:t xml:space="preserve">). Wakerethi na Wapelethi walikuwa miongoni mwa walinzi wa Daudi, pamoja na Wagititi 600 (wanaume kutoka Gathi) (rej. </w:t>
       </w:r>
-      <w:hyperlink r:id="rId722">
+      <w:hyperlink r:id="rId742">
         <w:r>
           <w:rPr>
             <w:lang w:val="sw_KE" w:bidi="sw_KE"/>
@@ -24059,7 +24957,7 @@
         </w:rPr>
         <w:t xml:space="preserve">; </w:t>
       </w:r>
-      <w:hyperlink r:id="rId723">
+      <w:hyperlink r:id="rId743">
         <w:r>
           <w:rPr>
             <w:lang w:val="sw_KE" w:bidi="sw_KE"/>
@@ -24077,7 +24975,7 @@
         </w:rPr>
         <w:t xml:space="preserve">; </w:t>
       </w:r>
-      <w:hyperlink r:id="rId724">
+      <w:hyperlink r:id="rId744">
         <w:r>
           <w:rPr>
             <w:lang w:val="sw_KE" w:bidi="sw_KE"/>
@@ -24187,7 +25085,7 @@
         </w:rPr>
         <w:t xml:space="preserve">Filistia haikuwa na mtawala mmoja wa kuongoza nchi yao yote; miji ilikuwa huru na ilifanya kazi kama miji-huru. Viongozi wa miji hii hawakuitwa wafalme bali walitajwa katika Biblia kama "mabwana" au "watawala" (mfano, </w:t>
       </w:r>
-      <w:hyperlink r:id="rId725">
+      <w:hyperlink r:id="rId745">
         <w:r>
           <w:rPr>
             <w:lang w:val="sw_KE" w:bidi="sw_KE"/>
@@ -24205,7 +25103,7 @@
         </w:rPr>
         <w:t xml:space="preserve">; </w:t>
       </w:r>
-      <w:hyperlink r:id="rId726">
+      <w:hyperlink r:id="rId746">
         <w:r>
           <w:rPr>
             <w:lang w:val="sw_KE" w:bidi="sw_KE"/>
@@ -24223,7 +25121,7 @@
         </w:rPr>
         <w:t xml:space="preserve">; </w:t>
       </w:r>
-      <w:hyperlink r:id="rId727">
+      <w:hyperlink r:id="rId747">
         <w:r>
           <w:rPr>
             <w:lang w:val="sw_KE" w:bidi="sw_KE"/>
@@ -24241,7 +25139,7 @@
         </w:rPr>
         <w:t>), na kulikuwa na watano wao, wakilingana na miji mitano mikubwa iliyounda Mfilisti Pentapolis: Gaza, Ashkeloni, Ashdodi, Gathi, na Ekroni (</w:t>
       </w:r>
-      <w:hyperlink r:id="rId728">
+      <w:hyperlink r:id="rId748">
         <w:r>
           <w:rPr>
             <w:lang w:val="sw_KE" w:bidi="sw_KE"/>
@@ -24259,7 +25157,7 @@
         </w:rPr>
         <w:t xml:space="preserve">; cf. </w:t>
       </w:r>
-      <w:hyperlink r:id="rId729">
+      <w:hyperlink r:id="rId749">
         <w:r>
           <w:rPr>
             <w:lang w:val="sw_KE" w:bidi="sw_KE"/>
@@ -24277,7 +25175,7 @@
         </w:rPr>
         <w:t>). Watu walikuwa na sauti katika masuala yaliyowahusu—kwa mfano, kurudishwa kwa Sanduku la Agano (</w:t>
       </w:r>
-      <w:hyperlink r:id="rId730">
+      <w:hyperlink r:id="rId750">
         <w:r>
           <w:rPr>
             <w:lang w:val="sw_KE" w:bidi="sw_KE"/>
@@ -24295,7 +25193,7 @@
         </w:rPr>
         <w:t xml:space="preserve">)—lakini maamuzi makubwa yalifanywa kwa kura ya wengi ya mabwana watano. Wakati Daudi na watu wake walikuwa wakiishi Siklagi, kwa mfano, Wafilisti walipanga kampeni kubwa ya kijeshi dhidi ya Israeli. Daudi alikuwa chini ya Akishi, mfalme wa Gathi, ambaye alimwomba Daudi kuungana na Wafilisti dhidi ya Israeli. Daudi alikubali hili, lakini wakati mabwana wa Mfilisti walipogundua kuwa Daudi alikuwepo, walilalamika na kumtoa kwa kura (sura ya </w:t>
       </w:r>
-      <w:hyperlink r:id="rId731">
+      <w:hyperlink r:id="rId751">
         <w:r>
           <w:rPr>
             <w:lang w:val="sw_KE" w:bidi="sw_KE"/>
@@ -24338,7 +25236,7 @@
         </w:rPr>
         <w:t>mungu yeyote ambaye Wafilisti walileta pamoja nao inaonekana aliachwa mapema kwa ajili ya miungu ya Wakanaani. mungu mkuu wa Wafilisti anayetajwa katika Biblia ni Dagoni, mungu wa nafaka. Mahekalu ya Dagoni yamepatikana Ras Shamra (Ugariti) na Mari. Biblia inataja hekalu la Dagoni huko Gaza (</w:t>
       </w:r>
-      <w:hyperlink r:id="rId732">
+      <w:hyperlink r:id="rId752">
         <w:r>
           <w:rPr>
             <w:lang w:val="sw_KE" w:bidi="sw_KE"/>
@@ -24356,7 +25254,7 @@
         </w:rPr>
         <w:t>) na lingine huko Ashdodi (</w:t>
       </w:r>
-      <w:hyperlink r:id="rId733">
+      <w:hyperlink r:id="rId753">
         <w:r>
           <w:rPr>
             <w:lang w:val="sw_KE" w:bidi="sw_KE"/>
@@ -24399,7 +25297,7 @@
         </w:rPr>
         <w:t xml:space="preserve">Aina mbalimbali za "Mfilisti" na "Filistia" zinatajwa karibu mara 300 katika Agano la Kale, hasa katika vitabu vya Waamuzi na Samweli. Kumbukumbu ya kwanza ni katika </w:t>
       </w:r>
-      <w:hyperlink r:id="rId734">
+      <w:hyperlink r:id="rId754">
         <w:r>
           <w:rPr>
             <w:lang w:val="sw_KE" w:bidi="sw_KE"/>
@@ -24417,7 +25315,7 @@
         </w:rPr>
         <w:t xml:space="preserve">, ambapo inasemekana kwamba Wafilisti walitoka kwa Wakashluhim, watu wasiojulikana wanaohusishwa na Wakafitori (rej. </w:t>
       </w:r>
-      <w:hyperlink r:id="rId735">
+      <w:hyperlink r:id="rId755">
         <w:r>
           <w:rPr>
             <w:lang w:val="sw_KE" w:bidi="sw_KE"/>
@@ -24449,7 +25347,7 @@
         </w:rPr>
         <w:t>Abrahamu na Isaka wote walikuwa na mawasiliano na Wafilisti huko Gerari, katika matukio yanayofanana yanayohusisha wake zao (</w:t>
       </w:r>
-      <w:hyperlink r:id="rId736">
+      <w:hyperlink r:id="rId756">
         <w:r>
           <w:rPr>
             <w:lang w:val="sw_KE" w:bidi="sw_KE"/>
@@ -24467,7 +25365,7 @@
         </w:rPr>
         <w:t xml:space="preserve">; </w:t>
       </w:r>
-      <w:hyperlink r:id="rId737">
+      <w:hyperlink r:id="rId757">
         <w:r>
           <w:rPr>
             <w:lang w:val="sw_KE" w:bidi="sw_KE"/>
@@ -24485,7 +25383,7 @@
         </w:rPr>
         <w:t>). Hata hivyo, hapa Wafilisti hawako pwani bali wako Gerari na hadi mashariki kama Beer-Sheba (</w:t>
       </w:r>
-      <w:hyperlink r:id="rId738">
+      <w:hyperlink r:id="rId758">
         <w:r>
           <w:rPr>
             <w:lang w:val="sw_KE" w:bidi="sw_KE"/>
@@ -24517,7 +25415,7 @@
         </w:rPr>
         <w:t>Baada ya Waisraeli kushinda Kanaani, Wafilisti walianza kuwa na nguvu juu ya Waisraeli. Wakiwa watu wakali na wa kijeshi, Wafilisti walikuwa na faida ya silaha bora, kwani walitumia chuma na walikuwa na ukiritimba wa kutengeneza chuma katika eneo hilo. Udhibiti wao juu ya Israeli uliwaruhusu kuzuia ufundi wa chuma nchini Israeli, na kuwafanya Waisraeli kwenda kwa Wafilisti hata kwa kunoa zana (</w:t>
       </w:r>
-      <w:hyperlink r:id="rId739">
+      <w:hyperlink r:id="rId759">
         <w:r>
           <w:rPr>
             <w:lang w:val="sw_KE" w:bidi="sw_KE"/>
@@ -24535,7 +25433,7 @@
         </w:rPr>
         <w:t xml:space="preserve">). Waisraeli walikuwa na silaha duni kiasi kwamba ni Sauli na Yonathani pekee waliokuwa na upanga au mkuki (mstari wa </w:t>
       </w:r>
-      <w:hyperlink r:id="rId740">
+      <w:hyperlink r:id="rId760">
         <w:r>
           <w:rPr>
             <w:lang w:val="sw_KE" w:bidi="sw_KE"/>
@@ -24581,7 +25479,7 @@
         </w:rPr>
         <w:t>Uasi ulitokea mapema katika Israeli, na Bwana alitumia Wafilisti kuwaadhibu watu wake. Shamgari aliwakomboa Israeli kwa kuua Wafilisti 600 kwa fimbo ya maksai (</w:t>
       </w:r>
-      <w:hyperlink r:id="rId741">
+      <w:hyperlink r:id="rId761">
         <w:r>
           <w:rPr>
             <w:lang w:val="sw_KE" w:bidi="sw_KE"/>
@@ -24599,7 +25497,7 @@
         </w:rPr>
         <w:t>). Akaunti ya Samsoni ina maelezo mengi ya maisha ya Mfilisti (</w:t>
       </w:r>
-      <w:hyperlink r:id="rId742">
+      <w:hyperlink r:id="rId762">
         <w:r>
           <w:rPr>
             <w:lang w:val="sw_KE" w:bidi="sw_KE"/>
@@ -24631,7 +25529,7 @@
         </w:rPr>
         <w:t xml:space="preserve">Vita kati ya Israeli na Wafilisti vinaripotiwa katika </w:t>
       </w:r>
-      <w:hyperlink r:id="rId743">
+      <w:hyperlink r:id="rId763">
         <w:r>
           <w:rPr>
             <w:lang w:val="sw_KE" w:bidi="sw_KE"/>
@@ -24649,7 +25547,7 @@
         </w:rPr>
         <w:t>, wakati Waisraeli walipokuwa wamepiga kambi huko Ebenezeri na Wafilisti huko Afeki. Wafilisti walishinda vita hivyo na wakateka Sanduku la Agano (</w:t>
       </w:r>
-      <w:hyperlink r:id="rId744">
+      <w:hyperlink r:id="rId764">
         <w:r>
           <w:rPr>
             <w:lang w:val="sw_KE" w:bidi="sw_KE"/>
@@ -24667,7 +25565,7 @@
         </w:rPr>
         <w:t>), ambalo walirudisha baada ya miezi saba kwa sababu Bwana alituma tauni juu yao (</w:t>
       </w:r>
-      <w:hyperlink r:id="rId745">
+      <w:hyperlink r:id="rId765">
         <w:r>
           <w:rPr>
             <w:lang w:val="sw_KE" w:bidi="sw_KE"/>
@@ -24685,7 +25583,7 @@
         </w:rPr>
         <w:t xml:space="preserve">). Baadaye, Samweli alipokuwa kiongozi, Wafilisti walishambulia Israeli huko Mizpa, lakini Mungu alitoa ushindi kwa Israeli. Katika tukio hili, Samweli aliweka jiwe la kumbukumbu na kuliita Ebenezeri (“Jiwe la Msaada,” </w:t>
       </w:r>
-      <w:hyperlink r:id="rId746">
+      <w:hyperlink r:id="rId766">
         <w:r>
           <w:rPr>
             <w:lang w:val="sw_KE" w:bidi="sw_KE"/>
@@ -24703,7 +25601,7 @@
         </w:rPr>
         <w:t xml:space="preserve">). Wafilisti hawakuivamia Israeli tena wakati wa maisha ya Samweli, na Israeli ilipata tena miji iliyokuwa imechukuliwa na Wafilisti (mstari wa </w:t>
       </w:r>
-      <w:hyperlink r:id="rId747">
+      <w:hyperlink r:id="rId767">
         <w:r>
           <w:rPr>
             <w:lang w:val="sw_KE" w:bidi="sw_KE"/>
@@ -24735,7 +25633,7 @@
         </w:rPr>
         <w:t xml:space="preserve">Shughuli kubwa zaidi ya Wafilisti katika eneo la Israeli ilitokea wakati wa utawala wa Sauli, mfalme wa kwanza wa Israeli. Zaidi ya marejeleo 80 ya Wafilisti yanahusiana na kipindi hicho. Wafilisti walianzisha vituo au ngome katika sehemu mbalimbali za Israeli (rej. </w:t>
       </w:r>
-      <w:hyperlink r:id="rId748">
+      <w:hyperlink r:id="rId768">
         <w:r>
           <w:rPr>
             <w:lang w:val="sw_KE" w:bidi="sw_KE"/>
@@ -24753,7 +25651,7 @@
         </w:rPr>
         <w:t xml:space="preserve">; </w:t>
       </w:r>
-      <w:hyperlink r:id="rId749">
+      <w:hyperlink r:id="rId769">
         <w:r>
           <w:rPr>
             <w:lang w:val="sw_KE" w:bidi="sw_KE"/>
@@ -24771,7 +25669,7 @@
         </w:rPr>
         <w:t>). Yonathani alishinda ngome huko Geba (</w:t>
       </w:r>
-      <w:hyperlink r:id="rId749">
+      <w:hyperlink r:id="rId769">
         <w:r>
           <w:rPr>
             <w:lang w:val="sw_KE" w:bidi="sw_KE"/>
@@ -24789,7 +25687,7 @@
         </w:rPr>
         <w:t xml:space="preserve">); kitendo chake kilichosimuliwa katika </w:t>
       </w:r>
-      <w:hyperlink r:id="rId750">
+      <w:hyperlink r:id="rId770">
         <w:r>
           <w:rPr>
             <w:lang w:val="sw_KE" w:bidi="sw_KE"/>
@@ -24821,6 +25719,92 @@
         </w:rPr>
         <w:t>Mgongano wa majeshi ya Wafilisti na Waisraeli ulitokea katika Bonde la Ela, ambapo Wafilisti waliwataka Waisraeli kumtoa mpinzani kukutana na bingwa wao, Goliathi, katika pambano la ana kwa ana (</w:t>
       </w:r>
+      <w:hyperlink r:id="rId771">
+        <w:r>
+          <w:rPr>
+            <w:lang w:val="sw_KE" w:bidi="sw_KE"/>
+          </w:rPr>
+          <w:rPr>
+            <w:color w:val="0000EE"/>
+            <w:u w:val="single"/>
+          </w:rPr>
+          <w:t>1 Sam 17:1–11</w:t>
+        </w:r>
+      </w:hyperlink>
+      <w:r>
+        <w:rPr>
+          <w:lang w:val="sw_KE" w:bidi="sw_KE"/>
+        </w:rPr>
+        <w:t>). Mchungaji kijana Daudi alimuua Goliathi; Daudi akawa shujaa, lakini wivu wa Sauli ulimfanya Daudi kuwa mtu anayewindwa. Katika harakati za kukwepa jeshi la Sauli, watu wa Daudi waliokoa mji wa Keila kutoka kwa Wafilisti (</w:t>
+      </w:r>
+      <w:hyperlink r:id="rId772">
+        <w:r>
+          <w:rPr>
+            <w:lang w:val="sw_KE" w:bidi="sw_KE"/>
+          </w:rPr>
+          <w:rPr>
+            <w:color w:val="0000EE"/>
+            <w:u w:val="single"/>
+          </w:rPr>
+          <w:t>23:1–5</w:t>
+        </w:r>
+      </w:hyperlink>
+      <w:r>
+        <w:rPr>
+          <w:lang w:val="sw_KE" w:bidi="sw_KE"/>
+        </w:rPr>
+        <w:t xml:space="preserve">). Hatimaye, Daudi alitafuta hifadhi ya kisiasa kwa Akishi, mfalme wa Gathi, ambaye alimpa mji wa Siklagi, ambapo Daudi alifanya mashambulizi katika Negebu (sura ya </w:t>
+      </w:r>
+      <w:hyperlink r:id="rId773">
+        <w:r>
+          <w:rPr>
+            <w:lang w:val="sw_KE" w:bidi="sw_KE"/>
+          </w:rPr>
+          <w:rPr>
+            <w:color w:val="0000EE"/>
+            <w:u w:val="single"/>
+          </w:rPr>
+          <w:t>27</w:t>
+        </w:r>
+      </w:hyperlink>
+      <w:r>
+        <w:rPr>
+          <w:lang w:val="sw_KE" w:bidi="sw_KE"/>
+        </w:rPr>
+        <w:t>).</w:t>
+      </w:r>
+    </w:p>
+    <w:p>
+      <w:pPr/>
+      <w:r>
+        <w:rPr>
+          <w:lang w:val="sw_KE" w:bidi="sw_KE"/>
+        </w:rPr>
+      </w:r>
+      <w:r>
+        <w:rPr>
+          <w:lang w:val="sw_KE" w:bidi="sw_KE"/>
+        </w:rPr>
+        <w:t>Wakati Wafilisti walipokuwa wakijiandaa kwa vita dhidi ya Israeli, Akishi alimwomba Daudi ajiunge na majeshi ya Wafilisti, na Daudi alikubali. Hata hivyo, wakuu wa Wafilisti walipiga kura kupinga ushiriki huu, kwa kuwa waliogopa kwamba Daudi angeweza kugeuka dhidi yao (</w:t>
+      </w:r>
+      <w:hyperlink r:id="rId774">
+        <w:r>
+          <w:rPr>
+            <w:lang w:val="sw_KE" w:bidi="sw_KE"/>
+          </w:rPr>
+          <w:rPr>
+            <w:color w:val="0000EE"/>
+            <w:u w:val="single"/>
+          </w:rPr>
+          <w:t>1 Samweli 28:1–2</w:t>
+        </w:r>
+      </w:hyperlink>
+      <w:r>
+        <w:rPr>
+          <w:lang w:val="sw_KE" w:bidi="sw_KE"/>
+        </w:rPr>
+        <w:t xml:space="preserve">; </w:t>
+      </w:r>
       <w:hyperlink r:id="rId751">
         <w:r>
           <w:rPr>
@@ -24830,43 +25814,43 @@
             <w:color w:val="0000EE"/>
             <w:u w:val="single"/>
           </w:rPr>
-          <w:t>1 Sam 17:1–11</w:t>
-        </w:r>
-      </w:hyperlink>
-      <w:r>
-        <w:rPr>
-          <w:lang w:val="sw_KE" w:bidi="sw_KE"/>
-        </w:rPr>
-        <w:t>). Mchungaji kijana Daudi alimuua Goliathi; Daudi akawa shujaa, lakini wivu wa Sauli ulimfanya Daudi kuwa mtu anayewindwa. Katika harakati za kukwepa jeshi la Sauli, watu wa Daudi waliokoa mji wa Keila kutoka kwa Wafilisti (</w:t>
-      </w:r>
-      <w:hyperlink r:id="rId752">
-        <w:r>
-          <w:rPr>
-            <w:lang w:val="sw_KE" w:bidi="sw_KE"/>
-          </w:rPr>
-          <w:rPr>
-            <w:color w:val="0000EE"/>
-            <w:u w:val="single"/>
-          </w:rPr>
-          <w:t>23:1–5</w:t>
-        </w:r>
-      </w:hyperlink>
-      <w:r>
-        <w:rPr>
-          <w:lang w:val="sw_KE" w:bidi="sw_KE"/>
-        </w:rPr>
-        <w:t xml:space="preserve">). Hatimaye, Daudi alitafuta hifadhi ya kisiasa kwa Akishi, mfalme wa Gathi, ambaye alimpa mji wa Siklagi, ambapo Daudi alifanya mashambulizi katika Negebu (sura ya </w:t>
-      </w:r>
-      <w:hyperlink r:id="rId753">
-        <w:r>
-          <w:rPr>
-            <w:lang w:val="sw_KE" w:bidi="sw_KE"/>
-          </w:rPr>
-          <w:rPr>
-            <w:color w:val="0000EE"/>
-            <w:u w:val="single"/>
-          </w:rPr>
-          <w:t>27</w:t>
+          <w:t>29</w:t>
+        </w:r>
+      </w:hyperlink>
+      <w:r>
+        <w:rPr>
+          <w:lang w:val="sw_KE" w:bidi="sw_KE"/>
+        </w:rPr>
+        <w:t>). Katika vita vilivyofuata, Sauli na wanawe waliuawa kwenye Mlima Gilboa na Wafilisti (</w:t>
+      </w:r>
+      <w:hyperlink r:id="rId775">
+        <w:r>
+          <w:rPr>
+            <w:lang w:val="sw_KE" w:bidi="sw_KE"/>
+          </w:rPr>
+          <w:rPr>
+            <w:color w:val="0000EE"/>
+            <w:u w:val="single"/>
+          </w:rPr>
+          <w:t>31:1–7</w:t>
+        </w:r>
+      </w:hyperlink>
+      <w:r>
+        <w:rPr>
+          <w:lang w:val="sw_KE" w:bidi="sw_KE"/>
+        </w:rPr>
+        <w:t xml:space="preserve">). Wafilisti walikata kichwa cha Sauli, wakaweka silaha zake katika hekalu la Ashtarothi huko Beth-sheani, na wakatundika mwili wake kwenye ukuta wa mji huo (mstari wa </w:t>
+      </w:r>
+      <w:hyperlink r:id="rId776">
+        <w:r>
+          <w:rPr>
+            <w:lang w:val="sw_KE" w:bidi="sw_KE"/>
+          </w:rPr>
+          <w:rPr>
+            <w:color w:val="0000EE"/>
+            <w:u w:val="single"/>
+          </w:rPr>
+          <w:t>8–11</w:t>
         </w:r>
       </w:hyperlink>
       <w:r>
@@ -24887,72 +25871,36 @@
         <w:rPr>
           <w:lang w:val="sw_KE" w:bidi="sw_KE"/>
         </w:rPr>
-        <w:t>Wakati Wafilisti walipokuwa wakijiandaa kwa vita dhidi ya Israeli, Akishi alimwomba Daudi ajiunge na majeshi ya Wafilisti, na Daudi alikubali. Hata hivyo, wakuu wa Wafilisti walipiga kura kupinga ushiriki huu, kwa kuwa waliogopa kwamba Daudi angeweza kugeuka dhidi yao (</w:t>
-      </w:r>
-      <w:hyperlink r:id="rId754">
-        <w:r>
-          <w:rPr>
-            <w:lang w:val="sw_KE" w:bidi="sw_KE"/>
-          </w:rPr>
-          <w:rPr>
-            <w:color w:val="0000EE"/>
-            <w:u w:val="single"/>
-          </w:rPr>
-          <w:t>1 Samweli 28:1–2</w:t>
-        </w:r>
-      </w:hyperlink>
-      <w:r>
-        <w:rPr>
-          <w:lang w:val="sw_KE" w:bidi="sw_KE"/>
-        </w:rPr>
-        <w:t xml:space="preserve">; </w:t>
-      </w:r>
-      <w:hyperlink r:id="rId731">
-        <w:r>
-          <w:rPr>
-            <w:lang w:val="sw_KE" w:bidi="sw_KE"/>
-          </w:rPr>
-          <w:rPr>
-            <w:color w:val="0000EE"/>
-            <w:u w:val="single"/>
-          </w:rPr>
-          <w:t>29</w:t>
-        </w:r>
-      </w:hyperlink>
-      <w:r>
-        <w:rPr>
-          <w:lang w:val="sw_KE" w:bidi="sw_KE"/>
-        </w:rPr>
-        <w:t>). Katika vita vilivyofuata, Sauli na wanawe waliuawa kwenye Mlima Gilboa na Wafilisti (</w:t>
-      </w:r>
-      <w:hyperlink r:id="rId755">
-        <w:r>
-          <w:rPr>
-            <w:lang w:val="sw_KE" w:bidi="sw_KE"/>
-          </w:rPr>
-          <w:rPr>
-            <w:color w:val="0000EE"/>
-            <w:u w:val="single"/>
-          </w:rPr>
-          <w:t>31:1–7</w:t>
-        </w:r>
-      </w:hyperlink>
-      <w:r>
-        <w:rPr>
-          <w:lang w:val="sw_KE" w:bidi="sw_KE"/>
-        </w:rPr>
-        <w:t xml:space="preserve">). Wafilisti walikata kichwa cha Sauli, wakaweka silaha zake katika hekalu la Ashtarothi huko Beth-sheani, na wakatundika mwili wake kwenye ukuta wa mji huo (mstari wa </w:t>
-      </w:r>
-      <w:hyperlink r:id="rId756">
-        <w:r>
-          <w:rPr>
-            <w:lang w:val="sw_KE" w:bidi="sw_KE"/>
-          </w:rPr>
-          <w:rPr>
-            <w:color w:val="0000EE"/>
-            <w:u w:val="single"/>
-          </w:rPr>
-          <w:t>8–11</w:t>
+        <w:t>Wafilisti waliposikia kwamba Daudi amekuwa mfalme, walijaribu kumwangamiza, lakini aliwashinda “kutoka Geba hadi Gezeri” (</w:t>
+      </w:r>
+      <w:hyperlink r:id="rId777">
+        <w:r>
+          <w:rPr>
+            <w:lang w:val="sw_KE" w:bidi="sw_KE"/>
+          </w:rPr>
+          <w:rPr>
+            <w:color w:val="0000EE"/>
+            <w:u w:val="single"/>
+          </w:rPr>
+          <w:t>2 Sm 5:17–25</w:t>
+        </w:r>
+      </w:hyperlink>
+      <w:r>
+        <w:rPr>
+          <w:lang w:val="sw_KE" w:bidi="sw_KE"/>
+        </w:rPr>
+        <w:t>). Daudi alivunja nguvu za Wafilisti, na ingawa walijaribu tena kupigana na Israeli, hawakufanikiwa (</w:t>
+      </w:r>
+      <w:hyperlink r:id="rId778">
+        <w:r>
+          <w:rPr>
+            <w:lang w:val="sw_KE" w:bidi="sw_KE"/>
+          </w:rPr>
+          <w:rPr>
+            <w:color w:val="0000EE"/>
+            <w:u w:val="single"/>
+          </w:rPr>
+          <w:t>21:15–21</w:t>
         </w:r>
       </w:hyperlink>
       <w:r>
@@ -24973,36 +25921,54 @@
         <w:rPr>
           <w:lang w:val="sw_KE" w:bidi="sw_KE"/>
         </w:rPr>
-        <w:t>Wafilisti waliposikia kwamba Daudi amekuwa mfalme, walijaribu kumwangamiza, lakini aliwashinda “kutoka Geba hadi Gezeri” (</w:t>
-      </w:r>
-      <w:hyperlink r:id="rId757">
-        <w:r>
-          <w:rPr>
-            <w:lang w:val="sw_KE" w:bidi="sw_KE"/>
-          </w:rPr>
-          <w:rPr>
-            <w:color w:val="0000EE"/>
-            <w:u w:val="single"/>
-          </w:rPr>
-          <w:t>2 Sm 5:17–25</w:t>
-        </w:r>
-      </w:hyperlink>
-      <w:r>
-        <w:rPr>
-          <w:lang w:val="sw_KE" w:bidi="sw_KE"/>
-        </w:rPr>
-        <w:t>). Daudi alivunja nguvu za Wafilisti, na ingawa walijaribu tena kupigana na Israeli, hawakufanikiwa (</w:t>
-      </w:r>
-      <w:hyperlink r:id="rId758">
-        <w:r>
-          <w:rPr>
-            <w:lang w:val="sw_KE" w:bidi="sw_KE"/>
-          </w:rPr>
-          <w:rPr>
-            <w:color w:val="0000EE"/>
-            <w:u w:val="single"/>
-          </w:rPr>
-          <w:t>21:15–21</w:t>
+        <w:t>Uzia alipigana na Wafilisti; alivunja kuta za Gathi, Jabneh, na Ashdodi na akajenga miji katika Filistia (</w:t>
+      </w:r>
+      <w:hyperlink r:id="rId779">
+        <w:r>
+          <w:rPr>
+            <w:lang w:val="sw_KE" w:bidi="sw_KE"/>
+          </w:rPr>
+          <w:rPr>
+            <w:color w:val="0000EE"/>
+            <w:u w:val="single"/>
+          </w:rPr>
+          <w:t>2 Mambo ya Nyakati 26:6–7</w:t>
+        </w:r>
+      </w:hyperlink>
+      <w:r>
+        <w:rPr>
+          <w:lang w:val="sw_KE" w:bidi="sw_KE"/>
+        </w:rPr>
+        <w:t>). Katika utawala wa Ahazi, Wafilisti walivamia Shefela na Negebu na wakateka miji kadhaa (</w:t>
+      </w:r>
+      <w:hyperlink r:id="rId780">
+        <w:r>
+          <w:rPr>
+            <w:lang w:val="sw_KE" w:bidi="sw_KE"/>
+          </w:rPr>
+          <w:rPr>
+            <w:color w:val="0000EE"/>
+            <w:u w:val="single"/>
+          </w:rPr>
+          <w:t>28:18</w:t>
+        </w:r>
+      </w:hyperlink>
+      <w:r>
+        <w:rPr>
+          <w:lang w:val="sw_KE" w:bidi="sw_KE"/>
+        </w:rPr>
+        <w:t>). Hezekia alipigana na Wafilisti hadi Gaza (</w:t>
+      </w:r>
+      <w:hyperlink r:id="rId781">
+        <w:r>
+          <w:rPr>
+            <w:lang w:val="sw_KE" w:bidi="sw_KE"/>
+          </w:rPr>
+          <w:rPr>
+            <w:color w:val="0000EE"/>
+            <w:u w:val="single"/>
+          </w:rPr>
+          <w:t>2 Wafalme 18:8</w:t>
         </w:r>
       </w:hyperlink>
       <w:r>
@@ -25023,77 +25989,9 @@
         <w:rPr>
           <w:lang w:val="sw_KE" w:bidi="sw_KE"/>
         </w:rPr>
-        <w:t>Uzia alipigana na Wafilisti; alivunja kuta za Gathi, Jabneh, na Ashdodi na akajenga miji katika Filistia (</w:t>
-      </w:r>
-      <w:hyperlink r:id="rId759">
-        <w:r>
-          <w:rPr>
-            <w:lang w:val="sw_KE" w:bidi="sw_KE"/>
-          </w:rPr>
-          <w:rPr>
-            <w:color w:val="0000EE"/>
-            <w:u w:val="single"/>
-          </w:rPr>
-          <w:t>2 Mambo ya Nyakati 26:6–7</w:t>
-        </w:r>
-      </w:hyperlink>
-      <w:r>
-        <w:rPr>
-          <w:lang w:val="sw_KE" w:bidi="sw_KE"/>
-        </w:rPr>
-        <w:t>). Katika utawala wa Ahazi, Wafilisti walivamia Shefela na Negebu na wakateka miji kadhaa (</w:t>
-      </w:r>
-      <w:hyperlink r:id="rId760">
-        <w:r>
-          <w:rPr>
-            <w:lang w:val="sw_KE" w:bidi="sw_KE"/>
-          </w:rPr>
-          <w:rPr>
-            <w:color w:val="0000EE"/>
-            <w:u w:val="single"/>
-          </w:rPr>
-          <w:t>28:18</w:t>
-        </w:r>
-      </w:hyperlink>
-      <w:r>
-        <w:rPr>
-          <w:lang w:val="sw_KE" w:bidi="sw_KE"/>
-        </w:rPr>
-        <w:t>). Hezekia alipigana na Wafilisti hadi Gaza (</w:t>
-      </w:r>
-      <w:hyperlink r:id="rId761">
-        <w:r>
-          <w:rPr>
-            <w:lang w:val="sw_KE" w:bidi="sw_KE"/>
-          </w:rPr>
-          <w:rPr>
-            <w:color w:val="0000EE"/>
-            <w:u w:val="single"/>
-          </w:rPr>
-          <w:t>2 Wafalme 18:8</w:t>
-        </w:r>
-      </w:hyperlink>
-      <w:r>
-        <w:rPr>
-          <w:lang w:val="sw_KE" w:bidi="sw_KE"/>
-        </w:rPr>
-        <w:t>).</w:t>
-      </w:r>
-    </w:p>
-    <w:p>
-      <w:pPr/>
-      <w:r>
-        <w:rPr>
-          <w:lang w:val="sw_KE" w:bidi="sw_KE"/>
-        </w:rPr>
-      </w:r>
-      <w:r>
-        <w:rPr>
-          <w:lang w:val="sw_KE" w:bidi="sw_KE"/>
-        </w:rPr>
         <w:t>Marejeleo ya Wafilisti katika vitabu vya Manabii ni machache, ingawa Yeremia anatoa sura fupi kuhusu Wafilisti (</w:t>
       </w:r>
-      <w:hyperlink r:id="rId762">
+      <w:hyperlink r:id="rId782">
         <w:r>
           <w:rPr>
             <w:lang w:val="sw_KE" w:bidi="sw_KE"/>
@@ -25658,7 +26556,7 @@
         </w:rPr>
         <w:t xml:space="preserve">Waandishi wengi Wakristo baadaye walitumia baadhi ya mawazo ya Philos kuhusu Logos. Mwandishi wa Injili ya Yohana alikuwa na mchango mkubwa katika hili. Mwanzoni mwa Injili yake, Yohana anamwita Logos "Neno" na anasema Mungu alilitumia kuumba ulimwengu (tazama </w:t>
       </w:r>
-      <w:hyperlink r:id="rId763">
+      <w:hyperlink r:id="rId783">
         <w:r>
           <w:rPr>
             <w:lang w:val="sw_KE" w:bidi="sw_KE"/>
@@ -25729,7 +26627,7 @@
         </w:rPr>
         <w:t>Philo aliamini kwamba Mungu aliumba vitu vyote vizuri yeye mwenyewe. Hata hivyo, kwa kuwa wanadamu wanaweza kuwa wazuri na wabaya, alifikiri lazima waliumbwa na viumbe watakatifu kidogo wakimsaidia Mungu. Hii ndiyo sababu tunaambiwa na Mose kwamba Mungu alisema, “Na tufanye mtu” (</w:t>
       </w:r>
-      <w:hyperlink r:id="rId764">
+      <w:hyperlink r:id="rId784">
         <w:r>
           <w:rPr>
             <w:lang w:val="sw_KE" w:bidi="sw_KE"/>
@@ -25761,7 +26659,7 @@
         </w:rPr>
         <w:t>Philo aliona hatua mbili tofauti katika jinsi wanadamu walivyoumbwa. Katika hatua ya kwanza, Mungu alifanya wazo au mfano wa jinsi wanadamu wanavyopaswa kuwa. Mfano huu haukuwa wa kimwili, haukuwa na mwili na haukuwa wa kiume au wa kike. Hauwezi kamwe kuharibika au kuangamizwa (</w:t>
       </w:r>
-      <w:hyperlink r:id="rId764">
+      <w:hyperlink r:id="rId784">
         <w:r>
           <w:rPr>
             <w:lang w:val="sw_KE" w:bidi="sw_KE"/>
@@ -25779,7 +26677,7 @@
         </w:rPr>
         <w:t xml:space="preserve">). Katika hatua ya pili, kama ilivyoelezwa katika </w:t>
       </w:r>
-      <w:hyperlink r:id="rId765">
+      <w:hyperlink r:id="rId785">
         <w:r>
           <w:rPr>
             <w:lang w:val="sw_KE" w:bidi="sw_KE"/>
@@ -26029,7 +26927,7 @@
         </w:rPr>
         <w:t>Ya kwanza kati ya mgawanyiko minne ya Mto uliotoka Bustani ya Edeni (</w:t>
       </w:r>
-      <w:hyperlink r:id="rId766">
+      <w:hyperlink r:id="rId786">
         <w:r>
           <w:rPr>
             <w:lang w:val="sw_KE" w:bidi="sw_KE"/>
@@ -26109,7 +27007,7 @@
         </w:rPr>
         <w:t>Akila, mtengenezaji wa hema ambaye, pamoja na mke wake Priskila, alikuwa mfanyakazi mwenza mwenye msaada kwa mtume Paulo, alizaliwa Pontio. Tofauti na Paulo, hata hivyo, hakuwa raia wa Roma; kwa hivyo, alihusika na amri ya Klaudio na kufukuzwa kutoka Rumi kwa sababu alikuwa Myahudi (</w:t>
       </w:r>
-      <w:hyperlink r:id="rId767">
+      <w:hyperlink r:id="rId787">
         <w:r>
           <w:rPr>
             <w:lang w:val="sw_KE" w:bidi="sw_KE"/>
@@ -26127,7 +27025,7 @@
         </w:rPr>
         <w:t xml:space="preserve">; </w:t>
       </w:r>
-      <w:hyperlink r:id="rId768">
+      <w:hyperlink r:id="rId788">
         <w:r>
           <w:rPr>
             <w:lang w:val="sw_KE" w:bidi="sw_KE"/>
@@ -26458,7 +27356,7 @@
         </w:rPr>
         <w:t xml:space="preserve">Luka anataja tukio dogo ambalo linachangia kwenye picha hiyo. Katika </w:t>
       </w:r>
-      <w:hyperlink r:id="rId769">
+      <w:hyperlink r:id="rId789">
         <w:r>
           <w:rPr>
             <w:lang w:val="sw_KE" w:bidi="sw_KE"/>
@@ -26476,7 +27374,7 @@
         </w:rPr>
         <w:t xml:space="preserve"> Wayahudi fulani wanamwambia Yesu kuhusu Wagalilaya ambao damu yao Pilato aliichanganya na dhabihu zao. Hadithi hii haina ushahidi mwingine wowote. Hata hivyo, inalingana na maoni ya tabia ya Pilato yaliyotolewa na Filoni na Yosefu. Kwa kweli, Luka anaongeza maelezo mengine ya kuvutia katika simulizi lake la kesi. Katika </w:t>
       </w:r>
-      <w:hyperlink r:id="rId770">
+      <w:hyperlink r:id="rId790">
         <w:r>
           <w:rPr>
             <w:lang w:val="sw_KE" w:bidi="sw_KE"/>
@@ -26519,7 +27417,7 @@
         </w:rPr>
         <w:t>Jukumu la Pilato katika kifo cha Yesu limeandikwa katika kila injili (</w:t>
       </w:r>
-      <w:hyperlink r:id="rId771">
+      <w:hyperlink r:id="rId791">
         <w:r>
           <w:rPr>
             <w:lang w:val="sw_KE" w:bidi="sw_KE"/>
@@ -26537,7 +27435,7 @@
         </w:rPr>
         <w:t xml:space="preserve">; </w:t>
       </w:r>
-      <w:hyperlink r:id="rId772">
+      <w:hyperlink r:id="rId792">
         <w:r>
           <w:rPr>
             <w:lang w:val="sw_KE" w:bidi="sw_KE"/>
@@ -26555,7 +27453,7 @@
         </w:rPr>
         <w:t xml:space="preserve">; </w:t>
       </w:r>
-      <w:hyperlink r:id="rId773">
+      <w:hyperlink r:id="rId793">
         <w:r>
           <w:rPr>
             <w:lang w:val="sw_KE" w:bidi="sw_KE"/>
@@ -26573,7 +27471,7 @@
         </w:rPr>
         <w:t xml:space="preserve">; </w:t>
       </w:r>
-      <w:hyperlink r:id="rId774">
+      <w:hyperlink r:id="rId794">
         <w:r>
           <w:rPr>
             <w:lang w:val="sw_KE" w:bidi="sw_KE"/>
@@ -26591,7 +27489,7 @@
         </w:rPr>
         <w:t>). Mitume walitaja ushiriki wake kama tukio la kihistoria katika simulizi zao (</w:t>
       </w:r>
-      <w:hyperlink r:id="rId775">
+      <w:hyperlink r:id="rId795">
         <w:r>
           <w:rPr>
             <w:lang w:val="sw_KE" w:bidi="sw_KE"/>
@@ -26609,7 +27507,7 @@
         </w:rPr>
         <w:t xml:space="preserve">; </w:t>
       </w:r>
-      <w:hyperlink r:id="rId776">
+      <w:hyperlink r:id="rId796">
         <w:r>
           <w:rPr>
             <w:lang w:val="sw_KE" w:bidi="sw_KE"/>
@@ -26627,7 +27525,7 @@
         </w:rPr>
         <w:t xml:space="preserve">; </w:t>
       </w:r>
-      <w:hyperlink r:id="rId777">
+      <w:hyperlink r:id="rId797">
         <w:r>
           <w:rPr>
             <w:lang w:val="sw_KE" w:bidi="sw_KE"/>
@@ -26645,7 +27543,7 @@
         </w:rPr>
         <w:t xml:space="preserve">; </w:t>
       </w:r>
-      <w:hyperlink r:id="rId778">
+      <w:hyperlink r:id="rId798">
         <w:r>
           <w:rPr>
             <w:lang w:val="sw_KE" w:bidi="sw_KE"/>
@@ -26677,7 +27575,7 @@
         </w:rPr>
         <w:t xml:space="preserve">Injili zote, hasa Yohana, zinaonyesha mara kwa mara hukumu ya Pilato kuhusu kutokuwa na hatia kwa Yesu. Kulingana na </w:t>
       </w:r>
-      <w:hyperlink r:id="rId779">
+      <w:hyperlink r:id="rId799">
         <w:r>
           <w:rPr>
             <w:lang w:val="sw_KE" w:bidi="sw_KE"/>
@@ -26695,7 +27593,7 @@
         </w:rPr>
         <w:t>, mke wa Pilato alipata ndoto mbaya kuhusu hukumu ya Yesu na alimwonya mume wake. Pilato alijaribu kumwachilia Yesu, lakini umati ulidai Baraba. Mathayo hata anarekodi kwamba Pilato aliosha mikono yake (</w:t>
       </w:r>
-      <w:hyperlink r:id="rId780">
+      <w:hyperlink r:id="rId800">
         <w:r>
           <w:rPr>
             <w:lang w:val="sw_KE" w:bidi="sw_KE"/>
@@ -26713,7 +27611,7 @@
         </w:rPr>
         <w:t>), akitangaza kutokuwa na hatia kwake katika jambo hili. Hatimaye, Yohana anasema kwamba Pilato alikataa kubadilisha maandishi juu ya msalaba (</w:t>
       </w:r>
-      <w:hyperlink r:id="rId781">
+      <w:hyperlink r:id="rId801">
         <w:r>
           <w:rPr>
             <w:lang w:val="sw_KE" w:bidi="sw_KE"/>
@@ -26785,7 +27683,7 @@
         </w:rPr>
         <w:t xml:space="preserve">Pili, ikiwa kesi ya Yesu ilitokea mwaka wa 33B, Pilato angeweza kuwa na wasiwasi kuhusu kuondolewa kwake madarakani. Alikuwa ameteuliwa awali na Sejanus (gavana wa walinzi waliomlinda mfalme huko Rumi ambaye alikuwa ameteua watu katika ofisi za kikoloni chini ya Tiberio). Sejanus alikufa katika msimu wa vuli wa 31 BK. Hii inaeleza kwa nini ujumbe wa Kiyahudi ungeweza kuripoti moja kwa moja kwa Tiberio wakati wa tukio la ngao ya nadhiri. Kwa hivyo, shtaka lililorekodiwa katika </w:t>
       </w:r>
-      <w:hyperlink r:id="rId782">
+      <w:hyperlink r:id="rId802">
         <w:r>
           <w:rPr>
             <w:lang w:val="sw_KE" w:bidi="sw_KE"/>
@@ -26993,7 +27891,7 @@
         </w:rPr>
         <w:t xml:space="preserve">Mungu ana nguvu zote. Nguvu zote nyingine zinatoka kwake na ziko chini ya udhibiti wake. Mengi ambayo Biblia inasema yamejumlishwa katika maneno ya </w:t>
       </w:r>
-      <w:hyperlink r:id="rId783">
+      <w:hyperlink r:id="rId803">
         <w:r>
           <w:rPr>
             <w:lang w:val="sw_KE" w:bidi="sw_KE"/>
@@ -27025,7 +27923,7 @@
         </w:rPr>
         <w:t>Biblia mara nyingi inaelezea nguvu za Mungu kama "mkono wake wenye nguvu" na "mkono ulionyoshwa" (</w:t>
       </w:r>
-      <w:hyperlink r:id="rId784">
+      <w:hyperlink r:id="rId804">
         <w:r>
           <w:rPr>
             <w:lang w:val="sw_KE" w:bidi="sw_KE"/>
@@ -27043,7 +27941,7 @@
         </w:rPr>
         <w:t xml:space="preserve">; </w:t>
       </w:r>
-      <w:hyperlink r:id="rId785">
+      <w:hyperlink r:id="rId805">
         <w:r>
           <w:rPr>
             <w:lang w:val="sw_KE" w:bidi="sw_KE"/>
@@ -27061,7 +27959,7 @@
         </w:rPr>
         <w:t xml:space="preserve">; </w:t>
       </w:r>
-      <w:hyperlink r:id="rId786">
+      <w:hyperlink r:id="rId806">
         <w:r>
           <w:rPr>
             <w:lang w:val="sw_KE" w:bidi="sw_KE"/>
@@ -27097,7 +27995,7 @@
         </w:rPr>
         <w:t>uumbaji (</w:t>
       </w:r>
-      <w:hyperlink r:id="rId787">
+      <w:hyperlink r:id="rId807">
         <w:r>
           <w:rPr>
             <w:lang w:val="sw_KE" w:bidi="sw_KE"/>
@@ -27115,7 +28013,7 @@
         </w:rPr>
         <w:t xml:space="preserve">; </w:t>
       </w:r>
-      <w:hyperlink r:id="rId788">
+      <w:hyperlink r:id="rId808">
         <w:r>
           <w:rPr>
             <w:lang w:val="sw_KE" w:bidi="sw_KE"/>
@@ -27133,7 +28031,7 @@
         </w:rPr>
         <w:t xml:space="preserve">; </w:t>
       </w:r>
-      <w:hyperlink r:id="rId789">
+      <w:hyperlink r:id="rId809">
         <w:r>
           <w:rPr>
             <w:lang w:val="sw_KE" w:bidi="sw_KE"/>
@@ -27151,7 +28049,7 @@
         </w:rPr>
         <w:t xml:space="preserve">; </w:t>
       </w:r>
-      <w:hyperlink r:id="rId790">
+      <w:hyperlink r:id="rId810">
         <w:r>
           <w:rPr>
             <w:lang w:val="sw_KE" w:bidi="sw_KE"/>
@@ -27187,7 +28085,7 @@
         </w:rPr>
         <w:t>Utawala wa Mungu juu ya dunia (</w:t>
       </w:r>
-      <w:hyperlink r:id="rId791">
+      <w:hyperlink r:id="rId811">
         <w:r>
           <w:rPr>
             <w:lang w:val="sw_KE" w:bidi="sw_KE"/>
@@ -27223,7 +28121,7 @@
         </w:rPr>
         <w:t>Matendo ya Mungu ya wokovu na hukumu (</w:t>
       </w:r>
-      <w:hyperlink r:id="rId792">
+      <w:hyperlink r:id="rId812">
         <w:r>
           <w:rPr>
             <w:lang w:val="sw_KE" w:bidi="sw_KE"/>
@@ -27241,7 +28139,7 @@
         </w:rPr>
         <w:t xml:space="preserve">; </w:t>
       </w:r>
-      <w:hyperlink r:id="rId793">
+      <w:hyperlink r:id="rId813">
         <w:r>
           <w:rPr>
             <w:lang w:val="sw_KE" w:bidi="sw_KE"/>
@@ -27277,7 +28175,7 @@
         </w:rPr>
         <w:t>Akisaidia watu wake (</w:t>
       </w:r>
-      <w:hyperlink r:id="rId794">
+      <w:hyperlink r:id="rId814">
         <w:r>
           <w:rPr>
             <w:lang w:val="sw_KE" w:bidi="sw_KE"/>
@@ -27309,7 +28207,7 @@
         </w:rPr>
         <w:t xml:space="preserve">Agano Jipya pia linazungumzia nguvu kuu za Mungu. </w:t>
       </w:r>
-      <w:hyperlink r:id="rId795">
+      <w:hyperlink r:id="rId815">
         <w:r>
           <w:rPr>
             <w:lang w:val="sw_KE" w:bidi="sw_KE"/>
@@ -27327,7 +28225,7 @@
         </w:rPr>
         <w:t xml:space="preserve"> inasema kwamba nguvu zake hazina mipaka. Katika </w:t>
       </w:r>
-      <w:hyperlink r:id="rId796">
+      <w:hyperlink r:id="rId816">
         <w:r>
           <w:rPr>
             <w:lang w:val="sw_KE" w:bidi="sw_KE"/>
@@ -27388,7 +28286,7 @@
         </w:rPr>
         <w:t>wanyama, kama vile ng'ombe wa mwituni, farasi, na simba (</w:t>
       </w:r>
-      <w:hyperlink r:id="rId797">
+      <w:hyperlink r:id="rId817">
         <w:r>
           <w:rPr>
             <w:lang w:val="sw_KE" w:bidi="sw_KE"/>
@@ -27406,7 +28304,7 @@
         </w:rPr>
         <w:t xml:space="preserve">; </w:t>
       </w:r>
-      <w:hyperlink r:id="rId798">
+      <w:hyperlink r:id="rId818">
         <w:r>
           <w:rPr>
             <w:lang w:val="sw_KE" w:bidi="sw_KE"/>
@@ -27474,7 +28372,7 @@
         </w:rPr>
         <w:t>nguvu za kimwili (</w:t>
       </w:r>
-      <w:hyperlink r:id="rId799">
+      <w:hyperlink r:id="rId819">
         <w:r>
           <w:rPr>
             <w:lang w:val="sw_KE" w:bidi="sw_KE"/>
@@ -27510,7 +28408,7 @@
         </w:rPr>
         <w:t>nguvu ya kupigana (</w:t>
       </w:r>
-      <w:hyperlink r:id="rId800">
+      <w:hyperlink r:id="rId820">
         <w:r>
           <w:rPr>
             <w:lang w:val="sw_KE" w:bidi="sw_KE"/>
@@ -27546,7 +28444,7 @@
         </w:rPr>
         <w:t>uwezo wa kufanya mema na uwezo wa kudhuru (</w:t>
       </w:r>
-      <w:hyperlink r:id="rId801">
+      <w:hyperlink r:id="rId821">
         <w:r>
           <w:rPr>
             <w:lang w:val="sw_KE" w:bidi="sw_KE"/>
@@ -27564,7 +28462,7 @@
         </w:rPr>
         <w:t xml:space="preserve">; </w:t>
       </w:r>
-      <w:hyperlink r:id="rId802">
+      <w:hyperlink r:id="rId822">
         <w:r>
           <w:rPr>
             <w:lang w:val="sw_KE" w:bidi="sw_KE"/>
@@ -27582,7 +28480,7 @@
         </w:rPr>
         <w:t xml:space="preserve">; </w:t>
       </w:r>
-      <w:hyperlink r:id="rId803">
+      <w:hyperlink r:id="rId823">
         <w:r>
           <w:rPr>
             <w:lang w:val="sw_KE" w:bidi="sw_KE"/>
@@ -27614,7 +28512,7 @@
         </w:rPr>
         <w:t>Watawala wana nguvu na mamlaka waliyopewa na Mungu (</w:t>
       </w:r>
-      <w:hyperlink r:id="rId804">
+      <w:hyperlink r:id="rId824">
         <w:r>
           <w:rPr>
             <w:lang w:val="sw_KE" w:bidi="sw_KE"/>
@@ -27646,7 +28544,7 @@
         </w:rPr>
         <w:t>Biblia pia inazungumzia nguvu za malaika (</w:t>
       </w:r>
-      <w:hyperlink r:id="rId805">
+      <w:hyperlink r:id="rId825">
         <w:r>
           <w:rPr>
             <w:lang w:val="sw_KE" w:bidi="sw_KE"/>
@@ -27664,7 +28562,7 @@
         </w:rPr>
         <w:t xml:space="preserve">) na viumbe wa kiroho wanaoitwa “falme na mamlaka.” Shetani pia ana nguvu (tazama </w:t>
       </w:r>
-      <w:hyperlink r:id="rId806">
+      <w:hyperlink r:id="rId826">
         <w:r>
           <w:rPr>
             <w:lang w:val="sw_KE" w:bidi="sw_KE"/>
@@ -27682,7 +28580,7 @@
         </w:rPr>
         <w:t xml:space="preserve">; </w:t>
       </w:r>
-      <w:hyperlink r:id="rId807">
+      <w:hyperlink r:id="rId827">
         <w:r>
           <w:rPr>
             <w:lang w:val="sw_KE" w:bidi="sw_KE"/>
@@ -27700,7 +28598,7 @@
         </w:rPr>
         <w:t>). Dhambi, uovu, na kifo vinaruhusiwa kuwa na nguvu fulani juu ya wanadamu (</w:t>
       </w:r>
-      <w:hyperlink r:id="rId808">
+      <w:hyperlink r:id="rId828">
         <w:r>
           <w:rPr>
             <w:lang w:val="sw_KE" w:bidi="sw_KE"/>
@@ -27718,7 +28616,7 @@
         </w:rPr>
         <w:t xml:space="preserve">; </w:t>
       </w:r>
-      <w:hyperlink r:id="rId809">
+      <w:hyperlink r:id="rId829">
         <w:r>
           <w:rPr>
             <w:lang w:val="sw_KE" w:bidi="sw_KE"/>
@@ -27736,7 +28634,7 @@
         </w:rPr>
         <w:t xml:space="preserve">; </w:t>
       </w:r>
-      <w:hyperlink r:id="rId810">
+      <w:hyperlink r:id="rId830">
         <w:r>
           <w:rPr>
             <w:lang w:val="sw_KE" w:bidi="sw_KE"/>
@@ -27768,7 +28666,7 @@
         </w:rPr>
         <w:t>Haya yote yana nguvu ndogo, na Mungu huwapa watu wake nguvu ya kushinda nguvu hizi zote. Anaweza kuwalinda kutoka kwa wanyama wa porini (</w:t>
       </w:r>
-      <w:hyperlink r:id="rId811">
+      <w:hyperlink r:id="rId831">
         <w:r>
           <w:rPr>
             <w:lang w:val="sw_KE" w:bidi="sw_KE"/>
@@ -27804,7 +28702,7 @@
         </w:rPr>
         <w:t>) na kutoka kwa udhibiti wa watu wengine. Yesu alimwambia Pilato, “Wewe hungekuwa na mamlaka yoyote juu Yangu kama haingekuwa imepewa kwako kutoka juu” (</w:t>
       </w:r>
-      <w:hyperlink r:id="rId812">
+      <w:hyperlink r:id="rId832">
         <w:r>
           <w:rPr>
             <w:lang w:val="sw_KE" w:bidi="sw_KE"/>
@@ -27822,7 +28720,7 @@
         </w:rPr>
         <w:t>). Mungu anaweza kuwaokoa watu kutoka kwa dhambi, kifo, Shetani, na nguvu zote za kiroho za uovu (</w:t>
       </w:r>
-      <w:hyperlink r:id="rId813">
+      <w:hyperlink r:id="rId833">
         <w:r>
           <w:rPr>
             <w:lang w:val="sw_KE" w:bidi="sw_KE"/>
@@ -27840,7 +28738,7 @@
         </w:rPr>
         <w:t xml:space="preserve">; </w:t>
       </w:r>
-      <w:hyperlink r:id="rId814">
+      <w:hyperlink r:id="rId834">
         <w:r>
           <w:rPr>
             <w:lang w:val="sw_KE" w:bidi="sw_KE"/>
@@ -27858,7 +28756,7 @@
         </w:rPr>
         <w:t>). “Mtawala wa ulimwengu huu” hana nguvu juu ya Kristo (</w:t>
       </w:r>
-      <w:hyperlink r:id="rId815">
+      <w:hyperlink r:id="rId835">
         <w:r>
           <w:rPr>
             <w:lang w:val="sw_KE" w:bidi="sw_KE"/>
@@ -27919,7 +28817,7 @@
         </w:rPr>
         <w:t>miujiza (</w:t>
       </w:r>
-      <w:hyperlink r:id="rId816">
+      <w:hyperlink r:id="rId836">
         <w:r>
           <w:rPr>
             <w:lang w:val="sw_KE" w:bidi="sw_KE"/>
@@ -27937,7 +28835,7 @@
         </w:rPr>
         <w:t xml:space="preserve">; </w:t>
       </w:r>
-      <w:hyperlink r:id="rId817">
+      <w:hyperlink r:id="rId837">
         <w:r>
           <w:rPr>
             <w:lang w:val="sw_KE" w:bidi="sw_KE"/>
@@ -27991,7 +28889,7 @@
         </w:rPr>
         <w:t>kutolewa pepo (</w:t>
       </w:r>
-      <w:hyperlink r:id="rId818">
+      <w:hyperlink r:id="rId838">
         <w:r>
           <w:rPr>
             <w:lang w:val="sw_KE" w:bidi="sw_KE"/>
@@ -28009,7 +28907,7 @@
         </w:rPr>
         <w:t xml:space="preserve">; </w:t>
       </w:r>
-      <w:hyperlink r:id="rId819">
+      <w:hyperlink r:id="rId839">
         <w:r>
           <w:rPr>
             <w:lang w:val="sw_KE" w:bidi="sw_KE"/>
@@ -28027,7 +28925,7 @@
         </w:rPr>
         <w:t xml:space="preserve">; </w:t>
       </w:r>
-      <w:hyperlink r:id="rId820">
+      <w:hyperlink r:id="rId840">
         <w:r>
           <w:rPr>
             <w:lang w:val="sw_KE" w:bidi="sw_KE"/>
@@ -28045,7 +28943,7 @@
         </w:rPr>
         <w:t xml:space="preserve">; </w:t>
       </w:r>
-      <w:hyperlink r:id="rId821">
+      <w:hyperlink r:id="rId841">
         <w:r>
           <w:rPr>
             <w:lang w:val="sw_KE" w:bidi="sw_KE"/>
@@ -28077,7 +28975,7 @@
         </w:rPr>
         <w:t>Kufufuka kwake kunaonyesha nguvu zake kuu. Yesu alizungumza kuhusu uwezo wake wa kuweka chini maisha yake na kuyachukua tena (</w:t>
       </w:r>
-      <w:hyperlink r:id="rId822">
+      <w:hyperlink r:id="rId842">
         <w:r>
           <w:rPr>
             <w:lang w:val="sw_KE" w:bidi="sw_KE"/>
@@ -28095,7 +28993,7 @@
         </w:rPr>
         <w:t>), lakini Agano Jipya mara nyingi linataja nguvu za Mungu Baba katika kumfufua Mwanawe kutoka kwa wafu (</w:t>
       </w:r>
-      <w:hyperlink r:id="rId823">
+      <w:hyperlink r:id="rId843">
         <w:r>
           <w:rPr>
             <w:lang w:val="sw_KE" w:bidi="sw_KE"/>
@@ -28113,7 +29011,7 @@
         </w:rPr>
         <w:t xml:space="preserve">; </w:t>
       </w:r>
-      <w:hyperlink r:id="rId824">
+      <w:hyperlink r:id="rId844">
         <w:r>
           <w:rPr>
             <w:lang w:val="sw_KE" w:bidi="sw_KE"/>
@@ -28131,7 +29029,7 @@
         </w:rPr>
         <w:t>). Hatimaye, atakuja na nguvu na utukufu mkuu (</w:t>
       </w:r>
-      <w:hyperlink r:id="rId825">
+      <w:hyperlink r:id="rId845">
         <w:r>
           <w:rPr>
             <w:lang w:val="sw_KE" w:bidi="sw_KE"/>
@@ -28149,7 +29047,7 @@
         </w:rPr>
         <w:t>). Wakati wa maisha yake duniani, alifanya kazi zake zenye nguvu kupitia Roho Mtakatifu (</w:t>
       </w:r>
-      <w:hyperlink r:id="rId826">
+      <w:hyperlink r:id="rId846">
         <w:r>
           <w:rPr>
             <w:lang w:val="sw_KE" w:bidi="sw_KE"/>
@@ -28167,7 +29065,7 @@
         </w:rPr>
         <w:t xml:space="preserve">; </w:t>
       </w:r>
-      <w:hyperlink r:id="rId821">
+      <w:hyperlink r:id="rId841">
         <w:r>
           <w:rPr>
             <w:lang w:val="sw_KE" w:bidi="sw_KE"/>
@@ -28210,7 +29108,7 @@
         </w:rPr>
         <w:t>Kwenye Agano la Kale, Mungu mara nyingi huwafanya wanyonge kuwa na nguvu. Anawapa nguvu wale ambao ni wanyonge (</w:t>
       </w:r>
-      <w:hyperlink r:id="rId827">
+      <w:hyperlink r:id="rId847">
         <w:r>
           <w:rPr>
             <w:lang w:val="sw_KE" w:bidi="sw_KE"/>
@@ -28228,7 +29126,7 @@
         </w:rPr>
         <w:t>) ili waweze kuwa na nguvu zaidi (</w:t>
       </w:r>
-      <w:hyperlink r:id="rId828">
+      <w:hyperlink r:id="rId848">
         <w:r>
           <w:rPr>
             <w:lang w:val="sw_KE" w:bidi="sw_KE"/>
@@ -28246,7 +29144,7 @@
         </w:rPr>
         <w:t xml:space="preserve">; tazama pia </w:t>
       </w:r>
-      <w:hyperlink r:id="rId829">
+      <w:hyperlink r:id="rId849">
         <w:r>
           <w:rPr>
             <w:lang w:val="sw_KE" w:bidi="sw_KE"/>
@@ -28264,7 +29162,7 @@
         </w:rPr>
         <w:t xml:space="preserve">; </w:t>
       </w:r>
-      <w:hyperlink r:id="rId830">
+      <w:hyperlink r:id="rId850">
         <w:r>
           <w:rPr>
             <w:lang w:val="sw_KE" w:bidi="sw_KE"/>
@@ -28282,7 +29180,7 @@
         </w:rPr>
         <w:t>). Nguvu zake zinapewa manabii (</w:t>
       </w:r>
-      <w:hyperlink r:id="rId831">
+      <w:hyperlink r:id="rId851">
         <w:r>
           <w:rPr>
             <w:lang w:val="sw_KE" w:bidi="sw_KE"/>
@@ -28300,7 +29198,7 @@
         </w:rPr>
         <w:t>) na wafalme (</w:t>
       </w:r>
-      <w:hyperlink r:id="rId832">
+      <w:hyperlink r:id="rId852">
         <w:r>
           <w:rPr>
             <w:lang w:val="sw_KE" w:bidi="sw_KE"/>
@@ -28318,7 +29216,7 @@
         </w:rPr>
         <w:t xml:space="preserve">; </w:t>
       </w:r>
-      <w:hyperlink r:id="rId833">
+      <w:hyperlink r:id="rId853">
         <w:r>
           <w:rPr>
             <w:lang w:val="sw_KE" w:bidi="sw_KE"/>
@@ -28336,7 +29234,7 @@
         </w:rPr>
         <w:t>). Nguvu zake zitapewa kwa namna ya pekee kwa Masihi (</w:t>
       </w:r>
-      <w:hyperlink r:id="rId834">
+      <w:hyperlink r:id="rId854">
         <w:r>
           <w:rPr>
             <w:lang w:val="sw_KE" w:bidi="sw_KE"/>
@@ -28354,7 +29252,7 @@
         </w:rPr>
         <w:t xml:space="preserve">; </w:t>
       </w:r>
-      <w:hyperlink r:id="rId835">
+      <w:hyperlink r:id="rId855">
         <w:r>
           <w:rPr>
             <w:lang w:val="sw_KE" w:bidi="sw_KE"/>
@@ -28372,7 +29270,7 @@
         </w:rPr>
         <w:t xml:space="preserve">; </w:t>
       </w:r>
-      <w:hyperlink r:id="rId836">
+      <w:hyperlink r:id="rId856">
         <w:r>
           <w:rPr>
             <w:lang w:val="sw_KE" w:bidi="sw_KE"/>
@@ -28390,7 +29288,7 @@
         </w:rPr>
         <w:t>). Lakini watu wote wa Mungu hupokea nguvu kuishi na kumtumikia Yeye (</w:t>
       </w:r>
-      <w:hyperlink r:id="rId837">
+      <w:hyperlink r:id="rId857">
         <w:r>
           <w:rPr>
             <w:lang w:val="sw_KE" w:bidi="sw_KE"/>
@@ -28422,7 +29320,7 @@
         </w:rPr>
         <w:t>Kwenye Agano Jipya, injili inaelezewa kama nguvu ya Mungu ya kuwaokoa wote wanaoamini (</w:t>
       </w:r>
-      <w:hyperlink r:id="rId838">
+      <w:hyperlink r:id="rId858">
         <w:r>
           <w:rPr>
             <w:lang w:val="sw_KE" w:bidi="sw_KE"/>
@@ -28440,7 +29338,7 @@
         </w:rPr>
         <w:t>). “Lakini kwa wote waliompokea Yeye [Yesu Kristo], kwa wale waliamini katika jina lake, aliwapa haki ya kuwa watoto wa Mungu” (</w:t>
       </w:r>
-      <w:hyperlink r:id="rId839">
+      <w:hyperlink r:id="rId859">
         <w:r>
           <w:rPr>
             <w:lang w:val="sw_KE" w:bidi="sw_KE"/>
@@ -28508,7 +29406,7 @@
         </w:rPr>
         <w:t>nguvu ya kuishi katika huduma yake (</w:t>
       </w:r>
-      <w:hyperlink r:id="rId840">
+      <w:hyperlink r:id="rId860">
         <w:r>
           <w:rPr>
             <w:lang w:val="sw_KE" w:bidi="sw_KE"/>
@@ -28544,7 +29442,7 @@
         </w:rPr>
         <w:t>nguvu ya kuwa mashahidi wake (</w:t>
       </w:r>
-      <w:hyperlink r:id="rId841">
+      <w:hyperlink r:id="rId861">
         <w:r>
           <w:rPr>
             <w:lang w:val="sw_KE" w:bidi="sw_KE"/>
@@ -28562,7 +29460,7 @@
         </w:rPr>
         <w:t xml:space="preserve">; </w:t>
       </w:r>
-      <w:hyperlink r:id="rId842">
+      <w:hyperlink r:id="rId862">
         <w:r>
           <w:rPr>
             <w:lang w:val="sw_KE" w:bidi="sw_KE"/>
@@ -28598,7 +29496,7 @@
         </w:rPr>
         <w:t>nguvu ya kuvumilia mateso (</w:t>
       </w:r>
-      <w:hyperlink r:id="rId843">
+      <w:hyperlink r:id="rId863">
         <w:r>
           <w:rPr>
             <w:lang w:val="sw_KE" w:bidi="sw_KE"/>
@@ -28634,7 +29532,7 @@
         </w:rPr>
         <w:t>nguvu kwa huduma (</w:t>
       </w:r>
-      <w:hyperlink r:id="rId844">
+      <w:hyperlink r:id="rId864">
         <w:r>
           <w:rPr>
             <w:lang w:val="sw_KE" w:bidi="sw_KE"/>
@@ -28670,7 +29568,7 @@
         </w:rPr>
         <w:t>nguvu mbele ya udhaifu (</w:t>
       </w:r>
-      <w:hyperlink r:id="rId845">
+      <w:hyperlink r:id="rId865">
         <w:r>
           <w:rPr>
             <w:lang w:val="sw_KE" w:bidi="sw_KE"/>
@@ -28706,7 +29604,7 @@
         </w:rPr>
         <w:t>nguvu kupitia maombi (</w:t>
       </w:r>
-      <w:hyperlink r:id="rId846">
+      <w:hyperlink r:id="rId866">
         <w:r>
           <w:rPr>
             <w:lang w:val="sw_KE" w:bidi="sw_KE"/>
@@ -28742,7 +29640,7 @@
         </w:rPr>
         <w:t>nguvu ya kuwekwa mbali na uovu (</w:t>
       </w:r>
-      <w:hyperlink r:id="rId521">
+      <w:hyperlink r:id="rId541">
         <w:r>
           <w:rPr>
             <w:lang w:val="sw_KE" w:bidi="sw_KE"/>
@@ -28774,7 +29672,7 @@
         </w:rPr>
         <w:t>Wale wanaofanya mambo makubwa kwa ajili ya Kristo hawafanyi hivyo kwa uwezo wao wenyewe (</w:t>
       </w:r>
-      <w:hyperlink r:id="rId847">
+      <w:hyperlink r:id="rId867">
         <w:r>
           <w:rPr>
             <w:lang w:val="sw_KE" w:bidi="sw_KE"/>
@@ -28792,7 +29690,7 @@
         </w:rPr>
         <w:t>). Wanatoka wakijua kwamba kila kitu kiko chini ya udhibiti Wake na kwamba Yeye atakuwa nao daima (</w:t>
       </w:r>
-      <w:hyperlink r:id="rId848">
+      <w:hyperlink r:id="rId868">
         <w:r>
           <w:rPr>
             <w:lang w:val="sw_KE" w:bidi="sw_KE"/>
@@ -28916,7 +29814,7 @@
         </w:rPr>
         <w:t xml:space="preserve"> “watu wazima”). Kazi ya maafisa ilikuwa ni kulichunga kundi la Mungu (kama mchungaji anavyolichunga kundi la kondoo) lililokuwa chini ya uangalizi wao (</w:t>
       </w:r>
-      <w:hyperlink r:id="rId612">
+      <w:hyperlink r:id="rId632">
         <w:r>
           <w:rPr>
             <w:lang w:val="sw_KE" w:bidi="sw_KE"/>
@@ -28952,7 +29850,7 @@
         </w:rPr>
         <w:t>Wazee waliitwa kufanya kazi ya kuhubiri na kufundisha (</w:t>
       </w:r>
-      <w:hyperlink r:id="rId849">
+      <w:hyperlink r:id="rId869">
         <w:r>
           <w:rPr>
             <w:lang w:val="sw_KE" w:bidi="sw_KE"/>
@@ -28988,7 +29886,7 @@
         </w:rPr>
         <w:t>Wazee waliitwa kutembelea, kusali juu ya, na kupaka mafuta wagonjwa (</w:t>
       </w:r>
-      <w:hyperlink r:id="rId850">
+      <w:hyperlink r:id="rId870">
         <w:r>
           <w:rPr>
             <w:lang w:val="sw_KE" w:bidi="sw_KE"/>
@@ -29024,7 +29922,7 @@
         </w:rPr>
         <w:t>Wazee waliitwa kusimamia msaada wa njaa (</w:t>
       </w:r>
-      <w:hyperlink r:id="rId851">
+      <w:hyperlink r:id="rId871">
         <w:r>
           <w:rPr>
             <w:lang w:val="sw_KE" w:bidi="sw_KE"/>
@@ -29060,7 +29958,7 @@
         </w:rPr>
         <w:t>Wazee waliitwa kusimamia kwa ujumla mambo ya kanisa (</w:t>
       </w:r>
-      <w:hyperlink r:id="rId852">
+      <w:hyperlink r:id="rId872">
         <w:r>
           <w:rPr>
             <w:lang w:val="sw_KE" w:bidi="sw_KE"/>
@@ -29078,7 +29976,7 @@
         </w:rPr>
         <w:t xml:space="preserve">; </w:t>
       </w:r>
-      <w:hyperlink r:id="rId853">
+      <w:hyperlink r:id="rId873">
         <w:r>
           <w:rPr>
             <w:lang w:val="sw_KE" w:bidi="sw_KE"/>
@@ -29110,7 +30008,7 @@
         </w:rPr>
         <w:t>Ushahidi unaonyesha kwamba wazee wote walikuwa na hadhi sawa. Maneno "mzee" na "askofu" mwanzoni yalitumiwa kwa kubadilishana (</w:t>
       </w:r>
-      <w:hyperlink r:id="rId854">
+      <w:hyperlink r:id="rId874">
         <w:r>
           <w:rPr>
             <w:lang w:val="sw_KE" w:bidi="sw_KE"/>
@@ -29128,7 +30026,7 @@
         </w:rPr>
         <w:t xml:space="preserve">; </w:t>
       </w:r>
-      <w:hyperlink r:id="rId855">
+      <w:hyperlink r:id="rId875">
         <w:r>
           <w:rPr>
             <w:lang w:val="sw_KE" w:bidi="sw_KE"/>
@@ -29146,7 +30044,7 @@
         </w:rPr>
         <w:t xml:space="preserve">; </w:t>
       </w:r>
-      <w:hyperlink r:id="rId856">
+      <w:hyperlink r:id="rId876">
         <w:r>
           <w:rPr>
             <w:lang w:val="sw_KE" w:bidi="sw_KE"/>
@@ -29347,7 +30245,7 @@
         </w:rPr>
         <w:t>Inahusu ujumbe wa kwanza wa ukombozi ambao Mungu alitoa baada ya kuanguka kwa Adamu (wakati wanadamu walipotenda dhambi kwa mara ya kwanza). Akizungumza na Shetani (aliyejivika katika nyoka), Mungu alisema, "Nitaweka uadui kati yako na mwanamke, na kati ya uzao wako na uzao wake. Yeye ataponda kichwa chako, na wewe utamgonga kisigino" (</w:t>
       </w:r>
-      <w:hyperlink r:id="rId857">
+      <w:hyperlink r:id="rId877">
         <w:r>
           <w:rPr>
             <w:lang w:val="sw_KE" w:bidi="sw_KE"/>
@@ -29379,7 +30277,7 @@
         </w:rPr>
         <w:t>Kwenye protevangelium hii (au injili ya kwanza), tunapata Ufunuo wa kwanza kuhusu ubinadamu (uzao wake) na uungu (kuponda kichwa cha nyoka) wa Mkombozi mkuu. Mungu anaahidi Mkombozi ambaye atamshinda Shetani lakini atateseka katika mchakato huo. Hii inahusu kifo cha Yesu msalabani. Katika mateso ya kifo hicho, Yesu alimshinda ibilisi aliyekuwa na nguvu za kifo (</w:t>
       </w:r>
-      <w:hyperlink r:id="rId858">
+      <w:hyperlink r:id="rId878">
         <w:r>
           <w:rPr>
             <w:lang w:val="sw_KE" w:bidi="sw_KE"/>
@@ -29445,7 +30343,7 @@
         </w:rPr>
         <w:t>Neno pumziko linamaanisha uhuru kutoka kwa kazi au shughuli. Imani ya Kikristo kuhusu pumziko inatokana na pumziko la Mungu mwenyewe. Baada ya kukamilisha kazi ya Uumbaji katika siku sita, Mungu “kwa hiyo siku hiyo alipumzika kutoka kwa kazi zake zote” (</w:t>
       </w:r>
-      <w:hyperlink r:id="rId859">
+      <w:hyperlink r:id="rId879">
         <w:r>
           <w:rPr>
             <w:lang w:val="sw_KE" w:bidi="sw_KE"/>
@@ -29463,7 +30361,7 @@
         </w:rPr>
         <w:t>). Tukio hili linatoa msingi wa sabato ya Kiebrania, siku ya kupumzika ya kila wiki. Neno "sabato" lenyewe linamaanisha pumziko kwa Kiebrania. Wazo la kupumzika siku ya saba linaonekana kama sehemu ya mpangilio wa Uumbaji. Amri ya nne inasema kuweka sabato kwa Mungu. Fanya kazi kwa siku sita tu. Mungu aliumba kila kitu katika siku sita na alipumzika siku ya saba (</w:t>
       </w:r>
-      <w:hyperlink r:id="rId860">
+      <w:hyperlink r:id="rId880">
         <w:r>
           <w:rPr>
             <w:lang w:val="sw_KE" w:bidi="sw_KE"/>
@@ -29495,7 +30393,7 @@
         </w:rPr>
         <w:t xml:space="preserve">Wazo la kibiblia la pumziko siyo tu kuhusu zamani (Uumbaji) na sasa (pumziko la kila wiki). Pia linahusu siku zijazo. Pumziko hili la baadaye linaashiriwa na safari ya Waisraeli chini ya Mose kutoka utumwani Misri hadi "pumziko" la Nchi ya Ahadi. Walipata pumziko hili chini ya Yoshua, ambaye aliwaongoza kuingia katika nchi na kuwafanya wakae huko (tazama </w:t>
       </w:r>
-      <w:hyperlink r:id="rId861">
+      <w:hyperlink r:id="rId881">
         <w:r>
           <w:rPr>
             <w:lang w:val="sw_KE" w:bidi="sw_KE"/>
@@ -29527,7 +30425,7 @@
         </w:rPr>
         <w:t>Miaka 40 ya kutangatanga katika nyika ilimaanisha kwamba watu wazima waliotoka Misri na Mose hawakuingia katika Nchi ya Ahadi. Walijiletea hukumu hii wenyewe kutokana na kutokuwa na shukrani na uasi wao (</w:t>
       </w:r>
-      <w:hyperlink r:id="rId862">
+      <w:hyperlink r:id="rId882">
         <w:r>
           <w:rPr>
             <w:lang w:val="sw_KE" w:bidi="sw_KE"/>
@@ -29545,7 +30443,7 @@
         </w:rPr>
         <w:t>). Karne nyingi baadaye, Mungu aliwaonya wazao wao. Alisema wasiwe na mioyo migumu, la sivyo wanaweza kukosa pumziko lake. "Leo, mkisikia sauti yake, msifanye mioyo yenu kuwa migumu" (</w:t>
       </w:r>
-      <w:hyperlink r:id="rId863">
+      <w:hyperlink r:id="rId883">
         <w:r>
           <w:rPr>
             <w:lang w:val="sw_KE" w:bidi="sw_KE"/>
@@ -29563,7 +30461,7 @@
         </w:rPr>
         <w:t>). Mwandishi wa Waebrania ananukuu kifungu hiki (</w:t>
       </w:r>
-      <w:hyperlink r:id="rId864">
+      <w:hyperlink r:id="rId884">
         <w:r>
           <w:rPr>
             <w:lang w:val="sw_KE" w:bidi="sw_KE"/>
@@ -29581,7 +30479,7 @@
         </w:rPr>
         <w:t xml:space="preserve">; </w:t>
       </w:r>
-      <w:hyperlink r:id="rId865">
+      <w:hyperlink r:id="rId885">
         <w:r>
           <w:rPr>
             <w:lang w:val="sw_KE" w:bidi="sw_KE"/>
@@ -29599,7 +30497,7 @@
         </w:rPr>
         <w:t>) kuonyesha kwamba pumziko la Mungu si sehemu tu ya historia. Ahadi ya kuingia katika pumziko lake bado iko wazi. Neno "leo" linaonyesha kwamba siku ya neema bado ipo: "Kwa maana kama Yoshua angewapa pumziko, Mungu asingesema baadaye juu ya siku nyingine. Kwa hiyo, bado kuna pumziko la sabato kwa watu wa Mungu" (</w:t>
       </w:r>
-      <w:hyperlink r:id="rId866">
+      <w:hyperlink r:id="rId886">
         <w:r>
           <w:rPr>
             <w:lang w:val="sw_KE" w:bidi="sw_KE"/>
@@ -29631,7 +30529,7 @@
         </w:rPr>
         <w:t>Kila mtu amealikwa kuingia katika pumziko la Mungu. Sabato ya kila wiki ni ukumbusho na tafakari ya pumziko hilo. Pumziko ambalo Waisraeli walipata katika Nchi ya Ahadi baada ya kutangatanga ni ishara ya pumziko la milele la Mungu. Watu wake watashiriki ndani yake. Pumziko ambalo Kristo anatoa kwa wale wanaokuja kwake (</w:t>
       </w:r>
-      <w:hyperlink r:id="rId867">
+      <w:hyperlink r:id="rId887">
         <w:r>
           <w:rPr>
             <w:lang w:val="sw_KE" w:bidi="sw_KE"/>
@@ -29649,7 +30547,7 @@
         </w:rPr>
         <w:t>) ni mwangaza na ahadi ya pumziko la kimungu linalowangojea. Pumziko baada ya kifo kwa waumini ambao wamelala usingizi katika Kristo” ni uzoefu wa kina wa pumziko hili: “Heri wafu—wale wanaokufa katika Bwana...watapumzika kutoka kwa kazi zao” (</w:t>
       </w:r>
-      <w:hyperlink r:id="rId868">
+      <w:hyperlink r:id="rId888">
         <w:r>
           <w:rPr>
             <w:lang w:val="sw_KE" w:bidi="sw_KE"/>
@@ -29667,7 +30565,7 @@
         </w:rPr>
         <w:t>). Lakini utimilifu kamili wa pumziko hili utatokea Kristo atakaporudi. Wakati huo, wote wanaomilikiwa naye wataakisi kabisa mfano wake (</w:t>
       </w:r>
-      <w:hyperlink r:id="rId869">
+      <w:hyperlink r:id="rId889">
         <w:r>
           <w:rPr>
             <w:lang w:val="sw_KE" w:bidi="sw_KE"/>
@@ -29685,7 +30583,7 @@
         </w:rPr>
         <w:t>). Wokovu utakuwa kamili. Watapata miili isiyoharibika, iliyotukuzwa (</w:t>
       </w:r>
-      <w:hyperlink r:id="rId870">
+      <w:hyperlink r:id="rId890">
         <w:r>
           <w:rPr>
             <w:lang w:val="sw_KE" w:bidi="sw_KE"/>
@@ -29703,7 +30601,7 @@
         </w:rPr>
         <w:t>). Uumbaji upya ambapo Uadilifu unakaa utaanzishwa (</w:t>
       </w:r>
-      <w:hyperlink r:id="rId871">
+      <w:hyperlink r:id="rId891">
         <w:r>
           <w:rPr>
             <w:lang w:val="sw_KE" w:bidi="sw_KE"/>
@@ -29735,7 +30633,7 @@
         </w:rPr>
         <w:t>Wakati huu utakuwa mwisho wa historia na wakati ambapo watu wa Mungu wataingia kikamilifu katika pumziko lao la milele. Ukombozi wa Kristo, uliopatikana msalabani, utatimizwa. Hii italeta pumziko na uhuru kutoka kwa dhambi zote. Pia inamaanisha uhuru kutoka kwa huzuni zote, maumivu, na kifo (</w:t>
       </w:r>
-      <w:hyperlink r:id="rId872">
+      <w:hyperlink r:id="rId892">
         <w:r>
           <w:rPr>
             <w:lang w:val="sw_KE" w:bidi="sw_KE"/>
@@ -29753,7 +30651,7 @@
         </w:rPr>
         <w:t xml:space="preserve">; </w:t>
       </w:r>
-      <w:hyperlink r:id="rId873">
+      <w:hyperlink r:id="rId893">
         <w:r>
           <w:rPr>
             <w:lang w:val="sw_KE" w:bidi="sw_KE"/>
@@ -29771,7 +30669,7 @@
         </w:rPr>
         <w:t xml:space="preserve">). Aidha, ubinadamu utaenea kwa uumbaji wote wa Mungu. Itakamilishwa kama ilivyokusudiwa awali (tazama </w:t>
       </w:r>
-      <w:hyperlink r:id="rId874">
+      <w:hyperlink r:id="rId894">
         <w:r>
           <w:rPr>
             <w:lang w:val="sw_KE" w:bidi="sw_KE"/>
@@ -29803,7 +30701,7 @@
         </w:rPr>
         <w:t>Pumziko halimaanishi kutokufanya kazi. Mungu alipumzika kutoka kazi ya Uumbaji, lakini bado anaendelea kuwa mwenye shughuli. Anadumisha yote aliyoyaumba na kutekeleza hukumu ya haki na wokovu wa neema. Yesu Kristo, kupitia maisha yake, kifo, ufufuo, na utukufu, ni Mungu katika hatua (</w:t>
       </w:r>
-      <w:hyperlink r:id="rId875">
+      <w:hyperlink r:id="rId895">
         <w:r>
           <w:rPr>
             <w:lang w:val="sw_KE" w:bidi="sw_KE"/>
@@ -29821,7 +30719,7 @@
         </w:rPr>
         <w:t>). Kama Yesu alivyosema, “Baba yangu anafanya kazi, nami pia ninafanya kazi” (</w:t>
       </w:r>
-      <w:hyperlink r:id="rId876">
+      <w:hyperlink r:id="rId896">
         <w:r>
           <w:rPr>
             <w:lang w:val="sw_KE" w:bidi="sw_KE"/>
@@ -29853,7 +30751,7 @@
         </w:rPr>
         <w:t xml:space="preserve">Kwa hivyo, yote ambayo Mkristo anapumzika kutoka kwayo yatawawezesha kuwa na furaha na kuendelea kuwa hai katika kumtumikia Mungu, Muumba na Mkombozi. Kwa upatanifu mkamilifu na kazi zote za Mungu, Wakristo wataimba sifa na kumtumikia Mungu wa Utatu kwa furaha. Furaha yao itakuwa kamilifu, bila upungufu au hitaji la kuboreshwa (tazama </w:t>
       </w:r>
-      <w:hyperlink r:id="rId877">
+      <w:hyperlink r:id="rId897">
         <w:r>
           <w:rPr>
             <w:lang w:val="sw_KE" w:bidi="sw_KE"/>
@@ -29871,7 +30769,7 @@
         </w:rPr>
         <w:t xml:space="preserve">; </w:t>
       </w:r>
-      <w:hyperlink r:id="rId878">
+      <w:hyperlink r:id="rId898">
         <w:r>
           <w:rPr>
             <w:lang w:val="sw_KE" w:bidi="sw_KE"/>
@@ -29889,7 +30787,7 @@
         </w:rPr>
         <w:t xml:space="preserve">; </w:t>
       </w:r>
-      <w:hyperlink r:id="rId879">
+      <w:hyperlink r:id="rId899">
         <w:r>
           <w:rPr>
             <w:lang w:val="sw_KE" w:bidi="sw_KE"/>
@@ -29907,7 +30805,7 @@
         </w:rPr>
         <w:t>). Hii itakuwa pumziko la sabato la milele ambalo lina mwanzo lakini halina mwisho: “Basi, na tufanye kila jitihada kuingia katika pumziko hilo” (</w:t>
       </w:r>
-      <w:hyperlink r:id="rId880">
+      <w:hyperlink r:id="rId900">
         <w:r>
           <w:rPr>
             <w:lang w:val="sw_KE" w:bidi="sw_KE"/>
@@ -30030,7 +30928,7 @@
         </w:rPr>
         <w:t xml:space="preserve">1. Mwandiko wa KJV kuhusu Putu, mwana wa tatu wa Hamu, katika </w:t>
       </w:r>
-      <w:hyperlink r:id="rId881">
+      <w:hyperlink r:id="rId901">
         <w:r>
           <w:rPr>
             <w:lang w:val="sw_KE" w:bidi="sw_KE"/>
@@ -30087,7 +30985,7 @@
         </w:rPr>
         <w:t xml:space="preserve">2. Tahajia ya KJV ya Putu, eneo lililo karibu na Misri kando ya Bahari ya Mediterania, katika </w:t>
       </w:r>
-      <w:hyperlink r:id="rId882">
+      <w:hyperlink r:id="rId902">
         <w:r>
           <w:rPr>
             <w:lang w:val="sw_KE" w:bidi="sw_KE"/>
@@ -30327,7 +31225,7 @@
         </w:rPr>
         <w:t>Baadaye, Walibya walipata nguvu zaidi na hatimaye wakachukua udhibiti wa Misri yenyewe. Walitawala Misri kupitia familia mbili za kifalme (au nasaba). Ya kwanza iliitwa nasaba ya Bubastite (karibu mwaka wa 946–720 KK), na ya pili ilikuwa nasaba ya Tanitic (karibu mwaka wa 792–720 KK). Wafalme hawa wa Libya walikuwa na majina tofauti na majina ya jadi ya Wamisri, kama vile Sheshonk, Osorkon, na Takelot. Mmoja wa wafalme hawa, Sheshonk, ametajwa katika Agano la Kale kwa jina Shishaki (</w:t>
       </w:r>
-      <w:hyperlink r:id="rId883">
+      <w:hyperlink r:id="rId903">
         <w:r>
           <w:rPr>
             <w:lang w:val="sw_KE" w:bidi="sw_KE"/>
@@ -30345,7 +31243,7 @@
         </w:rPr>
         <w:t xml:space="preserve">; </w:t>
       </w:r>
-      <w:hyperlink r:id="rId884">
+      <w:hyperlink r:id="rId904">
         <w:r>
           <w:rPr>
             <w:lang w:val="sw_KE" w:bidi="sw_KE"/>
@@ -30363,7 +31261,7 @@
         </w:rPr>
         <w:t xml:space="preserve">; </w:t>
       </w:r>
-      <w:hyperlink r:id="rId885">
+      <w:hyperlink r:id="rId905">
         <w:r>
           <w:rPr>
             <w:lang w:val="sw_KE" w:bidi="sw_KE"/>
@@ -30406,7 +31304,7 @@
         </w:rPr>
         <w:t>Biblia inaitaja Putu kwa mara ya kwanza katika orodha ya mataifa (</w:t>
       </w:r>
-      <w:hyperlink r:id="rId886">
+      <w:hyperlink r:id="rId906">
         <w:r>
           <w:rPr>
             <w:lang w:val="sw_KE" w:bidi="sw_KE"/>
@@ -30424,7 +31322,7 @@
         </w:rPr>
         <w:t>). Putu ametajwa kama mwana wa Hamu, pamoja na Kushi (Nubia, Wakushi), Misri, na Kanaani (</w:t>
       </w:r>
-      <w:hyperlink r:id="rId881">
+      <w:hyperlink r:id="rId901">
         <w:r>
           <w:rPr>
             <w:lang w:val="sw_KE" w:bidi="sw_KE"/>
@@ -30442,7 +31340,7 @@
         </w:rPr>
         <w:t xml:space="preserve">; linganisha </w:t>
       </w:r>
-      <w:hyperlink r:id="rId887">
+      <w:hyperlink r:id="rId907">
         <w:r>
           <w:rPr>
             <w:lang w:val="sw_KE" w:bidi="sw_KE"/>
@@ -30474,7 +31372,7 @@
         </w:rPr>
         <w:t>Nabii Yeremia anaelezea wanajeshi kutoka Putu na Kushi (Wakushi wa kale) kama mashujaa wenye ujuzi waliobeba ngao katika jeshi la Misri kwenye vita vya Karkemishi (</w:t>
       </w:r>
-      <w:hyperlink r:id="rId888">
+      <w:hyperlink r:id="rId908">
         <w:r>
           <w:rPr>
             <w:lang w:val="sw_KE" w:bidi="sw_KE"/>
@@ -30492,7 +31390,7 @@
         </w:rPr>
         <w:t>). Nabii Ezekieli anatueleza kwamba wanajeshi wa Putu pia walihudumu katika jeshi la mji wa Tiro, pamoja na mashujaa kutoka Uajemi na Ludi (</w:t>
       </w:r>
-      <w:hyperlink r:id="rId882">
+      <w:hyperlink r:id="rId902">
         <w:r>
           <w:rPr>
             <w:lang w:val="sw_KE" w:bidi="sw_KE"/>
@@ -30510,7 +31408,7 @@
         </w:rPr>
         <w:t>). Katika simulizi nyingine, nabii Nahumu anataja kwamba Putu na Walibya walikuwa washirika wa mji wa Misri wa Thebes, lakini hawakuweza kuilinda isishindwe na jeshi la Waashuru (</w:t>
       </w:r>
-      <w:hyperlink r:id="rId889">
+      <w:hyperlink r:id="rId909">
         <w:r>
           <w:rPr>
             <w:lang w:val="sw_KE" w:bidi="sw_KE"/>
@@ -30528,7 +31426,7 @@
         </w:rPr>
         <w:t>). Kitabu cha Danieli kinajumuisha unabii unaosema mtawala mwenye nguvu wa baadaye atakayepata udhibiti juu ya Walibya, Misri, Kushi, na nchi nyingine (</w:t>
       </w:r>
-      <w:hyperlink r:id="rId890">
+      <w:hyperlink r:id="rId910">
         <w:r>
           <w:rPr>
             <w:lang w:val="sw_KE" w:bidi="sw_KE"/>
@@ -30560,7 +31458,7 @@
         </w:rPr>
         <w:t>Kitabu cha Isaya kinataja mahali panapoitwa "Pulu" katika maandiko ya Kiebrania, lakini tafsiri ya Kiyunani ya Agano la Kale inatumia "Putu" badala yake (</w:t>
       </w:r>
-      <w:hyperlink r:id="rId891">
+      <w:hyperlink r:id="rId911">
         <w:r>
           <w:rPr>
             <w:lang w:val="sw_KE" w:bidi="sw_KE"/>
@@ -30592,7 +31490,7 @@
         </w:rPr>
         <w:t>Katika kitabu cha Ezekieli, wasomi wana maoni tofauti kuhusu majina yanayorejelea Libya. Wengine wanafikiri neno "Putu" linamaanisha Libya (</w:t>
       </w:r>
-      <w:hyperlink r:id="rId892">
+      <w:hyperlink r:id="rId912">
         <w:r>
           <w:rPr>
             <w:lang w:val="sw_KE" w:bidi="sw_KE"/>
@@ -30683,7 +31581,7 @@
         </w:rPr>
         <w:t>Mwana wa tatu kati ya wana wanne wa Hamu, ambaye huenda alikaa kaskazini mwa Afrika na labda ndiye baba wa watu wa Misri na Walubi (</w:t>
       </w:r>
-      <w:hyperlink r:id="rId881">
+      <w:hyperlink r:id="rId901">
         <w:r>
           <w:rPr>
             <w:lang w:val="sw_KE" w:bidi="sw_KE"/>
@@ -30701,7 +31599,7 @@
         </w:rPr>
         <w:t xml:space="preserve">; </w:t>
       </w:r>
-      <w:hyperlink r:id="rId887">
+      <w:hyperlink r:id="rId907">
         <w:r>
           <w:rPr>
             <w:lang w:val="sw_KE" w:bidi="sw_KE"/>

--- a/swh/docx/017.content.docx
+++ b/swh/docx/017.content.docx
@@ -19,7 +19,7 @@
         <w:rPr>
           <w:lang w:val="sw_KE" w:bidi="sw_KE"/>
         </w:rPr>
-        <w:t>Resource: Kamusi ya Biblia (Tyndale)</w:t>
+        <w:t>Resource: Tyndale Open Bible Dictionary</w:t>
       </w:r>
       <w:r>
         <w:rPr>
@@ -112,7 +112,7 @@
         <w:rPr>
           <w:lang w:val="sw_KE" w:bidi="sw_KE"/>
         </w:rPr>
-        <w:t>Kamusi ya Biblia (Tyndale)</w:t>
+        <w:t>Tyndale Open Bible Dictionary</w:t>
       </w:r>
     </w:p>
     <w:p>

--- a/swh/docx/017.content.docx
+++ b/swh/docx/017.content.docx
@@ -19,7 +19,7 @@
         <w:rPr>
           <w:lang w:val="sw_KE" w:bidi="sw_KE"/>
         </w:rPr>
-        <w:t>Resource: Tyndale Open Bible Dictionary</w:t>
+        <w:t>Resource: Aquifer Open Bible Dictionary</w:t>
       </w:r>
       <w:r>
         <w:rPr>
@@ -112,7 +112,7 @@
         <w:rPr>
           <w:lang w:val="sw_KE" w:bidi="sw_KE"/>
         </w:rPr>
-        <w:t>Tyndale Open Bible Dictionary</w:t>
+        <w:t>Aquifer Open Bible Dictionary</w:t>
       </w:r>
     </w:p>
     <w:p>
